--- a/docs/jiangao/《女装设计III》第09周_中国大陆课堂完整讲稿_中文.docx
+++ b/docs/jiangao/《女装设计III》第09周_中国大陆课堂完整讲稿_中文.docx
@@ -122,7 +122,7 @@
               <w:rPr>
                 <w:sz w:val="19"/>
               </w:rPr>
-              <w:t>本文件把第09周HTML课件改写为可直接在中国大陆课堂中发言的完整讲稿。页面顺序、案例、教材出处、时间分配、评价权重与证据边界全部沿用课件原文。课件为课堂25页、全部26页（多出的1页为课后查阅的“期末评价连接”）。本周两节课各有一段28分钟实作，讲授时间被压到很短，教师必须严格按页面上的分钟区间报时。</w:t>
+              <w:t>本文件把第09周HTML课件改写为可直接在中国大陆课堂中发言的完整讲稿。页面顺序、案例、教材出处、时间分配、评价权重与证据边界全部沿用课件原文。课件为课堂25页、全部26页（多出的1页为课后查阅的“期末评价连接”）。本周两节课各有一段28分钟实操，讲授时间被压到很短，教师必须严格按页面上的分钟区间报时。</w:t>
             </w:r>
           </w:p>
         </w:tc>
@@ -142,7 +142,7 @@
         <w:pStyle w:val="SpokenText"/>
       </w:pPr>
       <w:r>
-        <w:t>同学们好。上周Gate 2结束了，你们手上有两样东西：五套编排第二版，和两套已经验证过的白坯布样。今天要编辑的就是这两样。</w:t>
+        <w:t>同学们好。上周Gate 2结束了，你们手上有两样东西：五套编排第二版，和两套已经验证过的白坯样衣。今天要编辑的就是这两样。</w:t>
       </w:r>
     </w:p>
     <w:p>
@@ -150,7 +150,7 @@
         <w:pStyle w:val="SpokenText"/>
       </w:pPr>
       <w:r>
-        <w:t>先说今天这句话：系列不是相似造型的排列，而是常量维持识别、变量制造节奏、产品角色建立使用场景的编辑系统。</w:t>
+        <w:t>先说今天这句话：系列不是相似造型的排列，而是常量维持识别、变量制造节奏、产品角色建立用场景的编辑系统。</w:t>
       </w:r>
     </w:p>
     <w:p>
@@ -166,7 +166,7 @@
         <w:pStyle w:val="SpokenText"/>
       </w:pPr>
       <w:r>
-        <w:t>请摊开第08周Gate 2的评审结果与两套白坯布样照片，把评审当天写下的“条件通过”项抄到今天第一页。今天全程用这五套，不新起主题。</w:t>
+        <w:t>请摊开第08周Gate 2的评审结果和两套白坯样衣照片，把评审当天写下的“条件通过”项抄到今天第一页。今天全程用这五套，不新起主题。</w:t>
       </w:r>
     </w:p>
     <w:p>
@@ -182,7 +182,7 @@
         <w:pStyle w:val="SpokenText"/>
       </w:pPr>
       <w:r>
-        <w:t>还有一句要先说清楚：本周的取舍直接进入期末系列，期末不会再重来一次。所以今天做的判断，请认真做。</w:t>
+        <w:t>还有一句要先说清楚：这周的取舍直接进入期末系列，期末不会再重来一次。所以今天做的判断，请认真做。</w:t>
       </w:r>
     </w:p>
     <w:p>
@@ -769,7 +769,7 @@
               <w:rPr>
                 <w:sz w:val="18"/>
               </w:rPr>
-              <w:t>第1课时实作：28分钟四阶段（缩略·角色·架构·编辑）</w:t>
+              <w:t>第1课时实操：28分钟四阶段（缩略·角色·架构·编辑）</w:t>
             </w:r>
           </w:p>
         </w:tc>
@@ -928,7 +928,7 @@
               <w:rPr>
                 <w:sz w:val="18"/>
               </w:rPr>
-              <w:t>第2课时实作：28分钟四阶段（排序·搭配·评图·锁定）</w:t>
+              <w:t>第2课时实操：28分钟四阶段（排序·搭配·评图·锁定）</w:t>
             </w:r>
           </w:p>
         </w:tc>
@@ -1034,7 +1034,7 @@
               <w:rPr>
                 <w:sz w:val="18"/>
               </w:rPr>
-              <w:t>第10周准备与离堂句</w:t>
+              <w:t>第10周准备与一句话小结</w:t>
             </w:r>
           </w:p>
         </w:tc>
@@ -1051,7 +1051,7 @@
               <w:rPr>
                 <w:sz w:val="18"/>
               </w:rPr>
-              <w:t>写离堂句并提交</w:t>
+              <w:t>写一句话小结并提交</w:t>
             </w:r>
           </w:p>
         </w:tc>
@@ -1071,7 +1071,7 @@
         <w:pStyle w:val="LectureBullet"/>
       </w:pPr>
       <w:r>
-        <w:t>• 学生：Gate 2评审结果与两套白坯布样照片、五套编排第二版与角色说明、全部春夏草图、4—5厘米高的缩略图打印或复印件、服装卡片（可剪贴交换的上下装图块）。</w:t>
+        <w:t>• 学生：Gate 2评审结果与两套白坯样衣照片、五套编排第二版与角色说明、全部春夏草图、4—5厘米高的缩略图打印或复印件、服装卡片（可剪贴交换的上下装图块）。</w:t>
       </w:r>
     </w:p>
     <w:p>
@@ -1079,7 +1079,7 @@
         <w:pStyle w:val="LectureBullet"/>
       </w:pPr>
       <w:r>
-        <w:t>• 教师：28分钟计时器两次、缩略图墙用的墙面或长桌、产品角色标签（形象款／连接款／入口款／搭配款四色）、变量矩阵空白表。</w:t>
+        <w:t>• 教师：28分钟计时器两次、缩略图墙用的墙面或长桌、产品角色标签（形象款／过渡款／引流款／搭配款四色）、变量矩阵空白表。</w:t>
       </w:r>
     </w:p>
     <w:p>
@@ -1087,7 +1087,7 @@
         <w:pStyle w:val="LectureBullet"/>
       </w:pPr>
       <w:r>
-        <w:t>• 课堂资料：三组秀场并列图（度假系列、开合、强度）只作机制观察，不代表品牌官方版型说明；教材图像保持原始比例，仅做边界裁切。</w:t>
+        <w:t>• 课堂资料：三组秀场并列图（度假系列、开合、强度）只作原理观察，不代表品牌官方版型说明；教材图像保持原始比例，仅做边界裁切。</w:t>
       </w:r>
     </w:p>
     <w:p>
@@ -1201,7 +1201,7 @@
         <w:pStyle w:val="SpokenText"/>
       </w:pPr>
       <w:r>
-        <w:t>常量有两个。一是色域：淡粉、米白与黑，两个色域贯穿五套。二是垂挂：肩与腰的长带、系绳向下延伸，五套都有。</w:t>
+        <w:t>常量有两个。一是色域：淡粉、米白和黑，两个色域贯穿五套。二是垂挂：肩和腰的长带、系绳向下延伸，五套都有。</w:t>
       </w:r>
     </w:p>
     <w:p>
@@ -1217,7 +1217,7 @@
         <w:pStyle w:val="SpokenText"/>
       </w:pPr>
       <w:r>
-        <w:t>角色对应使用场景：01是形象款；02和04可以日常；05城市通勤最强。</w:t>
+        <w:t>角色对应用场景：01是形象款；02和04可以日常；05城市通勤最强。</w:t>
       </w:r>
     </w:p>
     <w:p>
@@ -1343,7 +1343,7 @@
         <w:pStyle w:val="SpokenText"/>
       </w:pPr>
       <w:r>
-        <w:t>第九到第十二周是季节系列开发阶段。本周是这一段的第一周：Gate 2反馈、春夏再编辑与产品深化。</w:t>
+        <w:t>第九到第十二周是季节系列开发阶段。这周是这一段的第一周：Gate 2反馈、春夏再编辑和产品深化。</w:t>
       </w:r>
     </w:p>
     <w:p>
@@ -1351,7 +1351,7 @@
         <w:pStyle w:val="SpokenText"/>
       </w:pPr>
       <w:r>
-        <w:t>下周第10周转到秋冬，从外套轴出发。今天锁定的五款，就是下周的起点。</w:t>
+        <w:t>下周第10周转到秋冬，从外套主线出发。今天锁定的五款，就是下周的起点。</w:t>
       </w:r>
     </w:p>
     <w:tbl>
@@ -1460,7 +1460,7 @@
         <w:pStyle w:val="SpokenText"/>
       </w:pPr>
       <w:r>
-        <w:t>单独定其中一项，另外三项就会失控。今天的安排是：常量与角色在第1课时定，搭配与顺序在第2课时定。</w:t>
+        <w:t>单独定其中一项，另外三项就会失控。今天的安排是：常量和角色在第1课时定，搭配和顺序在第2课时定。</w:t>
       </w:r>
     </w:p>
     <w:p>
@@ -1484,7 +1484,7 @@
         <w:pStyle w:val="SpokenText"/>
       </w:pPr>
       <w:r>
-        <w:t>提交要求：五套春夏系列编辑板，标出形象款、连接款、入口款，附单品清单、配色与材料索引。下课前交，缺一项不算完成。</w:t>
+        <w:t>提交要求：五套春夏系列编辑板，标出形象款、过渡款、引流款，附单品清单、配色和材料索引。下课前交，缺一项不算完成。</w:t>
       </w:r>
     </w:p>
     <w:p>
@@ -1492,7 +1492,7 @@
         <w:pStyle w:val="SpokenText"/>
       </w:pPr>
       <w:r>
-        <w:t>体例对照一句：本页的“关键判断”就是教学重点，“主要难点”就是教学难点，“当周成果”就是本周提交规格。</w:t>
+        <w:t>体例对照一句：本页的“关键判断”就是教学重点，“主要难点”就是教学难点，“当周成果”就是这周提交规格。</w:t>
       </w:r>
     </w:p>
     <w:p>
@@ -1555,7 +1555,7 @@
         <w:pStyle w:val="SlideMeta"/>
       </w:pPr>
       <w:r>
-        <w:t>建议时间：3.5分钟（含开场2分钟）　｜　课堂功能：第08周→第09周衔接与术语接续</w:t>
+        <w:t>建议时间：3.5分钟（含开场2分钟）　｜　课堂功能：第08周→第09周衔接与术语衔接</w:t>
       </w:r>
     </w:p>
     <w:tbl>
@@ -1602,7 +1602,7 @@
         <w:pStyle w:val="SpokenText"/>
       </w:pPr>
       <w:r>
-        <w:t>先花两分钟。请摊开第08周Gate 2的评审结果与两套白坯布样照片，把评审当天写下的“条件通过”项抄到今天第一页。</w:t>
+        <w:t>先花两分钟。请摊开第08周Gate 2的评审结果和两套白坯样衣照片，把评审当天写下的“条件通过”项抄到今天第一页。</w:t>
       </w:r>
     </w:p>
     <w:p>
@@ -1610,7 +1610,7 @@
         <w:pStyle w:val="SpokenText"/>
       </w:pPr>
       <w:r>
-        <w:t>第08周回答“哪两套值得做成实物”；本周回答“把这五套编成能穿、能搭、能卖的系统”。</w:t>
+        <w:t>第08周回答“哪两套值得做成实物”；这周回答“把这五套编成能穿、能搭、能卖的系统”。</w:t>
       </w:r>
     </w:p>
     <w:p>
@@ -1618,7 +1618,7 @@
         <w:pStyle w:val="SpokenText"/>
       </w:pPr>
       <w:r>
-        <w:t>看对照表。第08周交的五套系列编排第二版与角色说明，今天变成缩略图墙的起始素材和产品角色，用在第1课时实作。</w:t>
+        <w:t>看对照表。第08周交的五套系列编排第二版和角色说明，今天变成缩略图墙的起始素材和产品角色，用在第1课时实操。</w:t>
       </w:r>
     </w:p>
     <w:p>
@@ -1626,7 +1626,7 @@
         <w:pStyle w:val="SpokenText"/>
       </w:pPr>
       <w:r>
-        <w:t>第08周的两套候选白坯布样，本周仍叫实物候选。请注意这一条：已验证的那两套，编辑时不能删。它们已经花了一周做实物，删掉等于把那一周扔掉。</w:t>
+        <w:t>第08周的两套候选白坯样衣，这周仍叫实物候选。请注意这一条：已验证的那两套，编辑时不能删。它们已经花了一周做实物，删掉等于把那一周扔掉。</w:t>
       </w:r>
     </w:p>
     <w:p>
@@ -1634,7 +1634,7 @@
         <w:pStyle w:val="SpokenText"/>
       </w:pPr>
       <w:r>
-        <w:t>第08周的评审结果——通过、条件通过或暂缓——是本周“删与留”的第一条依据，用在比较判断那一页。</w:t>
+        <w:t>第08周的评审结果——通过、条件通过或暂缓——是这周“删与留”的第一条依据，用在比较判断那一页。</w:t>
       </w:r>
     </w:p>
     <w:p>
@@ -1642,7 +1642,7 @@
         <w:pStyle w:val="SpokenText"/>
       </w:pPr>
       <w:r>
-        <w:t>第08周的风险与制作可行性，是秋冬品类映射的输入，用在下周准备。</w:t>
+        <w:t>第08周的风险和制作可行性，是秋冬品类映射的输入，用在下周准备。</w:t>
       </w:r>
     </w:p>
     <w:p>
@@ -1650,7 +1650,7 @@
         <w:pStyle w:val="SpokenText"/>
       </w:pPr>
       <w:r>
-        <w:t>术语接续：第08周的“实物候选”本周仍叫实物候选；“五套系列编排”本周进入三步——缩略图墙、产品架构、最终编排。</w:t>
+        <w:t>术语衔接：第08周的“实物候选”这周仍叫实物候选；“五套系列编排”这周进入三步——缩略图墙、产品架构、最终编排。</w:t>
       </w:r>
     </w:p>
     <w:p>
@@ -1694,7 +1694,7 @@
               <w:rPr>
                 <w:sz w:val="19"/>
               </w:rPr>
-              <w:t>【转场语】 在动手之前，先说清楚本周成果落到哪里。</w:t>
+              <w:t>【转场语】 在动手之前，先说清楚这周成果落到哪里。</w:t>
             </w:r>
           </w:p>
         </w:tc>
@@ -1760,7 +1760,7 @@
         <w:pStyle w:val="SpokenText"/>
       </w:pPr>
       <w:r>
-        <w:t>下面五项来自《25级〈女装设计〉课程大纲》与《考核大纲》原文，说明本周的每一项输出将落到哪里、如何计分。</w:t>
+        <w:t>下面五项来自《25级〈女装设计〉课程大纲》与《考核大纲》原文，说明这周的每一项输出将落到哪里、如何计分。</w:t>
       </w:r>
     </w:p>
     <w:p>
@@ -1768,7 +1768,7 @@
         <w:pStyle w:val="SpokenText"/>
       </w:pPr>
       <w:r>
-        <w:t>课程目标二，原文是“培养学生女装产品的设计能力”。本周的产品角色、产品架构与搭配系统，就是这一条的直接训练。</w:t>
+        <w:t>课程目标二，原文是“培养学生女装产品的设计能力”。这周的产品角色、产品架构和搭配系统，就是这一条的直接训练。</w:t>
       </w:r>
     </w:p>
     <w:p>
@@ -1776,7 +1776,7 @@
         <w:pStyle w:val="SpokenText"/>
       </w:pPr>
       <w:r>
-        <w:t>课程目标三，原文是“对流行趋势以及时尚动态的感知与分析能力”。春夏季节条件与市场判断，必须进入删与留的取舍。</w:t>
+        <w:t>课程目标三，原文是“对流行趋势以及时尚动态的感知与分析能力”。春夏季节条件和市场判断，必须进入删和留的取舍。</w:t>
       </w:r>
     </w:p>
     <w:p>
@@ -1784,7 +1784,7 @@
         <w:pStyle w:val="SpokenText"/>
       </w:pPr>
       <w:r>
-        <w:t>考核内容里的“系列女装设计”是三大考核块之一，占比百分之四十，与“美学原理”并列最高。所以本周是这一块的核心环节，不是补充练习。</w:t>
+        <w:t>考核内容里的“系列女装设计”是三大考核块之一，占比百分之四十，与“美学原理”并列最高。所以这周是这一块的核心环节，不是补充练习。</w:t>
       </w:r>
     </w:p>
     <w:p>
@@ -1792,7 +1792,7 @@
         <w:pStyle w:val="SpokenText"/>
       </w:pPr>
       <w:r>
-        <w:t>平时成绩占百分之四十：缩略图墙、产品角色图、编辑修改记录，计入出勤与作业完成情况。课堂没留下记录的判断，不计入。</w:t>
+        <w:t>平时成绩占百分之四十：缩略图墙、产品角色图、编辑修改记录，计入出勤和作业完成情况。课堂没留下记录的判断，不计入。</w:t>
       </w:r>
     </w:p>
     <w:p>
@@ -1800,7 +1800,7 @@
         <w:pStyle w:val="SpokenText"/>
       </w:pPr>
       <w:r>
-        <w:t>期末实践占百分之六十：本周的五款编排直接进入期末系列，按六项标准评分。我再说一遍——现在的取舍，期末不会重来一次。</w:t>
+        <w:t>期末实践占百分之六十：这周的五款编排直接进入期末系列，按六项标准评分。我再说一遍——现在的取舍，期末不会重来一次。</w:t>
       </w:r>
     </w:p>
     <w:tbl>
@@ -1909,7 +1909,7 @@
         <w:pStyle w:val="SpokenText"/>
       </w:pPr>
       <w:r>
-        <w:t>纵向看，四行对照，结构不变，只有元素在动：从图7-14到图7-17，同一花卉元素改变位置、大小与正负形，人体、视角与蓝色调全程不变。这就是第06周说的受控变形，只是换到了系列层面。</w:t>
+        <w:t>纵向看，四行对照，结构不变，只有元素在动：从图7-14到图7-17，同一花卉元素改变位置、大小和正负形，人体、视角和蓝色调全程不变。这就是第06周说的受控变形，只是换到了系列层面。</w:t>
       </w:r>
     </w:p>
     <w:p>
@@ -1925,7 +1925,7 @@
         <w:pStyle w:val="SpokenText"/>
       </w:pPr>
       <w:r>
-        <w:t>现在数一数你的五款：连衣裙与上下装的比例是多少？如果五套全是连衣裙，缺的是哪一类穿着场景？</w:t>
+        <w:t>现在数一数你的五款：连衣裙和上下装的比例是多少？如果五套全是连衣裙，缺的是哪一类穿着场景？</w:t>
       </w:r>
     </w:p>
     <w:p>
@@ -2043,7 +2043,7 @@
         <w:pStyle w:val="SpokenText"/>
       </w:pPr>
       <w:r>
-        <w:t>这是同一组学生作品的两种证据：效果图排列与成衣照片，用来检验系列规则在实物上是否仍然成立。</w:t>
+        <w:t>这是同一组学生作品的两种证据：效果图排列和成衣照片，用来检验系列规则在实物上是否仍然成立。</w:t>
       </w:r>
     </w:p>
     <w:p>
@@ -2051,7 +2051,7 @@
         <w:pStyle w:val="SpokenText"/>
       </w:pPr>
       <w:r>
-        <w:t>常量是色域与母题：红与黑两色贯穿六套；鹤与云纹是全系列唯一的图形母题，没有第二套语言。请注意“唯一”——很多同学的系列有三四套语言，那就不成系列。</w:t>
+        <w:t>常量是色域和母题：红和黑两色贯穿六套；鹤和云纹是全系列唯一的图形母题，没有第二套语言。请注意“唯一”——很多同学的系列有三四套语言，那就不成系列。</w:t>
       </w:r>
     </w:p>
     <w:p>
@@ -2067,7 +2067,7 @@
         <w:pStyle w:val="SpokenText"/>
       </w:pPr>
       <w:r>
-        <w:t>变量二是母题的位置与尺度：鹤纹在下摆是细密横向带，在披风上放大成整片——位置与尺度在变，母题本身不变。</w:t>
+        <w:t>变量二是母题的位置和尺度：鹤纹在下摆是细密横向带，在披风上放大成整片——位置和尺度在变，母题本身不变。</w:t>
       </w:r>
     </w:p>
     <w:p>
@@ -2075,7 +2075,7 @@
         <w:pStyle w:val="SpokenText"/>
       </w:pPr>
       <w:r>
-        <w:t>实物验证：右上效果图与左侧成衣对照，刺绣位置、廓形体量与材料重量在实物上被重新确认，这是效果图无法单独证明的部分。</w:t>
+        <w:t>实物验证：右上效果图和左侧成衣对照，刺绣位置、廓形体量和材料重量在实物上被重新确认，这是效果图无法单独证明的部分。</w:t>
       </w:r>
     </w:p>
     <w:p>
@@ -2201,7 +2201,7 @@
         <w:pStyle w:val="SpokenText"/>
       </w:pPr>
       <w:r>
-        <w:t>这份学生作品有七套造型，而本周你要交五套。先在别人的系列上练一次删除，等一下再删自己的。</w:t>
+        <w:t>这份学生作品有七套造型，而这周你要交五套。先在别人的系列上练一次删除，等一下再删自己的。</w:t>
       </w:r>
     </w:p>
     <w:p>
@@ -2209,7 +2209,7 @@
         <w:pStyle w:val="SpokenText"/>
       </w:pPr>
       <w:r>
-        <w:t>第一步，数品类：外套、连衣裙、半裙、长裤与叠穿各几套？先写数字，不写感觉。</w:t>
+        <w:t>第一步，数品类：外套、连衣裙、半裙、长裤和叠穿各几套？先写数字，不写感觉。</w:t>
       </w:r>
     </w:p>
     <w:p>
@@ -2217,7 +2217,7 @@
         <w:pStyle w:val="SpokenText"/>
       </w:pPr>
       <w:r>
-        <w:t>第二步，看两侧主题板：色调与图形来源在这里；承担主题入口的那一套不能删。</w:t>
+        <w:t>第二步，看两侧主题板：色调和图形来源在这里；承担主题入口的那一套不能删。</w:t>
       </w:r>
     </w:p>
     <w:p>
@@ -2225,7 +2225,7 @@
         <w:pStyle w:val="SpokenText"/>
       </w:pPr>
       <w:r>
-        <w:t>删除依据A：与相邻造型重复——同品类、同强度、同色区，三项都撞就是候选。注意是三项都撞，撞一项不算。</w:t>
+        <w:t>删除依据A：和相邻造型重复——同品类、同强度、同色区，三项都撞就是候选。注意是三项都撞，撞一项不算。</w:t>
       </w:r>
     </w:p>
     <w:p>
@@ -2241,7 +2241,7 @@
         <w:pStyle w:val="SpokenText"/>
       </w:pPr>
       <w:r>
-        <w:t>现在三分钟：圈出你要删的两套，各写一句理由；与同桌交换，检查理由能否被反驳。删到五套后，剩下的品类分布还成立吗？</w:t>
+        <w:t>现在三分钟：圈出你要删的两套，各写一句理由；和同桌交换，检查理由能否被反驳。删到五套后，剩下的品类分布还成立吗？</w:t>
       </w:r>
     </w:p>
     <w:p>
@@ -2266,7 +2266,7 @@
         <w:pStyle w:val="LectureBullet"/>
       </w:pPr>
       <w:r>
-        <w:t>• 请一对同桌当众交换理由；若理由是“这套最普通”，回应：“普通可能正是入口款。请用依据A或依据B重写。”</w:t>
+        <w:t>• 请一对同桌当众交换理由；若理由是“这套最普通”，回应：“普通可能正是引流款。请用依据A或依据B重写。”</w:t>
       </w:r>
     </w:p>
     <w:tbl>
@@ -2293,7 +2293,7 @@
               <w:rPr>
                 <w:sz w:val="19"/>
               </w:rPr>
-              <w:t>【转场语】 练完之后，把四个核心词汇说清楚。</w:t>
+              <w:t>【转场语】 练完以后，把四个核心词汇说清楚。</w:t>
             </w:r>
           </w:p>
         </w:tc>
@@ -2375,7 +2375,7 @@
         <w:pStyle w:val="SpokenText"/>
       </w:pPr>
       <w:r>
-        <w:t>产品角色：单套造型在系列中的位置——形象款、连接款、入口款或搭配款。怎么检验——删掉这一套，系列缺的是记忆点、过渡还是穿着入口？说不出，就是没有角色。</w:t>
+        <w:t>产品角色：单套造型在系列中的位置——形象款、过渡款、引流款或搭配款。怎么检验——删掉这一套，系列缺的是记忆点、过渡还是穿着入口？说不出，就是没有角色。</w:t>
       </w:r>
     </w:p>
     <w:p>
@@ -2383,7 +2383,7 @@
         <w:pStyle w:val="SpokenText"/>
       </w:pPr>
       <w:r>
-        <w:t>编排节奏：造型顺序中长度、体量、明暗、密度与开合形成的起伏。怎么检验——把顺序倒过来看，阅读感变弱了吗？没变化，说明还没有节奏，只是排列。</w:t>
+        <w:t>编排节奏：造型顺序中长度、体量、明暗、密度和开合形成的起伏。怎么检验——把顺序倒过来看，阅读感变弱了吗？没变化，说明还没有节奏，只是排列。</w:t>
       </w:r>
     </w:p>
     <w:p>
@@ -2391,7 +2391,7 @@
         <w:pStyle w:val="SpokenText"/>
       </w:pPr>
       <w:r>
-        <w:t>搭配系统：上装、下装、连衣裙与外搭之间可替换、可叠穿、可复用的关系。怎么检验——随机抽两套交换上下装，还剩下能穿的组合吗？一个都没有，就是单穿堆积。</w:t>
+        <w:t>搭配系统：上装、下装、连衣裙和外搭之间可替换、可叠穿、可复用的关系。怎么检验——随机抽两套交换上下装，还剩下能穿的组合吗？一个都没有，就是单穿堆积。</w:t>
       </w:r>
     </w:p>
     <w:p>
@@ -2585,7 +2585,7 @@
               <w:rPr>
                 <w:sz w:val="19"/>
               </w:rPr>
-              <w:t>【转场语】 接下来看三组比较，它们只问机制，不问风格。</w:t>
+              <w:t>【转场语】 接下来看三组比较，它们只问原理，不问风格。</w:t>
             </w:r>
           </w:p>
         </w:tc>
@@ -2596,7 +2596,7 @@
         <w:pStyle w:val="SlideTitle"/>
       </w:pPr>
       <w:r>
-        <w:t>幻灯片 11｜比较要落在设计机制上，不能停在文化标签</w:t>
+        <w:t>幻灯片 11｜比较要落在设计原理上，不能停在文化标签</w:t>
       </w:r>
     </w:p>
     <w:p>
@@ -2604,7 +2604,7 @@
         <w:pStyle w:val="SlideMeta"/>
       </w:pPr>
       <w:r>
-        <w:t>建议时间：2.5分钟　｜　课堂功能：三组机制比较（轻盈·开合·强度下降）</w:t>
+        <w:t>建议时间：2.5分钟　｜　课堂功能：三组原理比较（轻盈·开合·强度下降）</w:t>
       </w:r>
     </w:p>
     <w:tbl>
@@ -2659,7 +2659,7 @@
         <w:pStyle w:val="SpokenText"/>
       </w:pPr>
       <w:r>
-        <w:t>第一组，轻盈从哪里来？减法是靠空量、阔身与克制用料；加法是靠透明层次一层层叠上去。本周两例：一个用单层薄纱长裤留出空量；另一个把雪纺压在缎面之上，靠层次而非减料。轮到你：你的五套用的是哪一种？两种混用时，哪一套负责哪一种？</w:t>
+        <w:t>第一组，轻盈从哪里来？减法是靠空量、阔身和克制用料；加法是靠透明层次一层层叠上去。这周两例：一个用单层薄纱长裤留出空量；另一个把雪纺压在缎面之上，靠层次而非减料。轮到你：你的五套用的是哪一种？两种混用时，哪一套负责哪一种？</w:t>
       </w:r>
     </w:p>
     <w:p>
@@ -2667,7 +2667,7 @@
         <w:pStyle w:val="SpokenText"/>
       </w:pPr>
       <w:r>
-        <w:t>第二组，开合怎么解决？系带与斜襟是位置可调、开口随身体变化；硬边与门襟是位置固定、边缘保持清晰。轮到你：开合方式同时决定穿脱路径和成本——你的入口款选了哪一种？</w:t>
+        <w:t>第二组，开合怎么解决？系带和斜襟是位置可调、开口随身体变化；硬边和门襟是位置固定、边缘保持清晰。轮到你：开合方式同时决定穿脱路径和成本——你的引流款选了哪一种？</w:t>
       </w:r>
     </w:p>
     <w:p>
@@ -2675,7 +2675,7 @@
         <w:pStyle w:val="SpokenText"/>
       </w:pPr>
       <w:r>
-        <w:t>第三组，强度怎么往下降？一条路径是换品类，从外套降到针织；另一条是降材料，从漆皮降到雪纺。轮到你：从形象款走到入口款，你打算用哪一条路径？</w:t>
+        <w:t>第三组，强度怎么往下降？一条路径是换品类，从外套降到针织；另一条是降材料，从漆皮降到雪纺。轮到你：从形象款走到引流款，你打算用哪一条路径？</w:t>
       </w:r>
     </w:p>
     <w:p>
@@ -2730,7 +2730,7 @@
         <w:pStyle w:val="SlideTitle"/>
       </w:pPr>
       <w:r>
-        <w:t>幻灯片 12｜设计师案例A：中西装束接口如何进入商品结构</w:t>
+        <w:t>幻灯片 12｜设计师案例A：中西装束触点如何进入商品结构</w:t>
       </w:r>
     </w:p>
     <w:p>
@@ -2785,7 +2785,7 @@
         <w:pStyle w:val="SpokenText"/>
       </w:pPr>
       <w:r>
-        <w:t>先找出五套共用的开合方式，再看它如何改变每一套的品类、厚度与穿脱路径。</w:t>
+        <w:t>先找出五套共用的开合方式，再看它如何改变每一套的品类、厚度和穿脱路径。</w:t>
       </w:r>
     </w:p>
     <w:p>
@@ -2793,7 +2793,7 @@
         <w:pStyle w:val="SpokenText"/>
       </w:pPr>
       <w:r>
-        <w:t>常量是领与襟：立领加斜襟系带，五套重复出现。</w:t>
+        <w:t>常量是领和襟：立领加斜襟系带，五套重复出现。</w:t>
       </w:r>
     </w:p>
     <w:p>
@@ -2801,7 +2801,7 @@
         <w:pStyle w:val="SpokenText"/>
       </w:pPr>
       <w:r>
-        <w:t>变量是内外层：絮棉外套与单层针织、薄纱之间切换，厚度决定体量。</w:t>
+        <w:t>变量是内外层：絮棉外套和单层针织、薄纱之间切换，厚度决定体量。</w:t>
       </w:r>
     </w:p>
     <w:p>
@@ -2809,7 +2809,7 @@
         <w:pStyle w:val="SpokenText"/>
       </w:pPr>
       <w:r>
-        <w:t>接口在这里：西式绗缝廓形承载中式开合，不靠纹样。请注意最后四个字——不靠纹样。把文化接口做在结构上，比贴一个图案难得多，也可靠得多。</w:t>
+        <w:t>触点在这里：西式绗缝廓形承载中式开合，不靠纹样。请注意最后四个字——不靠纹样。把文化触点做在结构上，比贴一个图案难得多，也可靠得多。</w:t>
       </w:r>
     </w:p>
     <w:p>
@@ -2817,7 +2817,7 @@
         <w:pStyle w:val="SpokenText"/>
       </w:pPr>
       <w:r>
-        <w:t>角色对应商品：01和02是连接款，外套承担层次；04是形象款；05是入口款——旗袍结构最接近成衣。</w:t>
+        <w:t>角色对应商品：01和02是过渡款，外套承担层次；04是形象款；05是引流款——旗袍结构最接近成衣。</w:t>
       </w:r>
     </w:p>
     <w:p>
@@ -2983,7 +2983,7 @@
         <w:pStyle w:val="SpokenText"/>
       </w:pPr>
       <w:r>
-        <w:t>第二个问题很重要——它就是你降强度时的下限。降过头，入口款就不属于这个系列了。</w:t>
+        <w:t>第二个问题很重要——它就是你降强度时的下限。降过头，引流款就不属于这个系列了。</w:t>
       </w:r>
     </w:p>
     <w:p>
@@ -3008,7 +3008,7 @@
         <w:pStyle w:val="LectureBullet"/>
       </w:pPr>
       <w:r>
-        <w:t>• 请学生说出自己从形象款到入口款要拿掉的三样，并写在编辑板上。</w:t>
+        <w:t>• 请学生说出自己从形象款到引流款要拿掉的三样，并写在编辑板上。</w:t>
       </w:r>
     </w:p>
     <w:tbl>
@@ -3046,7 +3046,7 @@
         <w:pStyle w:val="SlideTitle"/>
       </w:pPr>
       <w:r>
-        <w:t>幻灯片 14｜第1课时实作：28分钟，把概念判断转成第一版可见输出</w:t>
+        <w:t>幻灯片 14｜第1课时实操：28分钟，把概念判断转成第一版可见输出</w:t>
       </w:r>
     </w:p>
     <w:p>
@@ -3054,7 +3054,7 @@
         <w:pStyle w:val="SlideMeta"/>
       </w:pPr>
       <w:r>
-        <w:t>建议时间：28分钟　｜　课堂功能：四阶段实作（缩略·角色·架构·编辑）</w:t>
+        <w:t>建议时间：28分钟　｜　课堂功能：四阶段实操（缩略·角色·架构·编辑）</w:t>
       </w:r>
     </w:p>
     <w:tbl>
@@ -3109,7 +3109,7 @@
         <w:pStyle w:val="SpokenText"/>
       </w:pPr>
       <w:r>
-        <w:t>第一阶段，缩略图墙：把全部春夏草图统一比例排布，只记录看得见的常量与重复。请注意“看得见的”——不要写你想让它有的。</w:t>
+        <w:t>第一阶段，缩略图墙：把全部春夏草图统一比例排布，只记录看得见的常量和重复。请注意“看得见的”——不要写你想让它有的。</w:t>
       </w:r>
     </w:p>
     <w:p>
@@ -3117,7 +3117,7 @@
         <w:pStyle w:val="SpokenText"/>
       </w:pPr>
       <w:r>
-        <w:t>第二阶段，角色诊断：为每个造型贴上形象款、连接款、入口款或搭配款标签，并说明依据。</w:t>
+        <w:t>第二阶段，角色诊断：为每个造型贴上形象款、过渡款、引流款或搭配款标签，并说明依据。</w:t>
       </w:r>
     </w:p>
     <w:p>
@@ -3125,7 +3125,7 @@
         <w:pStyle w:val="SpokenText"/>
       </w:pPr>
       <w:r>
-        <w:t>第三阶段，产品架构：统计品类与搭配关系，找出过多品类、缺失品类和单次使用单品。</w:t>
+        <w:t>第三阶段，产品架构：统计品类和搭配关系，找出过多品类、缺失品类和单次用单品。</w:t>
       </w:r>
     </w:p>
     <w:p>
@@ -3141,7 +3141,7 @@
         <w:pStyle w:val="SpokenText"/>
       </w:pPr>
       <w:r>
-        <w:t>交接第2课时：带着缩略图墙与产品角色图进入排序与搭配验证。没有贴上角色标签的造型，不进入下一节。</w:t>
+        <w:t>交接第2课时：带着缩略图墙和产品角色图进入排序和搭配验证。没有贴上角色标签的造型，不进入下一节。</w:t>
       </w:r>
     </w:p>
     <w:p>
@@ -3193,7 +3193,7 @@
               <w:rPr>
                 <w:sz w:val="19"/>
               </w:rPr>
-              <w:t>【转场语】 第1课时到此结束。休息之后，我们决定顺序与搭配。</w:t>
+              <w:t>【转场语】 第1课时到此结束。休息以后，我们决定顺序和搭配。</w:t>
             </w:r>
           </w:p>
         </w:tc>
@@ -3274,7 +3274,7 @@
               <w:rPr>
                 <w:sz w:val="19"/>
               </w:rPr>
-              <w:t>【教师动作｜不发言】 宣布节奏：方法与实验9分钟、实作28分钟、讲评与评价5分钟、预告与离堂3分钟。</w:t>
+              <w:t>【教师动作｜不发言】 宣布节奏：方法与实验9分钟、实操28分钟、讲评与评价5分钟、预告与收尾3分钟。</w:t>
             </w:r>
           </w:p>
         </w:tc>
@@ -3302,7 +3302,7 @@
         <w:pStyle w:val="SpokenText"/>
       </w:pPr>
       <w:r>
-        <w:t>节奏是：方法与实验九分钟、实作二十八分钟、讲评与评价五分钟、预告与离堂三分钟。讲授只有九分钟，请集中。</w:t>
+        <w:t>节奏是：方法与实验九分钟、实操二十八分钟、讲评与评价五分钟、预告与收尾三分钟。讲授只有九分钟，请集中。</w:t>
       </w:r>
     </w:p>
     <w:tbl>
@@ -3403,7 +3403,7 @@
         <w:pStyle w:val="SpokenText"/>
       </w:pPr>
       <w:r>
-        <w:t>一，缩略：把全部草图统一缩至四到五厘米高，消除绘画精细度对判断的干扰。这一条很重要——画得好的方案在大图上总是占便宜，缩小之后就公平了。</w:t>
+        <w:t>一，缩略：把全部草图统一缩至四到五厘米高，消除绘画精细度对判断的干扰。这一条很重要——画得好的方案在大图上总是占便宜，缩小以后就公平了。</w:t>
       </w:r>
     </w:p>
     <w:p>
@@ -3411,7 +3411,7 @@
         <w:pStyle w:val="SpokenText"/>
       </w:pPr>
       <w:r>
-        <w:t>二，归类：按轮廓、品类、色域和材料将造型分组，识别过度集中与空缺。三，删减：删除只重复前一造型、没有新角色或搭配价值的方案。</w:t>
+        <w:t>二，归类：按轮廓、品类、色域和材料将造型分组，识别过度集中和空缺。三，删减：删除只重复前一造型、没有新角色或搭配价值的方案。</w:t>
       </w:r>
     </w:p>
     <w:p>
@@ -3528,7 +3528,7 @@
         <w:pStyle w:val="SpokenText"/>
       </w:pPr>
       <w:r>
-        <w:t>矩阵用来生成与比较，不要求把所有组合都做成最终款。</w:t>
+        <w:t>矩阵用来生成和比较，不要求把所有组合都做成最终款。</w:t>
       </w:r>
     </w:p>
     <w:p>
@@ -3536,7 +3536,7 @@
         <w:pStyle w:val="SpokenText"/>
       </w:pPr>
       <w:r>
-        <w:t>五行是：产品角色——形象款、连接款、入口款、搭配款；露肤程度——封闭、局部开口、透明叠层、开放；长度——短、及膝、中长、拖地；色彩位置——全身、上部、下部、局部强调；搭配关系——单穿、上下装、内外层、可转换。</w:t>
+        <w:t>五行是：产品角色——形象款、过渡款、引流款、搭配款；露肤程度——封闭、局部开口、透明叠层、开放；长度——短、及膝、中长、拖地；色彩位置——全身、上部、下部、局部强调；搭配关系——单穿、上下装、内外层、可转换。</w:t>
       </w:r>
     </w:p>
     <w:p>
@@ -3552,7 +3552,7 @@
         <w:pStyle w:val="SpokenText"/>
       </w:pPr>
       <w:r>
-        <w:t>五套的分配：形象款取最强组合；入口款取最保守组合；其余三套在两端之间分布，避免两套落在同一格。</w:t>
+        <w:t>五套的分配：形象款取最强组合；引流款取最保守组合；其余三套在两端之间分布，避免两套落在同一格。</w:t>
       </w:r>
     </w:p>
     <w:p>
@@ -3560,7 +3560,7 @@
         <w:pStyle w:val="SpokenText"/>
       </w:pPr>
       <w:r>
-        <w:t>无效组合举两个例子：“封闭加拖地加全身色”重量过载；“开放加短加局部强调”缺少承重点。请写下你删掉的组合与理由——删掉的也是证据。</w:t>
+        <w:t>无效组合举两个例子：“封闭加拖地加全身色”重量过载；“开放加短加局部强调”缺少承重点。请写下你删掉的组合和理由——删掉的也是证据。</w:t>
       </w:r>
     </w:p>
     <w:p>
@@ -3678,7 +3678,7 @@
         <w:pStyle w:val="SpokenText"/>
       </w:pPr>
       <w:r>
-        <w:t>基准型：保留主题、主轮廓和主材料，记录当前产品角色与搭配对象。先写死不可改变的三项——轮廓、长度、材料。</w:t>
+        <w:t>基准型：保留主题、主轮廓和主材料，记录当前产品角色和搭配对象。先写死不可改变的三项——轮廓、长度、材料。</w:t>
       </w:r>
     </w:p>
     <w:p>
@@ -3686,7 +3686,7 @@
         <w:pStyle w:val="SpokenText"/>
       </w:pPr>
       <w:r>
-        <w:t>V1长度变量：只改变上衣或下装长度，比较身体比例与系列节奏是否更清晰。记录改前后各多少厘米，节奏图上哪一格移动了。</w:t>
+        <w:t>V1长度变量：只改变上衣或下装长度，比较身体比例和系列节奏是否更清晰。记录改前后各多少厘米，节奏图上哪一格移动了。</w:t>
       </w:r>
     </w:p>
     <w:p>
@@ -3694,7 +3694,7 @@
         <w:pStyle w:val="SpokenText"/>
       </w:pPr>
       <w:r>
-        <w:t>V2开合变量：只改变封闭、开口或透明层次，观察春夏感与穿着边界的变化。记录开口位置、面积与穿脱路径的变化。</w:t>
+        <w:t>V2开合变量：只改变封闭、开口或透明层次，观察春夏感和穿着边界的变化。记录开口位置、面积和穿脱路径的变化。</w:t>
       </w:r>
     </w:p>
     <w:p>
@@ -3702,7 +3702,7 @@
         <w:pStyle w:val="SpokenText"/>
       </w:pPr>
       <w:r>
-        <w:t>V3角色变量：结构不变，仅简化细节与材料，把形象款转译为入口款。记录简化了哪两项，角色从哪一档降到哪一档。</w:t>
+        <w:t>V3角色变量：结构不变，仅简化细节和材料，把形象款转译为引流款。记录简化了哪两项，角色从哪一档降到哪一档。</w:t>
       </w:r>
     </w:p>
     <w:p>
@@ -3710,7 +3710,7 @@
         <w:pStyle w:val="SpokenText"/>
       </w:pPr>
       <w:r>
-        <w:t>V3这一版最有用——它就是你的入口款怎么来的证据。</w:t>
+        <w:t>V3这一版最有用——它就是你的引流款怎么来的证据。</w:t>
       </w:r>
     </w:p>
     <w:tbl>
@@ -3803,7 +3803,7 @@
         <w:pStyle w:val="SpokenText"/>
       </w:pPr>
       <w:r>
-        <w:t>把强度、品类、搭配与顺序同时放回系列编排——五套各有一个不可替代的任务。</w:t>
+        <w:t>把强度、品类、搭配和顺序同时放回系列编排——五套各有一个不可替代的任务。</w:t>
       </w:r>
     </w:p>
     <w:p>
@@ -3811,7 +3811,7 @@
         <w:pStyle w:val="SpokenText"/>
       </w:pPr>
       <w:r>
-        <w:t>造型01形象款：最完整地宣布主题张力、主轮廓与关键材料。</w:t>
+        <w:t>造型01形象款：最完整地宣布主题张力、主轮廓和关键材料。</w:t>
       </w:r>
     </w:p>
     <w:p>
@@ -3819,7 +3819,7 @@
         <w:pStyle w:val="SpokenText"/>
       </w:pPr>
       <w:r>
-        <w:t>造型02连接款：保留主规则，降低造型强度，把语言带向下一组产品。</w:t>
+        <w:t>造型02过渡款：保留主规则，降低造型强度，把语言带向下一组产品。</w:t>
       </w:r>
     </w:p>
     <w:p>
@@ -3827,7 +3827,7 @@
         <w:pStyle w:val="SpokenText"/>
       </w:pPr>
       <w:r>
-        <w:t>造型03入口款：用清晰品类、适度结构和可搭配性扩大穿着范围。</w:t>
+        <w:t>造型03引流款：用清晰品类、适度结构和可搭配性扩大穿着范围。</w:t>
       </w:r>
     </w:p>
     <w:p>
@@ -3835,7 +3835,7 @@
         <w:pStyle w:val="SpokenText"/>
       </w:pPr>
       <w:r>
-        <w:t>造型04搭配款：提供可与前三套互换的单品，证明系列具备复用关系。</w:t>
+        <w:t>造型04搭配款：提供可和前三套互换的单品，证明系列具备复用关系。</w:t>
       </w:r>
     </w:p>
     <w:p>
@@ -3895,7 +3895,7 @@
               <w:rPr>
                 <w:sz w:val="19"/>
               </w:rPr>
-              <w:t>【转场语】 现在用二十八分钟完成排序、搭配、评图与锁定。</w:t>
+              <w:t>【转场语】 现在用二十八分钟完成排序、搭配、评图和锁定。</w:t>
             </w:r>
           </w:p>
         </w:tc>
@@ -3906,7 +3906,7 @@
         <w:pStyle w:val="SlideTitle"/>
       </w:pPr>
       <w:r>
-        <w:t>幻灯片 20｜第2课时实作：28分钟，完成实验、编辑、同伴反馈与锁定</w:t>
+        <w:t>幻灯片 20｜第2课时实操：28分钟，完成实验、编辑、同伴反馈与锁定</w:t>
       </w:r>
     </w:p>
     <w:p>
@@ -3914,7 +3914,7 @@
         <w:pStyle w:val="SlideMeta"/>
       </w:pPr>
       <w:r>
-        <w:t>建议时间：28分钟　｜　课堂功能：四阶段实作（排序·搭配·评图·锁定）</w:t>
+        <w:t>建议时间：28分钟　｜　课堂功能：四阶段实操（排序·搭配·评图·锁定）</w:t>
       </w:r>
     </w:p>
     <w:tbl>
@@ -3977,7 +3977,7 @@
         <w:pStyle w:val="SpokenText"/>
       </w:pPr>
       <w:r>
-        <w:t>第二阶段，搭配验证：用服装卡片交换上下装与内外层，检查至少三件核心单品的复用性。</w:t>
+        <w:t>第二阶段，搭配验证：用服装卡片交换上下装和内外层，检查至少三件核心单品的复用性。</w:t>
       </w:r>
     </w:p>
     <w:p>
@@ -4001,7 +4001,7 @@
         <w:pStyle w:val="SpokenText"/>
       </w:pPr>
       <w:r>
-        <w:t>交接第10周：锁定的五款编排与角色说明，是秋冬外套轴的起点。没有写出存在必要性的造型，视为未锁定。</w:t>
+        <w:t>交接第10周：锁定的五款编排和角色说明，是秋冬外套主线的起点。没有写出存在必要性的造型，视为未锁定。</w:t>
       </w:r>
     </w:p>
     <w:p>
@@ -4127,7 +4127,7 @@
         <w:pStyle w:val="SpokenText"/>
       </w:pPr>
       <w:r>
-        <w:t>第一，五套春夏缩略图墙：五套等比例、同视角，能直接比较长度、体量、明暗与露肤。不合格的样子是比例不一或视角混杂——无法比较就等于没交。</w:t>
+        <w:t>第一，五套春夏缩略图墙：五套等比例、同视角，能直接比较长度、体量、明暗和露肤。不合格的样子是比例不一或视角混杂——无法比较就等于没交。</w:t>
       </w:r>
     </w:p>
     <w:p>
@@ -4135,7 +4135,7 @@
         <w:pStyle w:val="SpokenText"/>
       </w:pPr>
       <w:r>
-        <w:t>第二，产品角色与品类图：标明四类角色、单品类别与穿着场景。不合格的样子是两套挂同一个角色，或有一套没有角色。</w:t>
+        <w:t>第二，产品角色和品类图：标明四类角色、单品类别和穿着场景。不合格的样子是两套挂同一个角色，或有一套没有角色。</w:t>
       </w:r>
     </w:p>
     <w:p>
@@ -4151,7 +4151,7 @@
         <w:pStyle w:val="SpokenText"/>
       </w:pPr>
       <w:r>
-        <w:t>第四，最终系列编辑说明：三百字以内解释系列常量、删减依据、节奏与市场边界。不合格的样子是只写“更协调、更丰富”这类形容词，不指向具体造型编号。</w:t>
+        <w:t>第四，最终系列编辑说明：三百字以内解释系列常量、删减依据、节奏和市场边界。不合格的样子是只写“更协调、更丰富”这类形容词，不指向具体造型编号。</w:t>
       </w:r>
     </w:p>
     <w:p>
@@ -4269,7 +4269,7 @@
         <w:pStyle w:val="SpokenText"/>
       </w:pPr>
       <w:r>
-        <w:t>证据：你的判断在图、样片或系列编排的哪里？本周指向是——指出五套中的具体编号，不能说“整体感觉”。</w:t>
+        <w:t>证据：你的判断在图、样片或系列编排的哪里？这周指向是——指出五套中的具体编号，不能说“整体感觉”。</w:t>
       </w:r>
     </w:p>
     <w:p>
@@ -4277,7 +4277,7 @@
         <w:pStyle w:val="SpokenText"/>
       </w:pPr>
       <w:r>
-        <w:t>因果：这个形式为何回应主题、身体或市场条件？本周指向是——说明它承担形象款、连接款、入口款中的哪一个角色。</w:t>
+        <w:t>因果：这个形式为何回应主题、身体或市场条件？这周指向是——说明它承担形象款、过渡款、引流款中的哪一个角色。</w:t>
       </w:r>
     </w:p>
     <w:p>
@@ -4285,7 +4285,7 @@
         <w:pStyle w:val="SpokenText"/>
       </w:pPr>
       <w:r>
-        <w:t>取舍：应该保留、删除、替换还是补位？本周指向是——若删掉这一套，系列缺失哪个品类或哪段节奏？</w:t>
+        <w:t>取舍：应该保留、删除、替换还是补位？这周指向是——若删掉这一套，系列缺失哪个品类或哪段节奏？</w:t>
       </w:r>
     </w:p>
     <w:p>
@@ -4293,7 +4293,7 @@
         <w:pStyle w:val="SpokenText"/>
       </w:pPr>
       <w:r>
-        <w:t>行动：下一版具体改变哪个变量，如何验证？本周指向是——指定矩阵中的一行，说明改动后如何重排顺序。</w:t>
+        <w:t>行动：下一版具体改变哪个变量，如何验证？这周指向是——指定矩阵中的一行，说明改动后如何重排顺序。</w:t>
       </w:r>
     </w:p>
     <w:p>
@@ -4337,7 +4337,7 @@
               <w:rPr>
                 <w:sz w:val="19"/>
               </w:rPr>
-              <w:t>【转场语】 本周怎么判定合格？</w:t>
+              <w:t>【转场语】 这周怎么判定合格？</w:t>
             </w:r>
           </w:p>
         </w:tc>
@@ -4411,7 +4411,7 @@
         <w:pStyle w:val="SpokenText"/>
       </w:pPr>
       <w:r>
-        <w:t>主题与系列常量占百分之二十：主题能够通过多造型中的可见规则被识别。</w:t>
+        <w:t>主题和系列常量占百分之二十：主题能通过多造型中的可见规则被识别。</w:t>
       </w:r>
     </w:p>
     <w:p>
@@ -4419,7 +4419,7 @@
         <w:pStyle w:val="SpokenText"/>
       </w:pPr>
       <w:r>
-        <w:t>产品角色与产品架构占百分之二十五：形象款、连接款、入口款分工清楚，品类结构完整。这是本周权重最高的一项。</w:t>
+        <w:t>产品角色和产品架构占百分之二十五：形象款、过渡款、引流款分工清楚，品类结构完整。这是这周权重最高的一项。</w:t>
       </w:r>
     </w:p>
     <w:p>
@@ -4427,7 +4427,7 @@
         <w:pStyle w:val="SpokenText"/>
       </w:pPr>
       <w:r>
-        <w:t>系列编排节奏占百分之二十：长度、体量、色彩与密度具有可读的起伏和顺序。</w:t>
+        <w:t>系列编排节奏占百分之二十：长度、体量、色彩和密度具有可读的起伏和顺序。</w:t>
       </w:r>
     </w:p>
     <w:p>
@@ -4435,7 +4435,7 @@
         <w:pStyle w:val="SpokenText"/>
       </w:pPr>
       <w:r>
-        <w:t>搭配与市场适配占百分之二十：核心单品可复用，穿着场景与顾客边界明确。</w:t>
+        <w:t>搭配和市场适配占百分之二十：核心单品可复用，穿着场景和顾客边界明确。</w:t>
       </w:r>
     </w:p>
     <w:p>
@@ -4443,7 +4443,7 @@
         <w:pStyle w:val="SpokenText"/>
       </w:pPr>
       <w:r>
-        <w:t>编辑证据与表达占百分之十五：删减、补位与排序均有图像证据和文字说明。</w:t>
+        <w:t>编辑证据和表达占百分之十五：删减、补位和排序均有图像证据和文字说明。</w:t>
       </w:r>
     </w:p>
     <w:tbl>
@@ -4481,7 +4481,7 @@
         <w:pStyle w:val="SlideTitle"/>
       </w:pPr>
       <w:r>
-        <w:t>幻灯片 24｜第10周把同一套编辑方法转到秋冬：从外套轴出发</w:t>
+        <w:t>幻灯片 24｜第10周把同一套编辑方法转到秋冬：从外套主线出发</w:t>
       </w:r>
     </w:p>
     <w:p>
@@ -4536,7 +4536,7 @@
         <w:pStyle w:val="SpokenText"/>
       </w:pPr>
       <w:r>
-        <w:t>下周不重讲方法，直接用你这周锁定的五款开始——材料必须从本周提交物中取用。</w:t>
+        <w:t>下周不重讲方法，直接用你这周锁定的五款开始——材料必须从这周提交物中取用。</w:t>
       </w:r>
     </w:p>
     <w:p>
@@ -4544,7 +4544,7 @@
         <w:pStyle w:val="SpokenText"/>
       </w:pPr>
       <w:r>
-        <w:t>带上锁定的五款：含产品角色标注与顺序理由，作为秋冬品类映射的起点。先想一遍：春夏的角色分工能否直接搬到秋冬？</w:t>
+        <w:t>带上锁定的五款：含产品角色标注和顺序理由，作为秋冬品类映射的起点。先想一遍：春夏的角色分工能否直接搬到秋冬？</w:t>
       </w:r>
     </w:p>
     <w:p>
@@ -4560,7 +4560,7 @@
         <w:pStyle w:val="SpokenText"/>
       </w:pPr>
       <w:r>
-        <w:t>准备外套线索：找三张外套参考，标出长度、开合与层搭方式，不看风格只看结构。秋冬的重量从外套开始算。</w:t>
+        <w:t>准备外套线索：找三张外套参考，标出长度、开合和叠穿方式，不看风格只看结构。秋冬的重量从外套开始算。</w:t>
       </w:r>
     </w:p>
     <w:p>
@@ -4595,7 +4595,7 @@
               <w:rPr>
                 <w:sz w:val="19"/>
               </w:rPr>
-              <w:t>【转场语】 最后请每人写一句离堂句。</w:t>
+              <w:t>【转场语】 最后请每人写一句一句话小结。</w:t>
             </w:r>
           </w:p>
         </w:tc>
@@ -4669,7 +4669,7 @@
         <w:pStyle w:val="SpokenText"/>
       </w:pPr>
       <w:r>
-        <w:t>本周四条结论，我念一遍：第一，系列的统一来自规则，不来自把同一造型重复六次。</w:t>
+        <w:t>这周四条结论，我念一遍：第一，系列的统一来自规则，不来自把同一造型重复六次。</w:t>
       </w:r>
     </w:p>
     <w:p>
@@ -4677,7 +4677,7 @@
         <w:pStyle w:val="SpokenText"/>
       </w:pPr>
       <w:r>
-        <w:t>第二，形象款负责记忆，连接款负责串联，入口款负责穿着与产品宽度。</w:t>
+        <w:t>第二，形象款负责记忆，过渡款负责串联，引流款负责穿着和产品宽度。</w:t>
       </w:r>
     </w:p>
     <w:p>
@@ -4693,7 +4693,7 @@
         <w:pStyle w:val="SpokenText"/>
       </w:pPr>
       <w:r>
-        <w:t>第四，完整春夏产品开发必须同时回答概念、搭配、场景与市场。</w:t>
+        <w:t>第四，完整春夏产品开发必须同时回答概念、搭配、场景和市场。</w:t>
       </w:r>
     </w:p>
     <w:p>
@@ -4759,7 +4759,7 @@
         <w:pStyle w:val="LectureBullet"/>
       </w:pPr>
       <w:r>
-        <w:t>• 第1课时实作：“二十八分钟。前六分钟只做缩略图墙，不要修改任何一张画。”／“还剩六分钟，删两套、补两套，每一套都要有角色标签。”</w:t>
+        <w:t>• 第1课时实操：“二十八分钟。前六分钟只做缩略图墙，不要修改任何一张画。”／“还剩六分钟，删两套、补两套，每一套都要有角色标签。”</w:t>
       </w:r>
     </w:p>
     <w:p>
@@ -4767,7 +4767,7 @@
         <w:pStyle w:val="LectureBullet"/>
       </w:pPr>
       <w:r>
-        <w:t>• 第2课时实作：“二十八分钟。前六分钟做两种顺序，不是一种。”／“还剩六分钟，写出每一套存在的必要性。写不出的，视为未锁定。”</w:t>
+        <w:t>• 第2课时实操：“二十八分钟。前六分钟做两种顺序，不是一种。”／“还剩六分钟，写出每一套存在的必要性。写不出的，视为未锁定。”</w:t>
       </w:r>
     </w:p>
     <w:p>
@@ -4857,7 +4857,7 @@
         <w:pStyle w:val="LectureBullet"/>
       </w:pPr>
       <w:r>
-        <w:t>• 称赞中式接口时使用“把接口做在结构上，不靠纹样”这类具体表述，避免“很有中国味”这类模糊评价。</w:t>
+        <w:t>• 称赞中式触点时使用“把触点做在结构上，不靠纹样”这类具体表述，避免“很有中国味”这类模糊评价。</w:t>
       </w:r>
     </w:p>
     <w:p>
@@ -4898,7 +4898,7 @@
         <w:pStyle w:val="LectureBullet"/>
       </w:pPr>
       <w:r>
-        <w:t>• 秀场并列图只作机制观察（常量、变量、角色），不代表品牌官方版型说明。</w:t>
+        <w:t>• 秀场并列图只作原理观察（常量、变量、角色），不代表品牌官方版型说明。</w:t>
       </w:r>
     </w:p>
     <w:p>

--- a/docs/jiangao/《女装设计III》第09周_中国大陆课堂完整讲稿_中文.docx
+++ b/docs/jiangao/《女装设计III》第09周_中国大陆课堂完整讲稿_中文.docx
@@ -150,7 +150,7 @@
         <w:pStyle w:val="SpokenText"/>
       </w:pPr>
       <w:r>
-        <w:t>先说今天这句话：系列不是相似造型的排列，而是常量维持识别、变量制造节奏、产品角色建立用场景的编辑系统。</w:t>
+        <w:t>先说今天这句话：系列不是相似造型的排列，而是常量维持识别、变量制造节奏、产品角色建立使用场景的编辑系统。</w:t>
       </w:r>
     </w:p>
     <w:p>
@@ -1217,7 +1217,7 @@
         <w:pStyle w:val="SpokenText"/>
       </w:pPr>
       <w:r>
-        <w:t>角色对应用场景：01是形象款；02和04可以日常；05城市通勤最强。</w:t>
+        <w:t>角色对应使用场景：01是形象款；02和04可以日常；05城市通勤最强。</w:t>
       </w:r>
     </w:p>
     <w:p>
@@ -3125,7 +3125,7 @@
         <w:pStyle w:val="SpokenText"/>
       </w:pPr>
       <w:r>
-        <w:t>第三阶段，产品架构：统计品类和搭配关系，找出过多品类、缺失品类和单次用单品。</w:t>
+        <w:t>第三阶段，产品架构：统计品类和搭配关系，找出过多品类、缺失品类和单次使用单品。</w:t>
       </w:r>
     </w:p>
     <w:p>

--- a/docs/jiangao/《女装设计III》第09周_中国大陆课堂完整讲稿_中文.docx
+++ b/docs/jiangao/《女装设计III》第09周_中国大陆课堂完整讲稿_中文.docx
@@ -98,36 +98,18 @@
         <w:t>面向韩国籍教师在中国大陆高校授课的中文口语化版本</w:t>
       </w:r>
     </w:p>
-    <w:tbl>
-      <w:tblPr>
-        <w:tblStyle w:val="TableGrid"/>
-        <w:tblW w:type="auto" w:w="0"/>
-        <w:tblLook w:firstColumn="1" w:firstRow="1" w:lastColumn="0" w:lastRow="0" w:noHBand="0" w:noVBand="1" w:val="04A0"/>
-      </w:tblPr>
-      <w:tblGrid>
-        <w:gridCol w:w="9524"/>
-      </w:tblGrid>
-      <w:tr>
-        <w:tc>
-          <w:tcPr>
-            <w:tcW w:type="dxa" w:w="9524"/>
-            <w:shd w:val="clear" w:fill="F2F2F2"/>
-          </w:tcPr>
-          <w:p>
-            <w:pPr>
-              <w:pStyle w:val="LectureBullet"/>
-            </w:pPr>
-            <w:r/>
-            <w:r>
-              <w:rPr>
-                <w:sz w:val="19"/>
-              </w:rPr>
-              <w:t>本文件把第09周HTML课件改写为可直接在中国大陆课堂中发言的完整讲稿。页面顺序、案例、教材出处、时间分配、评价权重与证据边界全部沿用课件原文。课件为课堂25页、全部26页（多出的1页为课后查阅的“期末评价连接”）。本周两节课各有一段28分钟实操，讲授时间被压到很短，教师必须严格按页面上的分钟区间报时。</w:t>
-            </w:r>
-          </w:p>
-        </w:tc>
-      </w:tr>
-    </w:tbl>
+    <w:p>
+      <w:pPr>
+        <w:pStyle w:val="LectureBullet"/>
+      </w:pPr>
+      <w:r/>
+      <w:r>
+        <w:rPr>
+          <w:sz w:val="19"/>
+        </w:rPr>
+        <w:t>本文件把第09周HTML课件改写为可直接在中国大陆课堂中发言的完整讲稿。页面顺序、案例、教材出处、时间分配、评价权重与证据边界全部沿用课件原文。课件为课堂25页、全部26页（多出的1页为课后查阅的“期末评价连接”）。本周两节课各有一段28分钟实操，讲授时间被压到很短，教师必须严格按页面上的分钟区间报时。</w:t>
+      </w:r>
+    </w:p>
     <w:p>
       <w:pPr/>
       <w:r>
@@ -194,869 +176,585 @@
         <w:t>【90分钟主线建议】</w:t>
       </w:r>
     </w:p>
-    <w:tbl>
-      <w:tblPr>
-        <w:tblStyle w:val="TableGrid"/>
-        <w:tblW w:type="auto" w:w="0"/>
-        <w:tblLook w:firstColumn="1" w:firstRow="1" w:lastColumn="0" w:lastRow="0" w:noHBand="0" w:noVBand="1" w:val="04A0"/>
-      </w:tblPr>
-      <w:tblGrid>
-        <w:gridCol w:w="3175"/>
-        <w:gridCol w:w="3175"/>
-        <w:gridCol w:w="3175"/>
-      </w:tblGrid>
-      <w:tr>
-        <w:tc>
-          <w:tcPr>
-            <w:tcW w:type="dxa" w:w="3175"/>
-          </w:tcPr>
-          <w:p>
-            <w:pPr>
-              <w:pStyle w:val="LectureBullet"/>
-            </w:pPr>
-            <w:r/>
-            <w:r>
-              <w:rPr>
-                <w:b/>
-                <w:sz w:val="18"/>
-              </w:rPr>
-              <w:t>时间</w:t>
-            </w:r>
-          </w:p>
-        </w:tc>
-        <w:tc>
-          <w:tcPr>
-            <w:tcW w:type="dxa" w:w="3175"/>
-          </w:tcPr>
-          <w:p>
-            <w:pPr>
-              <w:pStyle w:val="LectureBullet"/>
-            </w:pPr>
-            <w:r/>
-            <w:r>
-              <w:rPr>
-                <w:b/>
-                <w:sz w:val="18"/>
-              </w:rPr>
-              <w:t>内容</w:t>
-            </w:r>
-          </w:p>
-        </w:tc>
-        <w:tc>
-          <w:tcPr>
-            <w:tcW w:type="dxa" w:w="3175"/>
-          </w:tcPr>
-          <w:p>
-            <w:pPr>
-              <w:pStyle w:val="LectureBullet"/>
-            </w:pPr>
-            <w:r/>
-            <w:r>
-              <w:rPr>
-                <w:b/>
-                <w:sz w:val="18"/>
-              </w:rPr>
-              <w:t>学生动作</w:t>
-            </w:r>
-          </w:p>
-        </w:tc>
-      </w:tr>
-      <w:tr>
-        <w:tc>
-          <w:tcPr>
-            <w:tcW w:type="dxa" w:w="3175"/>
-          </w:tcPr>
-          <w:p>
-            <w:pPr>
-              <w:pStyle w:val="LectureBullet"/>
-            </w:pPr>
-            <w:r/>
-            <w:r>
-              <w:rPr>
-                <w:sz w:val="18"/>
-              </w:rPr>
-              <w:t>0–2分钟</w:t>
-            </w:r>
-          </w:p>
-        </w:tc>
-        <w:tc>
-          <w:tcPr>
-            <w:tcW w:type="dxa" w:w="3175"/>
-          </w:tcPr>
-          <w:p>
-            <w:pPr>
-              <w:pStyle w:val="LectureBullet"/>
-            </w:pPr>
-            <w:r/>
-            <w:r>
-              <w:rPr>
-                <w:sz w:val="18"/>
-              </w:rPr>
-              <w:t>封面与十六周总图</w:t>
-            </w:r>
-          </w:p>
-        </w:tc>
-        <w:tc>
-          <w:tcPr>
-            <w:tcW w:type="dxa" w:w="3175"/>
-          </w:tcPr>
-          <w:p>
-            <w:pPr>
-              <w:pStyle w:val="LectureBullet"/>
-            </w:pPr>
-            <w:r/>
-            <w:r>
-              <w:rPr>
-                <w:sz w:val="18"/>
-              </w:rPr>
-              <w:t>摊开Gate 2评审结果与白坯照片</w:t>
-            </w:r>
-          </w:p>
-        </w:tc>
-      </w:tr>
-      <w:tr>
-        <w:tc>
-          <w:tcPr>
-            <w:tcW w:type="dxa" w:w="3175"/>
-          </w:tcPr>
-          <w:p>
-            <w:pPr>
-              <w:pStyle w:val="LectureBullet"/>
-            </w:pPr>
-            <w:r/>
-            <w:r>
-              <w:rPr>
-                <w:sz w:val="18"/>
-              </w:rPr>
-              <w:t>2–5分钟</w:t>
-            </w:r>
-          </w:p>
-        </w:tc>
-        <w:tc>
-          <w:tcPr>
-            <w:tcW w:type="dxa" w:w="3175"/>
-          </w:tcPr>
-          <w:p>
-            <w:pPr>
-              <w:pStyle w:val="LectureBullet"/>
-            </w:pPr>
-            <w:r/>
-            <w:r>
-              <w:rPr>
-                <w:sz w:val="18"/>
-              </w:rPr>
-              <w:t>学习目标：四件事要一起决定</w:t>
-            </w:r>
-          </w:p>
-        </w:tc>
-        <w:tc>
-          <w:tcPr>
-            <w:tcW w:type="dxa" w:w="3175"/>
-          </w:tcPr>
-          <w:p>
-            <w:pPr>
-              <w:pStyle w:val="LectureBullet"/>
-            </w:pPr>
-            <w:r/>
-            <w:r>
-              <w:rPr>
-                <w:sz w:val="18"/>
-              </w:rPr>
-              <w:t>确认四项判断与提交规格</w:t>
-            </w:r>
-          </w:p>
-        </w:tc>
-      </w:tr>
-      <w:tr>
-        <w:tc>
-          <w:tcPr>
-            <w:tcW w:type="dxa" w:w="3175"/>
-          </w:tcPr>
-          <w:p>
-            <w:pPr>
-              <w:pStyle w:val="LectureBullet"/>
-            </w:pPr>
-            <w:r/>
-            <w:r>
-              <w:rPr>
-                <w:sz w:val="18"/>
-              </w:rPr>
-              <w:t>5–9分钟</w:t>
-            </w:r>
-          </w:p>
-        </w:tc>
-        <w:tc>
-          <w:tcPr>
-            <w:tcW w:type="dxa" w:w="3175"/>
-          </w:tcPr>
-          <w:p>
-            <w:pPr>
-              <w:pStyle w:val="LectureBullet"/>
-            </w:pPr>
-            <w:r/>
-            <w:r>
-              <w:rPr>
-                <w:sz w:val="18"/>
-              </w:rPr>
-              <w:t>第08周→本周衔接页（含开场2分钟）</w:t>
-            </w:r>
-          </w:p>
-        </w:tc>
-        <w:tc>
-          <w:tcPr>
-            <w:tcW w:type="dxa" w:w="3175"/>
-          </w:tcPr>
-          <w:p>
-            <w:pPr>
-              <w:pStyle w:val="LectureBullet"/>
-            </w:pPr>
-            <w:r/>
-            <w:r>
-              <w:rPr>
-                <w:sz w:val="18"/>
-              </w:rPr>
-              <w:t>把“条件通过”项抄到第一页</w:t>
-            </w:r>
-          </w:p>
-        </w:tc>
-      </w:tr>
-      <w:tr>
-        <w:tc>
-          <w:tcPr>
-            <w:tcW w:type="dxa" w:w="3175"/>
-          </w:tcPr>
-          <w:p>
-            <w:pPr>
-              <w:pStyle w:val="LectureBullet"/>
-            </w:pPr>
-            <w:r/>
-            <w:r>
-              <w:rPr>
-                <w:sz w:val="18"/>
-              </w:rPr>
-              <w:t>9–12分钟</w:t>
-            </w:r>
-          </w:p>
-        </w:tc>
-        <w:tc>
-          <w:tcPr>
-            <w:tcW w:type="dxa" w:w="3175"/>
-          </w:tcPr>
-          <w:p>
-            <w:pPr>
-              <w:pStyle w:val="LectureBullet"/>
-            </w:pPr>
-            <w:r/>
-            <w:r>
-              <w:rPr>
-                <w:sz w:val="18"/>
-              </w:rPr>
-              <w:t>大纲对照：本周输出落到哪里、如何计分</w:t>
-            </w:r>
-          </w:p>
-        </w:tc>
-        <w:tc>
-          <w:tcPr>
-            <w:tcW w:type="dxa" w:w="3175"/>
-          </w:tcPr>
-          <w:p>
-            <w:pPr>
-              <w:pStyle w:val="LectureBullet"/>
-            </w:pPr>
-            <w:r/>
-            <w:r>
-              <w:rPr>
-                <w:sz w:val="18"/>
-              </w:rPr>
-              <w:t>—</w:t>
-            </w:r>
-          </w:p>
-        </w:tc>
-      </w:tr>
-      <w:tr>
-        <w:tc>
-          <w:tcPr>
-            <w:tcW w:type="dxa" w:w="3175"/>
-          </w:tcPr>
-          <w:p>
-            <w:pPr>
-              <w:pStyle w:val="LectureBullet"/>
-            </w:pPr>
-            <w:r/>
-            <w:r>
-              <w:rPr>
-                <w:sz w:val="18"/>
-              </w:rPr>
-              <w:t>12–15分钟</w:t>
-            </w:r>
-          </w:p>
-        </w:tc>
-        <w:tc>
-          <w:tcPr>
-            <w:tcW w:type="dxa" w:w="3175"/>
-          </w:tcPr>
-          <w:p>
-            <w:pPr>
-              <w:pStyle w:val="LectureBullet"/>
-            </w:pPr>
-            <w:r/>
-            <w:r>
-              <w:rPr>
-                <w:sz w:val="18"/>
-              </w:rPr>
-              <w:t>教材证据：横向看品类，纵向看元素</w:t>
-            </w:r>
-          </w:p>
-        </w:tc>
-        <w:tc>
-          <w:tcPr>
-            <w:tcW w:type="dxa" w:w="3175"/>
-          </w:tcPr>
-          <w:p>
-            <w:pPr>
-              <w:pStyle w:val="LectureBullet"/>
-            </w:pPr>
-            <w:r/>
-            <w:r>
-              <w:rPr>
-                <w:sz w:val="18"/>
-              </w:rPr>
-              <w:t>数自己五款的连衣裙与上下装比例</w:t>
-            </w:r>
-          </w:p>
-        </w:tc>
-      </w:tr>
-      <w:tr>
-        <w:tc>
-          <w:tcPr>
-            <w:tcW w:type="dxa" w:w="3175"/>
-          </w:tcPr>
-          <w:p>
-            <w:pPr>
-              <w:pStyle w:val="LectureBullet"/>
-            </w:pPr>
-            <w:r/>
-            <w:r>
-              <w:rPr>
-                <w:sz w:val="18"/>
-              </w:rPr>
-              <w:t>15–17分钟</w:t>
-            </w:r>
-          </w:p>
-        </w:tc>
-        <w:tc>
-          <w:tcPr>
-            <w:tcW w:type="dxa" w:w="3175"/>
-          </w:tcPr>
-          <w:p>
-            <w:pPr>
-              <w:pStyle w:val="LectureBullet"/>
-            </w:pPr>
-            <w:r/>
-            <w:r>
-              <w:rPr>
-                <w:sz w:val="18"/>
-              </w:rPr>
-              <w:t>院校案例：系列语言在实物上是否成立</w:t>
-            </w:r>
-          </w:p>
-        </w:tc>
-        <w:tc>
-          <w:tcPr>
-            <w:tcW w:type="dxa" w:w="3175"/>
-          </w:tcPr>
-          <w:p>
-            <w:pPr>
-              <w:pStyle w:val="LectureBullet"/>
-            </w:pPr>
-            <w:r/>
-            <w:r>
-              <w:rPr>
-                <w:sz w:val="18"/>
-              </w:rPr>
-              <w:t>检查自己的母题是否重复出现</w:t>
-            </w:r>
-          </w:p>
-        </w:tc>
-      </w:tr>
-      <w:tr>
-        <w:tc>
-          <w:tcPr>
-            <w:tcW w:type="dxa" w:w="3175"/>
-          </w:tcPr>
-          <w:p>
-            <w:pPr>
-              <w:pStyle w:val="LectureBullet"/>
-            </w:pPr>
-            <w:r/>
-            <w:r>
-              <w:rPr>
-                <w:sz w:val="18"/>
-              </w:rPr>
-              <w:t>17–20分钟</w:t>
-            </w:r>
-          </w:p>
-        </w:tc>
-        <w:tc>
-          <w:tcPr>
-            <w:tcW w:type="dxa" w:w="3175"/>
-          </w:tcPr>
-          <w:p>
-            <w:pPr>
-              <w:pStyle w:val="LectureBullet"/>
-            </w:pPr>
-            <w:r/>
-            <w:r>
-              <w:rPr>
-                <w:sz w:val="18"/>
-              </w:rPr>
-              <w:t>编辑练习：七套里删掉两套（3分钟课堂动作）</w:t>
-            </w:r>
-          </w:p>
-        </w:tc>
-        <w:tc>
-          <w:tcPr>
-            <w:tcW w:type="dxa" w:w="3175"/>
-          </w:tcPr>
-          <w:p>
-            <w:pPr>
-              <w:pStyle w:val="LectureBullet"/>
-            </w:pPr>
-            <w:r/>
-            <w:r>
-              <w:rPr>
-                <w:sz w:val="18"/>
-              </w:rPr>
-              <w:t>圈两套并各写一句理由</w:t>
-            </w:r>
-          </w:p>
-        </w:tc>
-      </w:tr>
-      <w:tr>
-        <w:tc>
-          <w:tcPr>
-            <w:tcW w:type="dxa" w:w="3175"/>
-          </w:tcPr>
-          <w:p>
-            <w:pPr>
-              <w:pStyle w:val="LectureBullet"/>
-            </w:pPr>
-            <w:r/>
-            <w:r>
-              <w:rPr>
-                <w:sz w:val="18"/>
-              </w:rPr>
-              <w:t>20–24分钟</w:t>
-            </w:r>
-          </w:p>
-        </w:tc>
-        <w:tc>
-          <w:tcPr>
-            <w:tcW w:type="dxa" w:w="3175"/>
-          </w:tcPr>
-          <w:p>
-            <w:pPr>
-              <w:pStyle w:val="LectureBullet"/>
-            </w:pPr>
-            <w:r/>
-            <w:r>
-              <w:rPr>
-                <w:sz w:val="18"/>
-              </w:rPr>
-              <w:t>核心词汇四个词、概念模型四组冲突</w:t>
-            </w:r>
-          </w:p>
-        </w:tc>
-        <w:tc>
-          <w:tcPr>
-            <w:tcW w:type="dxa" w:w="3175"/>
-          </w:tcPr>
-          <w:p>
-            <w:pPr>
-              <w:pStyle w:val="LectureBullet"/>
-            </w:pPr>
-            <w:r/>
-            <w:r>
-              <w:rPr>
-                <w:sz w:val="18"/>
-              </w:rPr>
-              <w:t>记下四条检验方法</w:t>
-            </w:r>
-          </w:p>
-        </w:tc>
-      </w:tr>
-      <w:tr>
-        <w:tc>
-          <w:tcPr>
-            <w:tcW w:type="dxa" w:w="3175"/>
-          </w:tcPr>
-          <w:p>
-            <w:pPr>
-              <w:pStyle w:val="LectureBullet"/>
-            </w:pPr>
-            <w:r/>
-            <w:r>
-              <w:rPr>
-                <w:sz w:val="18"/>
-              </w:rPr>
-              <w:t>24–29分钟</w:t>
-            </w:r>
-          </w:p>
-        </w:tc>
-        <w:tc>
-          <w:tcPr>
-            <w:tcW w:type="dxa" w:w="3175"/>
-          </w:tcPr>
-          <w:p>
-            <w:pPr>
-              <w:pStyle w:val="LectureBullet"/>
-            </w:pPr>
-            <w:r/>
-            <w:r>
-              <w:rPr>
-                <w:sz w:val="18"/>
-              </w:rPr>
-              <w:t>比较判断、设计师案例A与B</w:t>
-            </w:r>
-          </w:p>
-        </w:tc>
-        <w:tc>
-          <w:tcPr>
-            <w:tcW w:type="dxa" w:w="3175"/>
-          </w:tcPr>
-          <w:p>
-            <w:pPr>
-              <w:pStyle w:val="LectureBullet"/>
-            </w:pPr>
-            <w:r/>
-            <w:r>
-              <w:rPr>
-                <w:sz w:val="18"/>
-              </w:rPr>
-              <w:t>确定自己走哪一条强度下降路径</w:t>
-            </w:r>
-          </w:p>
-        </w:tc>
-      </w:tr>
-      <w:tr>
-        <w:tc>
-          <w:tcPr>
-            <w:tcW w:type="dxa" w:w="3175"/>
-          </w:tcPr>
-          <w:p>
-            <w:pPr>
-              <w:pStyle w:val="LectureBullet"/>
-            </w:pPr>
-            <w:r/>
-            <w:r>
-              <w:rPr>
-                <w:sz w:val="18"/>
-              </w:rPr>
-              <w:t>29–45分钟</w:t>
-            </w:r>
-          </w:p>
-        </w:tc>
-        <w:tc>
-          <w:tcPr>
-            <w:tcW w:type="dxa" w:w="3175"/>
-          </w:tcPr>
-          <w:p>
-            <w:pPr>
-              <w:pStyle w:val="LectureBullet"/>
-            </w:pPr>
-            <w:r/>
-            <w:r>
-              <w:rPr>
-                <w:sz w:val="18"/>
-              </w:rPr>
-              <w:t>第1课时实操：28分钟四阶段（缩略·角色·架构·编辑）</w:t>
-            </w:r>
-          </w:p>
-        </w:tc>
-        <w:tc>
-          <w:tcPr>
-            <w:tcW w:type="dxa" w:w="3175"/>
-          </w:tcPr>
-          <w:p>
-            <w:pPr>
-              <w:pStyle w:val="LectureBullet"/>
-            </w:pPr>
-            <w:r/>
-            <w:r>
-              <w:rPr>
-                <w:sz w:val="18"/>
-              </w:rPr>
-              <w:t>删2套、补画2套，全部贴角色标签</w:t>
-            </w:r>
-          </w:p>
-        </w:tc>
-      </w:tr>
-      <w:tr>
-        <w:tc>
-          <w:tcPr>
-            <w:tcW w:type="dxa" w:w="3175"/>
-          </w:tcPr>
-          <w:p>
-            <w:pPr>
-              <w:pStyle w:val="LectureBullet"/>
-            </w:pPr>
-            <w:r/>
-            <w:r>
-              <w:rPr>
-                <w:sz w:val="18"/>
-              </w:rPr>
-              <w:t>45–46分钟</w:t>
-            </w:r>
-          </w:p>
-        </w:tc>
-        <w:tc>
-          <w:tcPr>
-            <w:tcW w:type="dxa" w:w="3175"/>
-          </w:tcPr>
-          <w:p>
-            <w:pPr>
-              <w:pStyle w:val="LectureBullet"/>
-            </w:pPr>
-            <w:r/>
-            <w:r>
-              <w:rPr>
-                <w:sz w:val="18"/>
-              </w:rPr>
-              <w:t>第2课时开场：从判断进入编辑与锁定</w:t>
-            </w:r>
-          </w:p>
-        </w:tc>
-        <w:tc>
-          <w:tcPr>
-            <w:tcW w:type="dxa" w:w="3175"/>
-          </w:tcPr>
-          <w:p>
-            <w:pPr>
-              <w:pStyle w:val="LectureBullet"/>
-            </w:pPr>
-            <w:r/>
-            <w:r>
-              <w:rPr>
-                <w:sz w:val="18"/>
-              </w:rPr>
-              <w:t>—</w:t>
-            </w:r>
-          </w:p>
-        </w:tc>
-      </w:tr>
-      <w:tr>
-        <w:tc>
-          <w:tcPr>
-            <w:tcW w:type="dxa" w:w="3175"/>
-          </w:tcPr>
-          <w:p>
-            <w:pPr>
-              <w:pStyle w:val="LectureBullet"/>
-            </w:pPr>
-            <w:r/>
-            <w:r>
-              <w:rPr>
-                <w:sz w:val="18"/>
-              </w:rPr>
-              <w:t>46–54分钟</w:t>
-            </w:r>
-          </w:p>
-        </w:tc>
-        <w:tc>
-          <w:tcPr>
-            <w:tcW w:type="dxa" w:w="3175"/>
-          </w:tcPr>
-          <w:p>
-            <w:pPr>
-              <w:pStyle w:val="LectureBullet"/>
-            </w:pPr>
-            <w:r/>
-            <w:r>
-              <w:rPr>
-                <w:sz w:val="18"/>
-              </w:rPr>
-              <w:t>操作动词八个、变量矩阵、受控实验、系列应用</w:t>
-            </w:r>
-          </w:p>
-        </w:tc>
-        <w:tc>
-          <w:tcPr>
-            <w:tcW w:type="dxa" w:w="3175"/>
-          </w:tcPr>
-          <w:p>
-            <w:pPr>
-              <w:pStyle w:val="LectureBullet"/>
-            </w:pPr>
-            <w:r/>
-            <w:r>
-              <w:rPr>
-                <w:sz w:val="18"/>
-              </w:rPr>
-              <w:t>固定产品角色一行，只移动一格</w:t>
-            </w:r>
-          </w:p>
-        </w:tc>
-      </w:tr>
-      <w:tr>
-        <w:tc>
-          <w:tcPr>
-            <w:tcW w:type="dxa" w:w="3175"/>
-          </w:tcPr>
-          <w:p>
-            <w:pPr>
-              <w:pStyle w:val="LectureBullet"/>
-            </w:pPr>
-            <w:r/>
-            <w:r>
-              <w:rPr>
-                <w:sz w:val="18"/>
-              </w:rPr>
-              <w:t>54–82分钟</w:t>
-            </w:r>
-          </w:p>
-        </w:tc>
-        <w:tc>
-          <w:tcPr>
-            <w:tcW w:type="dxa" w:w="3175"/>
-          </w:tcPr>
-          <w:p>
-            <w:pPr>
-              <w:pStyle w:val="LectureBullet"/>
-            </w:pPr>
-            <w:r/>
-            <w:r>
-              <w:rPr>
-                <w:sz w:val="18"/>
-              </w:rPr>
-              <w:t>第2课时实操：28分钟四阶段（排序·搭配·评图·锁定）</w:t>
-            </w:r>
-          </w:p>
-        </w:tc>
-        <w:tc>
-          <w:tcPr>
-            <w:tcW w:type="dxa" w:w="3175"/>
-          </w:tcPr>
-          <w:p>
-            <w:pPr>
-              <w:pStyle w:val="LectureBullet"/>
-            </w:pPr>
-            <w:r/>
-            <w:r>
-              <w:rPr>
-                <w:sz w:val="18"/>
-              </w:rPr>
-              <w:t>两种顺序提案＋三件单品复用验证</w:t>
-            </w:r>
-          </w:p>
-        </w:tc>
-      </w:tr>
-      <w:tr>
-        <w:tc>
-          <w:tcPr>
-            <w:tcW w:type="dxa" w:w="3175"/>
-          </w:tcPr>
-          <w:p>
-            <w:pPr>
-              <w:pStyle w:val="LectureBullet"/>
-            </w:pPr>
-            <w:r/>
-            <w:r>
-              <w:rPr>
-                <w:sz w:val="18"/>
-              </w:rPr>
-              <w:t>82–87分钟</w:t>
-            </w:r>
-          </w:p>
-        </w:tc>
-        <w:tc>
-          <w:tcPr>
-            <w:tcW w:type="dxa" w:w="3175"/>
-          </w:tcPr>
-          <w:p>
-            <w:pPr>
-              <w:pStyle w:val="LectureBullet"/>
-            </w:pPr>
-            <w:r/>
-            <w:r>
-              <w:rPr>
-                <w:sz w:val="18"/>
-              </w:rPr>
-              <w:t>提交证据四类、同伴讲评、形成性评价</w:t>
-            </w:r>
-          </w:p>
-        </w:tc>
-        <w:tc>
-          <w:tcPr>
-            <w:tcW w:type="dxa" w:w="3175"/>
-          </w:tcPr>
-          <w:p>
-            <w:pPr>
-              <w:pStyle w:val="LectureBullet"/>
-            </w:pPr>
-            <w:r/>
-            <w:r>
-              <w:rPr>
-                <w:sz w:val="18"/>
-              </w:rPr>
-              <w:t>按四类证据自查板面</w:t>
-            </w:r>
-          </w:p>
-        </w:tc>
-      </w:tr>
-      <w:tr>
-        <w:tc>
-          <w:tcPr>
-            <w:tcW w:type="dxa" w:w="3175"/>
-          </w:tcPr>
-          <w:p>
-            <w:pPr>
-              <w:pStyle w:val="LectureBullet"/>
-            </w:pPr>
-            <w:r/>
-            <w:r>
-              <w:rPr>
-                <w:sz w:val="18"/>
-              </w:rPr>
-              <w:t>87–90分钟</w:t>
-            </w:r>
-          </w:p>
-        </w:tc>
-        <w:tc>
-          <w:tcPr>
-            <w:tcW w:type="dxa" w:w="3175"/>
-          </w:tcPr>
-          <w:p>
-            <w:pPr>
-              <w:pStyle w:val="LectureBullet"/>
-            </w:pPr>
-            <w:r/>
-            <w:r>
-              <w:rPr>
-                <w:sz w:val="18"/>
-              </w:rPr>
-              <w:t>第10周准备与一句话小结</w:t>
-            </w:r>
-          </w:p>
-        </w:tc>
-        <w:tc>
-          <w:tcPr>
-            <w:tcW w:type="dxa" w:w="3175"/>
-          </w:tcPr>
-          <w:p>
-            <w:pPr>
-              <w:pStyle w:val="LectureBullet"/>
-            </w:pPr>
-            <w:r/>
-            <w:r>
-              <w:rPr>
-                <w:sz w:val="18"/>
-              </w:rPr>
-              <w:t>写一句话小结并提交</w:t>
-            </w:r>
-          </w:p>
-        </w:tc>
-      </w:tr>
-    </w:tbl>
+    <w:p>
+      <w:pPr>
+        <w:pStyle w:val="LectureBullet"/>
+      </w:pPr>
+      <w:r/>
+      <w:r>
+        <w:rPr>
+          <w:b/>
+          <w:sz w:val="18"/>
+        </w:rPr>
+        <w:t>时间</w:t>
+      </w:r>
+    </w:p>
+    <w:p>
+      <w:pPr>
+        <w:pStyle w:val="LectureBullet"/>
+      </w:pPr>
+      <w:r/>
+      <w:r>
+        <w:rPr>
+          <w:b/>
+          <w:sz w:val="18"/>
+        </w:rPr>
+        <w:t>内容</w:t>
+      </w:r>
+    </w:p>
+    <w:p>
+      <w:pPr>
+        <w:pStyle w:val="LectureBullet"/>
+      </w:pPr>
+      <w:r/>
+      <w:r>
+        <w:rPr>
+          <w:b/>
+          <w:sz w:val="18"/>
+        </w:rPr>
+        <w:t>学生动作</w:t>
+      </w:r>
+    </w:p>
+    <w:p>
+      <w:pPr>
+        <w:pStyle w:val="LectureBullet"/>
+      </w:pPr>
+      <w:r/>
+      <w:r>
+        <w:rPr>
+          <w:sz w:val="18"/>
+        </w:rPr>
+        <w:t>0–2分钟</w:t>
+      </w:r>
+    </w:p>
+    <w:p>
+      <w:pPr>
+        <w:pStyle w:val="LectureBullet"/>
+      </w:pPr>
+      <w:r/>
+      <w:r>
+        <w:rPr>
+          <w:sz w:val="18"/>
+        </w:rPr>
+        <w:t>封面与十六周总图</w:t>
+      </w:r>
+    </w:p>
+    <w:p>
+      <w:pPr>
+        <w:pStyle w:val="LectureBullet"/>
+      </w:pPr>
+      <w:r/>
+      <w:r>
+        <w:rPr>
+          <w:sz w:val="18"/>
+        </w:rPr>
+        <w:t>摊开Gate 2评审结果与白坯照片</w:t>
+      </w:r>
+    </w:p>
+    <w:p>
+      <w:pPr>
+        <w:pStyle w:val="LectureBullet"/>
+      </w:pPr>
+      <w:r/>
+      <w:r>
+        <w:rPr>
+          <w:sz w:val="18"/>
+        </w:rPr>
+        <w:t>2–5分钟</w:t>
+      </w:r>
+    </w:p>
+    <w:p>
+      <w:pPr>
+        <w:pStyle w:val="LectureBullet"/>
+      </w:pPr>
+      <w:r/>
+      <w:r>
+        <w:rPr>
+          <w:sz w:val="18"/>
+        </w:rPr>
+        <w:t>学习目标：四件事要一起决定</w:t>
+      </w:r>
+    </w:p>
+    <w:p>
+      <w:pPr>
+        <w:pStyle w:val="LectureBullet"/>
+      </w:pPr>
+      <w:r/>
+      <w:r>
+        <w:rPr>
+          <w:sz w:val="18"/>
+        </w:rPr>
+        <w:t>确认四项判断与提交规格</w:t>
+      </w:r>
+    </w:p>
+    <w:p>
+      <w:pPr>
+        <w:pStyle w:val="LectureBullet"/>
+      </w:pPr>
+      <w:r/>
+      <w:r>
+        <w:rPr>
+          <w:sz w:val="18"/>
+        </w:rPr>
+        <w:t>5–9分钟</w:t>
+      </w:r>
+    </w:p>
+    <w:p>
+      <w:pPr>
+        <w:pStyle w:val="LectureBullet"/>
+      </w:pPr>
+      <w:r/>
+      <w:r>
+        <w:rPr>
+          <w:sz w:val="18"/>
+        </w:rPr>
+        <w:t>第08周→本周衔接页（含开场2分钟）</w:t>
+      </w:r>
+    </w:p>
+    <w:p>
+      <w:pPr>
+        <w:pStyle w:val="LectureBullet"/>
+      </w:pPr>
+      <w:r/>
+      <w:r>
+        <w:rPr>
+          <w:sz w:val="18"/>
+        </w:rPr>
+        <w:t>把“条件通过”项抄到第一页</w:t>
+      </w:r>
+    </w:p>
+    <w:p>
+      <w:pPr>
+        <w:pStyle w:val="LectureBullet"/>
+      </w:pPr>
+      <w:r/>
+      <w:r>
+        <w:rPr>
+          <w:sz w:val="18"/>
+        </w:rPr>
+        <w:t>9–12分钟</w:t>
+      </w:r>
+    </w:p>
+    <w:p>
+      <w:pPr>
+        <w:pStyle w:val="LectureBullet"/>
+      </w:pPr>
+      <w:r/>
+      <w:r>
+        <w:rPr>
+          <w:sz w:val="18"/>
+        </w:rPr>
+        <w:t>大纲对照：本周输出落到哪里、如何计分</w:t>
+      </w:r>
+    </w:p>
+    <w:p>
+      <w:pPr>
+        <w:pStyle w:val="LectureBullet"/>
+      </w:pPr>
+      <w:r/>
+      <w:r>
+        <w:rPr>
+          <w:sz w:val="18"/>
+        </w:rPr>
+        <w:t>—</w:t>
+      </w:r>
+    </w:p>
+    <w:p>
+      <w:pPr>
+        <w:pStyle w:val="LectureBullet"/>
+      </w:pPr>
+      <w:r/>
+      <w:r>
+        <w:rPr>
+          <w:sz w:val="18"/>
+        </w:rPr>
+        <w:t>12–15分钟</w:t>
+      </w:r>
+    </w:p>
+    <w:p>
+      <w:pPr>
+        <w:pStyle w:val="LectureBullet"/>
+      </w:pPr>
+      <w:r/>
+      <w:r>
+        <w:rPr>
+          <w:sz w:val="18"/>
+        </w:rPr>
+        <w:t>教材证据：横向看品类，纵向看元素</w:t>
+      </w:r>
+    </w:p>
+    <w:p>
+      <w:pPr>
+        <w:pStyle w:val="LectureBullet"/>
+      </w:pPr>
+      <w:r/>
+      <w:r>
+        <w:rPr>
+          <w:sz w:val="18"/>
+        </w:rPr>
+        <w:t>数自己五款的连衣裙与上下装比例</w:t>
+      </w:r>
+    </w:p>
+    <w:p>
+      <w:pPr>
+        <w:pStyle w:val="LectureBullet"/>
+      </w:pPr>
+      <w:r/>
+      <w:r>
+        <w:rPr>
+          <w:sz w:val="18"/>
+        </w:rPr>
+        <w:t>15–17分钟</w:t>
+      </w:r>
+    </w:p>
+    <w:p>
+      <w:pPr>
+        <w:pStyle w:val="LectureBullet"/>
+      </w:pPr>
+      <w:r/>
+      <w:r>
+        <w:rPr>
+          <w:sz w:val="18"/>
+        </w:rPr>
+        <w:t>院校案例：系列语言在实物上是否成立</w:t>
+      </w:r>
+    </w:p>
+    <w:p>
+      <w:pPr>
+        <w:pStyle w:val="LectureBullet"/>
+      </w:pPr>
+      <w:r/>
+      <w:r>
+        <w:rPr>
+          <w:sz w:val="18"/>
+        </w:rPr>
+        <w:t>检查自己的母题是否重复出现</w:t>
+      </w:r>
+    </w:p>
+    <w:p>
+      <w:pPr>
+        <w:pStyle w:val="LectureBullet"/>
+      </w:pPr>
+      <w:r/>
+      <w:r>
+        <w:rPr>
+          <w:sz w:val="18"/>
+        </w:rPr>
+        <w:t>17–20分钟</w:t>
+      </w:r>
+    </w:p>
+    <w:p>
+      <w:pPr>
+        <w:pStyle w:val="LectureBullet"/>
+      </w:pPr>
+      <w:r/>
+      <w:r>
+        <w:rPr>
+          <w:sz w:val="18"/>
+        </w:rPr>
+        <w:t>编辑练习：七套里删掉两套（3分钟课堂动作）</w:t>
+      </w:r>
+    </w:p>
+    <w:p>
+      <w:pPr>
+        <w:pStyle w:val="LectureBullet"/>
+      </w:pPr>
+      <w:r/>
+      <w:r>
+        <w:rPr>
+          <w:sz w:val="18"/>
+        </w:rPr>
+        <w:t>圈两套并各写一句理由</w:t>
+      </w:r>
+    </w:p>
+    <w:p>
+      <w:pPr>
+        <w:pStyle w:val="LectureBullet"/>
+      </w:pPr>
+      <w:r/>
+      <w:r>
+        <w:rPr>
+          <w:sz w:val="18"/>
+        </w:rPr>
+        <w:t>20–24分钟</w:t>
+      </w:r>
+    </w:p>
+    <w:p>
+      <w:pPr>
+        <w:pStyle w:val="LectureBullet"/>
+      </w:pPr>
+      <w:r/>
+      <w:r>
+        <w:rPr>
+          <w:sz w:val="18"/>
+        </w:rPr>
+        <w:t>核心词汇四个词、概念模型四组冲突</w:t>
+      </w:r>
+    </w:p>
+    <w:p>
+      <w:pPr>
+        <w:pStyle w:val="LectureBullet"/>
+      </w:pPr>
+      <w:r/>
+      <w:r>
+        <w:rPr>
+          <w:sz w:val="18"/>
+        </w:rPr>
+        <w:t>记下四条检验方法</w:t>
+      </w:r>
+    </w:p>
+    <w:p>
+      <w:pPr>
+        <w:pStyle w:val="LectureBullet"/>
+      </w:pPr>
+      <w:r/>
+      <w:r>
+        <w:rPr>
+          <w:sz w:val="18"/>
+        </w:rPr>
+        <w:t>24–29分钟</w:t>
+      </w:r>
+    </w:p>
+    <w:p>
+      <w:pPr>
+        <w:pStyle w:val="LectureBullet"/>
+      </w:pPr>
+      <w:r/>
+      <w:r>
+        <w:rPr>
+          <w:sz w:val="18"/>
+        </w:rPr>
+        <w:t>比较判断、设计师案例A与B</w:t>
+      </w:r>
+    </w:p>
+    <w:p>
+      <w:pPr>
+        <w:pStyle w:val="LectureBullet"/>
+      </w:pPr>
+      <w:r/>
+      <w:r>
+        <w:rPr>
+          <w:sz w:val="18"/>
+        </w:rPr>
+        <w:t>确定自己走哪一条强度下降路径</w:t>
+      </w:r>
+    </w:p>
+    <w:p>
+      <w:pPr>
+        <w:pStyle w:val="LectureBullet"/>
+      </w:pPr>
+      <w:r/>
+      <w:r>
+        <w:rPr>
+          <w:sz w:val="18"/>
+        </w:rPr>
+        <w:t>29–45分钟</w:t>
+      </w:r>
+    </w:p>
+    <w:p>
+      <w:pPr>
+        <w:pStyle w:val="LectureBullet"/>
+      </w:pPr>
+      <w:r/>
+      <w:r>
+        <w:rPr>
+          <w:sz w:val="18"/>
+        </w:rPr>
+        <w:t>第1课时实操：28分钟四阶段（缩略·角色·架构·编辑）</w:t>
+      </w:r>
+    </w:p>
+    <w:p>
+      <w:pPr>
+        <w:pStyle w:val="LectureBullet"/>
+      </w:pPr>
+      <w:r/>
+      <w:r>
+        <w:rPr>
+          <w:sz w:val="18"/>
+        </w:rPr>
+        <w:t>删2套、补画2套，全部贴角色标签</w:t>
+      </w:r>
+    </w:p>
+    <w:p>
+      <w:pPr>
+        <w:pStyle w:val="LectureBullet"/>
+      </w:pPr>
+      <w:r/>
+      <w:r>
+        <w:rPr>
+          <w:sz w:val="18"/>
+        </w:rPr>
+        <w:t>45–46分钟</w:t>
+      </w:r>
+    </w:p>
+    <w:p>
+      <w:pPr>
+        <w:pStyle w:val="LectureBullet"/>
+      </w:pPr>
+      <w:r/>
+      <w:r>
+        <w:rPr>
+          <w:sz w:val="18"/>
+        </w:rPr>
+        <w:t>第2课时开场：从判断进入编辑与锁定</w:t>
+      </w:r>
+    </w:p>
+    <w:p>
+      <w:pPr>
+        <w:pStyle w:val="LectureBullet"/>
+      </w:pPr>
+      <w:r/>
+      <w:r>
+        <w:rPr>
+          <w:sz w:val="18"/>
+        </w:rPr>
+        <w:t>—</w:t>
+      </w:r>
+    </w:p>
+    <w:p>
+      <w:pPr>
+        <w:pStyle w:val="LectureBullet"/>
+      </w:pPr>
+      <w:r/>
+      <w:r>
+        <w:rPr>
+          <w:sz w:val="18"/>
+        </w:rPr>
+        <w:t>46–54分钟</w:t>
+      </w:r>
+    </w:p>
+    <w:p>
+      <w:pPr>
+        <w:pStyle w:val="LectureBullet"/>
+      </w:pPr>
+      <w:r/>
+      <w:r>
+        <w:rPr>
+          <w:sz w:val="18"/>
+        </w:rPr>
+        <w:t>操作动词八个、变量矩阵、受控实验、系列应用</w:t>
+      </w:r>
+    </w:p>
+    <w:p>
+      <w:pPr>
+        <w:pStyle w:val="LectureBullet"/>
+      </w:pPr>
+      <w:r/>
+      <w:r>
+        <w:rPr>
+          <w:sz w:val="18"/>
+        </w:rPr>
+        <w:t>固定产品角色一行，只移动一格</w:t>
+      </w:r>
+    </w:p>
+    <w:p>
+      <w:pPr>
+        <w:pStyle w:val="LectureBullet"/>
+      </w:pPr>
+      <w:r/>
+      <w:r>
+        <w:rPr>
+          <w:sz w:val="18"/>
+        </w:rPr>
+        <w:t>54–82分钟</w:t>
+      </w:r>
+    </w:p>
+    <w:p>
+      <w:pPr>
+        <w:pStyle w:val="LectureBullet"/>
+      </w:pPr>
+      <w:r/>
+      <w:r>
+        <w:rPr>
+          <w:sz w:val="18"/>
+        </w:rPr>
+        <w:t>第2课时实操：28分钟四阶段（排序·搭配·评图·锁定）</w:t>
+      </w:r>
+    </w:p>
+    <w:p>
+      <w:pPr>
+        <w:pStyle w:val="LectureBullet"/>
+      </w:pPr>
+      <w:r/>
+      <w:r>
+        <w:rPr>
+          <w:sz w:val="18"/>
+        </w:rPr>
+        <w:t>两种顺序提案＋三件单品复用验证</w:t>
+      </w:r>
+    </w:p>
+    <w:p>
+      <w:pPr>
+        <w:pStyle w:val="LectureBullet"/>
+      </w:pPr>
+      <w:r/>
+      <w:r>
+        <w:rPr>
+          <w:sz w:val="18"/>
+        </w:rPr>
+        <w:t>82–87分钟</w:t>
+      </w:r>
+    </w:p>
+    <w:p>
+      <w:pPr>
+        <w:pStyle w:val="LectureBullet"/>
+      </w:pPr>
+      <w:r/>
+      <w:r>
+        <w:rPr>
+          <w:sz w:val="18"/>
+        </w:rPr>
+        <w:t>提交证据四类、同伴讲评、形成性评价</w:t>
+      </w:r>
+    </w:p>
+    <w:p>
+      <w:pPr>
+        <w:pStyle w:val="LectureBullet"/>
+      </w:pPr>
+      <w:r/>
+      <w:r>
+        <w:rPr>
+          <w:sz w:val="18"/>
+        </w:rPr>
+        <w:t>按四类证据自查板面</w:t>
+      </w:r>
+    </w:p>
+    <w:p>
+      <w:pPr>
+        <w:pStyle w:val="LectureBullet"/>
+      </w:pPr>
+      <w:r/>
+      <w:r>
+        <w:rPr>
+          <w:sz w:val="18"/>
+        </w:rPr>
+        <w:t>87–90分钟</w:t>
+      </w:r>
+    </w:p>
+    <w:p>
+      <w:pPr>
+        <w:pStyle w:val="LectureBullet"/>
+      </w:pPr>
+      <w:r/>
+      <w:r>
+        <w:rPr>
+          <w:sz w:val="18"/>
+        </w:rPr>
+        <w:t>第10周准备与一句话小结</w:t>
+      </w:r>
+    </w:p>
+    <w:p>
+      <w:pPr>
+        <w:pStyle w:val="LectureBullet"/>
+      </w:pPr>
+      <w:r/>
+      <w:r>
+        <w:rPr>
+          <w:sz w:val="18"/>
+        </w:rPr>
+        <w:t>写一句话小结并提交</w:t>
+      </w:r>
+    </w:p>
     <w:p>
       <w:pPr/>
       <w:r>
@@ -1149,36 +847,18 @@
         <w:t>建议时间：1.5分钟　｜　课堂功能：开场，用封面五套建立“常量—变量—角色”三层读法</w:t>
       </w:r>
     </w:p>
-    <w:tbl>
-      <w:tblPr>
-        <w:tblStyle w:val="TableGrid"/>
-        <w:tblW w:type="auto" w:w="0"/>
-        <w:tblLook w:firstColumn="1" w:firstRow="1" w:lastColumn="0" w:lastRow="0" w:noHBand="0" w:noVBand="1" w:val="04A0"/>
-      </w:tblPr>
-      <w:tblGrid>
-        <w:gridCol w:w="9524"/>
-      </w:tblGrid>
-      <w:tr>
-        <w:tc>
-          <w:tcPr>
-            <w:tcW w:type="dxa" w:w="9524"/>
-            <w:shd w:val="clear" w:fill="F2F2F2"/>
-          </w:tcPr>
-          <w:p>
-            <w:pPr>
-              <w:pStyle w:val="LectureBullet"/>
-            </w:pPr>
-            <w:r/>
-            <w:r>
-              <w:rPr>
-                <w:sz w:val="19"/>
-              </w:rPr>
-              <w:t>【教师动作｜不发言】 显示封面五套；先讲两个常量，再讲变量，最后讲使用场景。</w:t>
-            </w:r>
-          </w:p>
-        </w:tc>
-      </w:tr>
-    </w:tbl>
+    <w:p>
+      <w:pPr>
+        <w:pStyle w:val="LectureBullet"/>
+      </w:pPr>
+      <w:r/>
+      <w:r>
+        <w:rPr>
+          <w:sz w:val="19"/>
+        </w:rPr>
+        <w:t>【教师动作｜不发言】 显示封面五套；先讲两个常量，再讲变量，最后讲使用场景。</w:t>
+      </w:r>
+    </w:p>
     <w:p>
       <w:pPr/>
       <w:r>
@@ -1253,36 +933,18 @@
         <w:t>• 提问：“你的五套里，两个常量分别是什么？”当场答不出的，记为第一课时重点巡视对象。</w:t>
       </w:r>
     </w:p>
-    <w:tbl>
-      <w:tblPr>
-        <w:tblStyle w:val="TableGrid"/>
-        <w:tblW w:type="auto" w:w="0"/>
-        <w:tblLook w:firstColumn="1" w:firstRow="1" w:lastColumn="0" w:lastRow="0" w:noHBand="0" w:noVBand="1" w:val="04A0"/>
-      </w:tblPr>
-      <w:tblGrid>
-        <w:gridCol w:w="9524"/>
-      </w:tblGrid>
-      <w:tr>
-        <w:tc>
-          <w:tcPr>
-            <w:tcW w:type="dxa" w:w="9524"/>
-            <w:shd w:val="clear" w:fill="F2F2F2"/>
-          </w:tcPr>
-          <w:p>
-            <w:pPr>
-              <w:pStyle w:val="LectureBullet"/>
-            </w:pPr>
-            <w:r/>
-            <w:r>
-              <w:rPr>
-                <w:sz w:val="19"/>
-              </w:rPr>
-              <w:t>【转场语】 先把第09周放回十六周的位置。</w:t>
-            </w:r>
-          </w:p>
-        </w:tc>
-      </w:tr>
-    </w:tbl>
+    <w:p>
+      <w:pPr>
+        <w:pStyle w:val="LectureBullet"/>
+      </w:pPr>
+      <w:r/>
+      <w:r>
+        <w:rPr>
+          <w:sz w:val="19"/>
+        </w:rPr>
+        <w:t>【转场语】 先把第09周放回十六周的位置。</w:t>
+      </w:r>
+    </w:p>
     <w:p>
       <w:pPr>
         <w:pStyle w:val="SlideTitle"/>
@@ -1299,36 +961,18 @@
         <w:t>建议时间：0.5分钟　｜　课堂功能：定位第09周为季节系列开发阶段的起点</w:t>
       </w:r>
     </w:p>
-    <w:tbl>
-      <w:tblPr>
-        <w:tblStyle w:val="TableGrid"/>
-        <w:tblW w:type="auto" w:w="0"/>
-        <w:tblLook w:firstColumn="1" w:firstRow="1" w:lastColumn="0" w:lastRow="0" w:noHBand="0" w:noVBand="1" w:val="04A0"/>
-      </w:tblPr>
-      <w:tblGrid>
-        <w:gridCol w:w="9524"/>
-      </w:tblGrid>
-      <w:tr>
-        <w:tc>
-          <w:tcPr>
-            <w:tcW w:type="dxa" w:w="9524"/>
-            <w:shd w:val="clear" w:fill="F2F2F2"/>
-          </w:tcPr>
-          <w:p>
-            <w:pPr>
-              <w:pStyle w:val="LectureBullet"/>
-            </w:pPr>
-            <w:r/>
-            <w:r>
-              <w:rPr>
-                <w:sz w:val="19"/>
-              </w:rPr>
-              <w:t>【教师动作｜不发言】 只指向09–12段。</w:t>
-            </w:r>
-          </w:p>
-        </w:tc>
-      </w:tr>
-    </w:tbl>
+    <w:p>
+      <w:pPr>
+        <w:pStyle w:val="LectureBullet"/>
+      </w:pPr>
+      <w:r/>
+      <w:r>
+        <w:rPr>
+          <w:sz w:val="19"/>
+        </w:rPr>
+        <w:t>【教师动作｜不发言】 只指向09–12段。</w:t>
+      </w:r>
+    </w:p>
     <w:p>
       <w:pPr/>
       <w:r>
@@ -1354,36 +998,18 @@
         <w:t>下周第10周转到秋冬，从外套主线出发。今天锁定的五款，就是下周的起点。</w:t>
       </w:r>
     </w:p>
-    <w:tbl>
-      <w:tblPr>
-        <w:tblStyle w:val="TableGrid"/>
-        <w:tblW w:type="auto" w:w="0"/>
-        <w:tblLook w:firstColumn="1" w:firstRow="1" w:lastColumn="0" w:lastRow="0" w:noHBand="0" w:noVBand="1" w:val="04A0"/>
-      </w:tblPr>
-      <w:tblGrid>
-        <w:gridCol w:w="9524"/>
-      </w:tblGrid>
-      <w:tr>
-        <w:tc>
-          <w:tcPr>
-            <w:tcW w:type="dxa" w:w="9524"/>
-            <w:shd w:val="clear" w:fill="F2F2F2"/>
-          </w:tcPr>
-          <w:p>
-            <w:pPr>
-              <w:pStyle w:val="LectureBullet"/>
-            </w:pPr>
-            <w:r/>
-            <w:r>
-              <w:rPr>
-                <w:sz w:val="19"/>
-              </w:rPr>
-              <w:t>【转场语】 今天要交出什么？</w:t>
-            </w:r>
-          </w:p>
-        </w:tc>
-      </w:tr>
-    </w:tbl>
+    <w:p>
+      <w:pPr>
+        <w:pStyle w:val="LectureBullet"/>
+      </w:pPr>
+      <w:r/>
+      <w:r>
+        <w:rPr>
+          <w:sz w:val="19"/>
+        </w:rPr>
+        <w:t>【转场语】 今天要交出什么？</w:t>
+      </w:r>
+    </w:p>
     <w:p>
       <w:pPr>
         <w:pStyle w:val="SlideTitle"/>
@@ -1400,36 +1026,18 @@
         <w:t>建议时间：3分钟　｜　课堂功能：四项关键判断、难点、成果与提交规格</w:t>
       </w:r>
     </w:p>
-    <w:tbl>
-      <w:tblPr>
-        <w:tblStyle w:val="TableGrid"/>
-        <w:tblW w:type="auto" w:w="0"/>
-        <w:tblLook w:firstColumn="1" w:firstRow="1" w:lastColumn="0" w:lastRow="0" w:noHBand="0" w:noVBand="1" w:val="04A0"/>
-      </w:tblPr>
-      <w:tblGrid>
-        <w:gridCol w:w="9524"/>
-      </w:tblGrid>
-      <w:tr>
-        <w:tc>
-          <w:tcPr>
-            <w:tcW w:type="dxa" w:w="9524"/>
-            <w:shd w:val="clear" w:fill="F2F2F2"/>
-          </w:tcPr>
-          <w:p>
-            <w:pPr>
-              <w:pStyle w:val="LectureBullet"/>
-            </w:pPr>
-            <w:r/>
-            <w:r>
-              <w:rPr>
-                <w:sz w:val="19"/>
-              </w:rPr>
-              <w:t>【教师动作｜不发言】 先念“四件事要一起决定”，再念难点、成果、提交要求；最后说明体例对照（关键判断＝教学重点等）。</w:t>
-            </w:r>
-          </w:p>
-        </w:tc>
-      </w:tr>
-    </w:tbl>
+    <w:p>
+      <w:pPr>
+        <w:pStyle w:val="LectureBullet"/>
+      </w:pPr>
+      <w:r/>
+      <w:r>
+        <w:rPr>
+          <w:sz w:val="19"/>
+        </w:rPr>
+        <w:t>【教师动作｜不发言】 先念“四件事要一起决定”，再念难点、成果、提交要求；最后说明体例对照（关键判断＝教学重点等）。</w:t>
+      </w:r>
+    </w:p>
     <w:p>
       <w:pPr/>
       <w:r>
@@ -1512,36 +1120,18 @@
         <w:t>• 若学生问“可以课后补交吗”，回应：“下课前交。今天的判断要在课堂上做完，课后补的是完善，不是判断。”</w:t>
       </w:r>
     </w:p>
-    <w:tbl>
-      <w:tblPr>
-        <w:tblStyle w:val="TableGrid"/>
-        <w:tblW w:type="auto" w:w="0"/>
-        <w:tblLook w:firstColumn="1" w:firstRow="1" w:lastColumn="0" w:lastRow="0" w:noHBand="0" w:noVBand="1" w:val="04A0"/>
-      </w:tblPr>
-      <w:tblGrid>
-        <w:gridCol w:w="9524"/>
-      </w:tblGrid>
-      <w:tr>
-        <w:tc>
-          <w:tcPr>
-            <w:tcW w:type="dxa" w:w="9524"/>
-            <w:shd w:val="clear" w:fill="F2F2F2"/>
-          </w:tcPr>
-          <w:p>
-            <w:pPr>
-              <w:pStyle w:val="LectureBullet"/>
-            </w:pPr>
-            <w:r/>
-            <w:r>
-              <w:rPr>
-                <w:sz w:val="19"/>
-              </w:rPr>
-              <w:t>【转场语】 今天不从零开始——Gate 2交出去的两样，就是今天要编辑的对象。</w:t>
-            </w:r>
-          </w:p>
-        </w:tc>
-      </w:tr>
-    </w:tbl>
+    <w:p>
+      <w:pPr>
+        <w:pStyle w:val="LectureBullet"/>
+      </w:pPr>
+      <w:r/>
+      <w:r>
+        <w:rPr>
+          <w:sz w:val="19"/>
+        </w:rPr>
+        <w:t>【转场语】 今天不从零开始——Gate 2交出去的两样，就是今天要编辑的对象。</w:t>
+      </w:r>
+    </w:p>
     <w:p>
       <w:pPr>
         <w:pStyle w:val="SlideTitle"/>
@@ -1558,36 +1148,18 @@
         <w:t>建议时间：3.5分钟（含开场2分钟）　｜　课堂功能：第08周→第09周衔接与术语衔接</w:t>
       </w:r>
     </w:p>
-    <w:tbl>
-      <w:tblPr>
-        <w:tblStyle w:val="TableGrid"/>
-        <w:tblW w:type="auto" w:w="0"/>
-        <w:tblLook w:firstColumn="1" w:firstRow="1" w:lastColumn="0" w:lastRow="0" w:noHBand="0" w:noVBand="1" w:val="04A0"/>
-      </w:tblPr>
-      <w:tblGrid>
-        <w:gridCol w:w="9524"/>
-      </w:tblGrid>
-      <w:tr>
-        <w:tc>
-          <w:tcPr>
-            <w:tcW w:type="dxa" w:w="9524"/>
-            <w:shd w:val="clear" w:fill="F2F2F2"/>
-          </w:tcPr>
-          <w:p>
-            <w:pPr>
-              <w:pStyle w:val="LectureBullet"/>
-            </w:pPr>
-            <w:r/>
-            <w:r>
-              <w:rPr>
-                <w:sz w:val="19"/>
-              </w:rPr>
-              <w:t>【教师动作｜不发言】 先做2分钟开场：摊开评审结果与白坯照片、抄写“条件通过”项。再讲对照表。</w:t>
-            </w:r>
-          </w:p>
-        </w:tc>
-      </w:tr>
-    </w:tbl>
+    <w:p>
+      <w:pPr>
+        <w:pStyle w:val="LectureBullet"/>
+      </w:pPr>
+      <w:r/>
+      <w:r>
+        <w:rPr>
+          <w:sz w:val="19"/>
+        </w:rPr>
+        <w:t>【教师动作｜不发言】 先做2分钟开场：摊开评审结果与白坯照片、抄写“条件通过”项。再讲对照表。</w:t>
+      </w:r>
+    </w:p>
     <w:p>
       <w:pPr/>
       <w:r>
@@ -1670,36 +1242,18 @@
         <w:t>• 请两名学生念出自己的“条件通过”项；若是“暂缓”，提醒：“那两套今天先做白坯第二版的计划，再进入编辑。”</w:t>
       </w:r>
     </w:p>
-    <w:tbl>
-      <w:tblPr>
-        <w:tblStyle w:val="TableGrid"/>
-        <w:tblW w:type="auto" w:w="0"/>
-        <w:tblLook w:firstColumn="1" w:firstRow="1" w:lastColumn="0" w:lastRow="0" w:noHBand="0" w:noVBand="1" w:val="04A0"/>
-      </w:tblPr>
-      <w:tblGrid>
-        <w:gridCol w:w="9524"/>
-      </w:tblGrid>
-      <w:tr>
-        <w:tc>
-          <w:tcPr>
-            <w:tcW w:type="dxa" w:w="9524"/>
-            <w:shd w:val="clear" w:fill="F2F2F2"/>
-          </w:tcPr>
-          <w:p>
-            <w:pPr>
-              <w:pStyle w:val="LectureBullet"/>
-            </w:pPr>
-            <w:r/>
-            <w:r>
-              <w:rPr>
-                <w:sz w:val="19"/>
-              </w:rPr>
-              <w:t>【转场语】 在动手之前，先说清楚这周成果落到哪里。</w:t>
-            </w:r>
-          </w:p>
-        </w:tc>
-      </w:tr>
-    </w:tbl>
+    <w:p>
+      <w:pPr>
+        <w:pStyle w:val="LectureBullet"/>
+      </w:pPr>
+      <w:r/>
+      <w:r>
+        <w:rPr>
+          <w:sz w:val="19"/>
+        </w:rPr>
+        <w:t>【转场语】 在动手之前，先说清楚这周成果落到哪里。</w:t>
+      </w:r>
+    </w:p>
     <w:p>
       <w:pPr>
         <w:pStyle w:val="SlideTitle"/>
@@ -1716,36 +1270,18 @@
         <w:t>建议时间：3分钟　｜　课堂功能：与课程大纲、考核大纲的五项对照（计分说明）</w:t>
       </w:r>
     </w:p>
-    <w:tbl>
-      <w:tblPr>
-        <w:tblStyle w:val="TableGrid"/>
-        <w:tblW w:type="auto" w:w="0"/>
-        <w:tblLook w:firstColumn="1" w:firstRow="1" w:lastColumn="0" w:lastRow="0" w:noHBand="0" w:noVBand="1" w:val="04A0"/>
-      </w:tblPr>
-      <w:tblGrid>
-        <w:gridCol w:w="9524"/>
-      </w:tblGrid>
-      <w:tr>
-        <w:tc>
-          <w:tcPr>
-            <w:tcW w:type="dxa" w:w="9524"/>
-            <w:shd w:val="clear" w:fill="F2F2F2"/>
-          </w:tcPr>
-          <w:p>
-            <w:pPr>
-              <w:pStyle w:val="LectureBullet"/>
-            </w:pPr>
-            <w:r/>
-            <w:r>
-              <w:rPr>
-                <w:sz w:val="19"/>
-              </w:rPr>
-              <w:t>【教师动作｜不发言】 逐条念五项；在“考核内容占40%”和“期末不会重来”两处停顿。</w:t>
-            </w:r>
-          </w:p>
-        </w:tc>
-      </w:tr>
-    </w:tbl>
+    <w:p>
+      <w:pPr>
+        <w:pStyle w:val="LectureBullet"/>
+      </w:pPr>
+      <w:r/>
+      <w:r>
+        <w:rPr>
+          <w:sz w:val="19"/>
+        </w:rPr>
+        <w:t>【教师动作｜不发言】 逐条念五项；在“考核内容占40%”和“期末不会重来”两处停顿。</w:t>
+      </w:r>
+    </w:p>
     <w:p>
       <w:pPr/>
       <w:r>
@@ -1803,36 +1339,18 @@
         <w:t>期末实践占百分之六十：这周的五款编排直接进入期末系列，按六项标准评分。我再说一遍——现在的取舍，期末不会重来一次。</w:t>
       </w:r>
     </w:p>
-    <w:tbl>
-      <w:tblPr>
-        <w:tblStyle w:val="TableGrid"/>
-        <w:tblW w:type="auto" w:w="0"/>
-        <w:tblLook w:firstColumn="1" w:firstRow="1" w:lastColumn="0" w:lastRow="0" w:noHBand="0" w:noVBand="1" w:val="04A0"/>
-      </w:tblPr>
-      <w:tblGrid>
-        <w:gridCol w:w="9524"/>
-      </w:tblGrid>
-      <w:tr>
-        <w:tc>
-          <w:tcPr>
-            <w:tcW w:type="dxa" w:w="9524"/>
-            <w:shd w:val="clear" w:fill="F2F2F2"/>
-          </w:tcPr>
-          <w:p>
-            <w:pPr>
-              <w:pStyle w:val="LectureBullet"/>
-            </w:pPr>
-            <w:r/>
-            <w:r>
-              <w:rPr>
-                <w:sz w:val="19"/>
-              </w:rPr>
-              <w:t>【转场语】 先看教材怎么做系列拓展。</w:t>
-            </w:r>
-          </w:p>
-        </w:tc>
-      </w:tr>
-    </w:tbl>
+    <w:p>
+      <w:pPr>
+        <w:pStyle w:val="LectureBullet"/>
+      </w:pPr>
+      <w:r/>
+      <w:r>
+        <w:rPr>
+          <w:sz w:val="19"/>
+        </w:rPr>
+        <w:t>【转场语】 先看教材怎么做系列拓展。</w:t>
+      </w:r>
+    </w:p>
     <w:p>
       <w:pPr>
         <w:pStyle w:val="SlideTitle"/>
@@ -1849,36 +1367,18 @@
         <w:t>建议时间：3分钟　｜　课堂功能：教材第115页（横向品类·纵向元素）与三条视检</w:t>
       </w:r>
     </w:p>
-    <w:tbl>
-      <w:tblPr>
-        <w:tblStyle w:val="TableGrid"/>
-        <w:tblW w:type="auto" w:w="0"/>
-        <w:tblLook w:firstColumn="1" w:firstRow="1" w:lastColumn="0" w:lastRow="0" w:noHBand="0" w:noVBand="1" w:val="04A0"/>
-      </w:tblPr>
-      <w:tblGrid>
-        <w:gridCol w:w="9524"/>
-      </w:tblGrid>
-      <w:tr>
-        <w:tc>
-          <w:tcPr>
-            <w:tcW w:type="dxa" w:w="9524"/>
-            <w:shd w:val="clear" w:fill="F2F2F2"/>
-          </w:tcPr>
-          <w:p>
-            <w:pPr>
-              <w:pStyle w:val="LectureBullet"/>
-            </w:pPr>
-            <w:r/>
-            <w:r>
-              <w:rPr>
-                <w:sz w:val="19"/>
-              </w:rPr>
-              <w:t>【教师动作｜不发言】 投影教材图；先横向读一行，再纵向读四行；最后布置数数任务。</w:t>
-            </w:r>
-          </w:p>
-        </w:tc>
-      </w:tr>
-    </w:tbl>
+    <w:p>
+      <w:pPr>
+        <w:pStyle w:val="LectureBullet"/>
+      </w:pPr>
+      <w:r/>
+      <w:r>
+        <w:rPr>
+          <w:sz w:val="19"/>
+        </w:rPr>
+        <w:t>【教师动作｜不发言】 投影教材图；先横向读一行，再纵向读四行；最后布置数数任务。</w:t>
+      </w:r>
+    </w:p>
     <w:p>
       <w:pPr/>
       <w:r>
@@ -1953,36 +1453,18 @@
         <w:t>• 请三名学生报出自己的比例；全是连衣裙的，当场指出缺失的穿着场景。</w:t>
       </w:r>
     </w:p>
-    <w:tbl>
-      <w:tblPr>
-        <w:tblStyle w:val="TableGrid"/>
-        <w:tblW w:type="auto" w:w="0"/>
-        <w:tblLook w:firstColumn="1" w:firstRow="1" w:lastColumn="0" w:lastRow="0" w:noHBand="0" w:noVBand="1" w:val="04A0"/>
-      </w:tblPr>
-      <w:tblGrid>
-        <w:gridCol w:w="9524"/>
-      </w:tblGrid>
-      <w:tr>
-        <w:tc>
-          <w:tcPr>
-            <w:tcW w:type="dxa" w:w="9524"/>
-            <w:shd w:val="clear" w:fill="F2F2F2"/>
-          </w:tcPr>
-          <w:p>
-            <w:pPr>
-              <w:pStyle w:val="LectureBullet"/>
-            </w:pPr>
-            <w:r/>
-            <w:r>
-              <w:rPr>
-                <w:sz w:val="19"/>
-              </w:rPr>
-              <w:t>【转场语】 方法在效果图上成立，还要在实物上成立。</w:t>
-            </w:r>
-          </w:p>
-        </w:tc>
-      </w:tr>
-    </w:tbl>
+    <w:p>
+      <w:pPr>
+        <w:pStyle w:val="LectureBullet"/>
+      </w:pPr>
+      <w:r/>
+      <w:r>
+        <w:rPr>
+          <w:sz w:val="19"/>
+        </w:rPr>
+        <w:t>【转场语】 方法在效果图上成立，还要在实物上成立。</w:t>
+      </w:r>
+    </w:p>
     <w:p>
       <w:pPr>
         <w:pStyle w:val="SlideTitle"/>
@@ -1999,36 +1481,18 @@
         <w:t>建议时间：2分钟　｜　课堂功能：效果图与成衣照片的双证据比对</w:t>
       </w:r>
     </w:p>
-    <w:tbl>
-      <w:tblPr>
-        <w:tblStyle w:val="TableGrid"/>
-        <w:tblW w:type="auto" w:w="0"/>
-        <w:tblLook w:firstColumn="1" w:firstRow="1" w:lastColumn="0" w:lastRow="0" w:noHBand="0" w:noVBand="1" w:val="04A0"/>
-      </w:tblPr>
-      <w:tblGrid>
-        <w:gridCol w:w="9524"/>
-      </w:tblGrid>
-      <w:tr>
-        <w:tc>
-          <w:tcPr>
-            <w:tcW w:type="dxa" w:w="9524"/>
-            <w:shd w:val="clear" w:fill="F2F2F2"/>
-          </w:tcPr>
-          <w:p>
-            <w:pPr>
-              <w:pStyle w:val="LectureBullet"/>
-            </w:pPr>
-            <w:r/>
-            <w:r>
-              <w:rPr>
-                <w:sz w:val="19"/>
-              </w:rPr>
-              <w:t>【教师动作｜不发言】 左右对照投影；最后把问题转回学生自己的母题。</w:t>
-            </w:r>
-          </w:p>
-        </w:tc>
-      </w:tr>
-    </w:tbl>
+    <w:p>
+      <w:pPr>
+        <w:pStyle w:val="LectureBullet"/>
+      </w:pPr>
+      <w:r/>
+      <w:r>
+        <w:rPr>
+          <w:sz w:val="19"/>
+        </w:rPr>
+        <w:t>【教师动作｜不发言】 左右对照投影；最后把问题转回学生自己的母题。</w:t>
+      </w:r>
+    </w:p>
     <w:p>
       <w:pPr/>
       <w:r>
@@ -2111,36 +1575,18 @@
         <w:t>• 若学生只改变了大小，提醒：“只改大小是同一个操作重复五次。请试着改位置。”</w:t>
       </w:r>
     </w:p>
-    <w:tbl>
-      <w:tblPr>
-        <w:tblStyle w:val="TableGrid"/>
-        <w:tblW w:type="auto" w:w="0"/>
-        <w:tblLook w:firstColumn="1" w:firstRow="1" w:lastColumn="0" w:lastRow="0" w:noHBand="0" w:noVBand="1" w:val="04A0"/>
-      </w:tblPr>
-      <w:tblGrid>
-        <w:gridCol w:w="9524"/>
-      </w:tblGrid>
-      <w:tr>
-        <w:tc>
-          <w:tcPr>
-            <w:tcW w:type="dxa" w:w="9524"/>
-            <w:shd w:val="clear" w:fill="F2F2F2"/>
-          </w:tcPr>
-          <w:p>
-            <w:pPr>
-              <w:pStyle w:val="LectureBullet"/>
-            </w:pPr>
-            <w:r/>
-            <w:r>
-              <w:rPr>
-                <w:sz w:val="19"/>
-              </w:rPr>
-              <w:t>【转场语】 现在先在别人的系列上练一次删除。</w:t>
-            </w:r>
-          </w:p>
-        </w:tc>
-      </w:tr>
-    </w:tbl>
+    <w:p>
+      <w:pPr>
+        <w:pStyle w:val="LectureBullet"/>
+      </w:pPr>
+      <w:r/>
+      <w:r>
+        <w:rPr>
+          <w:sz w:val="19"/>
+        </w:rPr>
+        <w:t>【转场语】 现在先在别人的系列上练一次删除。</w:t>
+      </w:r>
+    </w:p>
     <w:p>
       <w:pPr>
         <w:pStyle w:val="SlideTitle"/>
@@ -2157,36 +1603,18 @@
         <w:t>建议时间：3分钟（含3分钟课堂动作）　｜　课堂功能：删除依据训练（本周难点预演）</w:t>
       </w:r>
     </w:p>
-    <w:tbl>
-      <w:tblPr>
-        <w:tblStyle w:val="TableGrid"/>
-        <w:tblW w:type="auto" w:w="0"/>
-        <w:tblLook w:firstColumn="1" w:firstRow="1" w:lastColumn="0" w:lastRow="0" w:noHBand="0" w:noVBand="1" w:val="04A0"/>
-      </w:tblPr>
-      <w:tblGrid>
-        <w:gridCol w:w="9524"/>
-      </w:tblGrid>
-      <w:tr>
-        <w:tc>
-          <w:tcPr>
-            <w:tcW w:type="dxa" w:w="9524"/>
-            <w:shd w:val="clear" w:fill="F2F2F2"/>
-          </w:tcPr>
-          <w:p>
-            <w:pPr>
-              <w:pStyle w:val="LectureBullet"/>
-            </w:pPr>
-            <w:r/>
-            <w:r>
-              <w:rPr>
-                <w:sz w:val="19"/>
-              </w:rPr>
-              <w:t>【教师动作｜不发言】 投影七套学生作品；讲两步与两条依据后，启动3分钟，学生圈选并写理由、同桌互查。</w:t>
-            </w:r>
-          </w:p>
-        </w:tc>
-      </w:tr>
-    </w:tbl>
+    <w:p>
+      <w:pPr>
+        <w:pStyle w:val="LectureBullet"/>
+      </w:pPr>
+      <w:r/>
+      <w:r>
+        <w:rPr>
+          <w:sz w:val="19"/>
+        </w:rPr>
+        <w:t>【教师动作｜不发言】 投影七套学生作品；讲两步与两条依据后，启动3分钟，学生圈选并写理由、同桌互查。</w:t>
+      </w:r>
+    </w:p>
     <w:p>
       <w:pPr/>
       <w:r>
@@ -2269,36 +1697,18 @@
         <w:t>• 请一对同桌当众交换理由；若理由是“这套最普通”，回应：“普通可能正是引流款。请用依据A或依据B重写。”</w:t>
       </w:r>
     </w:p>
-    <w:tbl>
-      <w:tblPr>
-        <w:tblStyle w:val="TableGrid"/>
-        <w:tblW w:type="auto" w:w="0"/>
-        <w:tblLook w:firstColumn="1" w:firstRow="1" w:lastColumn="0" w:lastRow="0" w:noHBand="0" w:noVBand="1" w:val="04A0"/>
-      </w:tblPr>
-      <w:tblGrid>
-        <w:gridCol w:w="9524"/>
-      </w:tblGrid>
-      <w:tr>
-        <w:tc>
-          <w:tcPr>
-            <w:tcW w:type="dxa" w:w="9524"/>
-            <w:shd w:val="clear" w:fill="F2F2F2"/>
-          </w:tcPr>
-          <w:p>
-            <w:pPr>
-              <w:pStyle w:val="LectureBullet"/>
-            </w:pPr>
-            <w:r/>
-            <w:r>
-              <w:rPr>
-                <w:sz w:val="19"/>
-              </w:rPr>
-              <w:t>【转场语】 练完以后，把四个核心词汇说清楚。</w:t>
-            </w:r>
-          </w:p>
-        </w:tc>
-      </w:tr>
-    </w:tbl>
+    <w:p>
+      <w:pPr>
+        <w:pStyle w:val="LectureBullet"/>
+      </w:pPr>
+      <w:r/>
+      <w:r>
+        <w:rPr>
+          <w:sz w:val="19"/>
+        </w:rPr>
+        <w:t>【转场语】 练完以后，把四个核心词汇说清楚。</w:t>
+      </w:r>
+    </w:p>
     <w:p>
       <w:pPr>
         <w:pStyle w:val="SlideTitle"/>
@@ -2315,36 +1725,18 @@
         <w:t>建议时间：2.5分钟　｜　课堂功能：核心词汇与各自的检验方法</w:t>
       </w:r>
     </w:p>
-    <w:tbl>
-      <w:tblPr>
-        <w:tblStyle w:val="TableGrid"/>
-        <w:tblW w:type="auto" w:w="0"/>
-        <w:tblLook w:firstColumn="1" w:firstRow="1" w:lastColumn="0" w:lastRow="0" w:noHBand="0" w:noVBand="1" w:val="04A0"/>
-      </w:tblPr>
-      <w:tblGrid>
-        <w:gridCol w:w="9524"/>
-      </w:tblGrid>
-      <w:tr>
-        <w:tc>
-          <w:tcPr>
-            <w:tcW w:type="dxa" w:w="9524"/>
-            <w:shd w:val="clear" w:fill="F2F2F2"/>
-          </w:tcPr>
-          <w:p>
-            <w:pPr>
-              <w:pStyle w:val="LectureBullet"/>
-            </w:pPr>
-            <w:r/>
-            <w:r>
-              <w:rPr>
-                <w:sz w:val="19"/>
-              </w:rPr>
-              <w:t>【教师动作｜不发言】 每个词只念定义一句，重点念“怎么检验”一句。</w:t>
-            </w:r>
-          </w:p>
-        </w:tc>
-      </w:tr>
-    </w:tbl>
+    <w:p>
+      <w:pPr>
+        <w:pStyle w:val="LectureBullet"/>
+      </w:pPr>
+      <w:r/>
+      <w:r>
+        <w:rPr>
+          <w:sz w:val="19"/>
+        </w:rPr>
+        <w:t>【教师动作｜不发言】 每个词只念定义一句，重点念“怎么检验”一句。</w:t>
+      </w:r>
+    </w:p>
     <w:p>
       <w:pPr/>
       <w:r>
@@ -2411,36 +1803,18 @@
         <w:t>• 当场做一次“遮住四套”的测试，用一名学生的作业。</w:t>
       </w:r>
     </w:p>
-    <w:tbl>
-      <w:tblPr>
-        <w:tblStyle w:val="TableGrid"/>
-        <w:tblW w:type="auto" w:w="0"/>
-        <w:tblLook w:firstColumn="1" w:firstRow="1" w:lastColumn="0" w:lastRow="0" w:noHBand="0" w:noVBand="1" w:val="04A0"/>
-      </w:tblPr>
-      <w:tblGrid>
-        <w:gridCol w:w="9524"/>
-      </w:tblGrid>
-      <w:tr>
-        <w:tc>
-          <w:tcPr>
-            <w:tcW w:type="dxa" w:w="9524"/>
-            <w:shd w:val="clear" w:fill="F2F2F2"/>
-          </w:tcPr>
-          <w:p>
-            <w:pPr>
-              <w:pStyle w:val="LectureBullet"/>
-            </w:pPr>
-            <w:r/>
-            <w:r>
-              <w:rPr>
-                <w:sz w:val="19"/>
-              </w:rPr>
-              <w:t>【转场语】 这四个词会互相打架，下面说清楚怎么打。</w:t>
-            </w:r>
-          </w:p>
-        </w:tc>
-      </w:tr>
-    </w:tbl>
+    <w:p>
+      <w:pPr>
+        <w:pStyle w:val="LectureBullet"/>
+      </w:pPr>
+      <w:r/>
+      <w:r>
+        <w:rPr>
+          <w:sz w:val="19"/>
+        </w:rPr>
+        <w:t>【转场语】 这四个词会互相打架，下面说清楚怎么打。</w:t>
+      </w:r>
+    </w:p>
     <w:p>
       <w:pPr>
         <w:pStyle w:val="SlideTitle"/>
@@ -2457,36 +1831,18 @@
         <w:t>建议时间：2.5分钟　｜　课堂功能：四组冲突与各自的失败信号</w:t>
       </w:r>
     </w:p>
-    <w:tbl>
-      <w:tblPr>
-        <w:tblStyle w:val="TableGrid"/>
-        <w:tblW w:type="auto" w:w="0"/>
-        <w:tblLook w:firstColumn="1" w:firstRow="1" w:lastColumn="0" w:lastRow="0" w:noHBand="0" w:noVBand="1" w:val="04A0"/>
-      </w:tblPr>
-      <w:tblGrid>
-        <w:gridCol w:w="9524"/>
-      </w:tblGrid>
-      <w:tr>
-        <w:tc>
-          <w:tcPr>
-            <w:tcW w:type="dxa" w:w="9524"/>
-            <w:shd w:val="clear" w:fill="F2F2F2"/>
-          </w:tcPr>
-          <w:p>
-            <w:pPr>
-              <w:pStyle w:val="LectureBullet"/>
-            </w:pPr>
-            <w:r/>
-            <w:r>
-              <w:rPr>
-                <w:sz w:val="19"/>
-              </w:rPr>
-              <w:t>【教师动作｜不发言】 逐组念冲突与失败信号；最后停在“四项×五套”一组。</w:t>
-            </w:r>
-          </w:p>
-        </w:tc>
-      </w:tr>
-    </w:tbl>
+    <w:p>
+      <w:pPr>
+        <w:pStyle w:val="LectureBullet"/>
+      </w:pPr>
+      <w:r/>
+      <w:r>
+        <w:rPr>
+          <w:sz w:val="19"/>
+        </w:rPr>
+        <w:t>【教师动作｜不发言】 逐组念冲突与失败信号；最后停在“四项×五套”一组。</w:t>
+      </w:r>
+    </w:p>
     <w:p>
       <w:pPr/>
       <w:r>
@@ -2561,36 +1917,18 @@
         <w:t>• 请学生说出自己打算牺牲哪一项；答“都不牺牲”的，指出那正是最后一条失败信号。</w:t>
       </w:r>
     </w:p>
-    <w:tbl>
-      <w:tblPr>
-        <w:tblStyle w:val="TableGrid"/>
-        <w:tblW w:type="auto" w:w="0"/>
-        <w:tblLook w:firstColumn="1" w:firstRow="1" w:lastColumn="0" w:lastRow="0" w:noHBand="0" w:noVBand="1" w:val="04A0"/>
-      </w:tblPr>
-      <w:tblGrid>
-        <w:gridCol w:w="9524"/>
-      </w:tblGrid>
-      <w:tr>
-        <w:tc>
-          <w:tcPr>
-            <w:tcW w:type="dxa" w:w="9524"/>
-            <w:shd w:val="clear" w:fill="F2F2F2"/>
-          </w:tcPr>
-          <w:p>
-            <w:pPr>
-              <w:pStyle w:val="LectureBullet"/>
-            </w:pPr>
-            <w:r/>
-            <w:r>
-              <w:rPr>
-                <w:sz w:val="19"/>
-              </w:rPr>
-              <w:t>【转场语】 接下来看三组比较，它们只问原理，不问风格。</w:t>
-            </w:r>
-          </w:p>
-        </w:tc>
-      </w:tr>
-    </w:tbl>
+    <w:p>
+      <w:pPr>
+        <w:pStyle w:val="LectureBullet"/>
+      </w:pPr>
+      <w:r/>
+      <w:r>
+        <w:rPr>
+          <w:sz w:val="19"/>
+        </w:rPr>
+        <w:t>【转场语】 接下来看三组比较，它们只问原理，不问风格。</w:t>
+      </w:r>
+    </w:p>
     <w:p>
       <w:pPr>
         <w:pStyle w:val="SlideTitle"/>
@@ -2607,36 +1945,18 @@
         <w:t>建议时间：2.5分钟　｜　课堂功能：三组原理比较（轻盈·开合·强度下降）</w:t>
       </w:r>
     </w:p>
-    <w:tbl>
-      <w:tblPr>
-        <w:tblStyle w:val="TableGrid"/>
-        <w:tblW w:type="auto" w:w="0"/>
-        <w:tblLook w:firstColumn="1" w:firstRow="1" w:lastColumn="0" w:lastRow="0" w:noHBand="0" w:noVBand="1" w:val="04A0"/>
-      </w:tblPr>
-      <w:tblGrid>
-        <w:gridCol w:w="9524"/>
-      </w:tblGrid>
-      <w:tr>
-        <w:tc>
-          <w:tcPr>
-            <w:tcW w:type="dxa" w:w="9524"/>
-            <w:shd w:val="clear" w:fill="F2F2F2"/>
-          </w:tcPr>
-          <w:p>
-            <w:pPr>
-              <w:pStyle w:val="LectureBullet"/>
-            </w:pPr>
-            <w:r/>
-            <w:r>
-              <w:rPr>
-                <w:sz w:val="19"/>
-              </w:rPr>
-              <w:t>【教师动作｜不发言】 每组念完两种解法后，都要念“轮到你”一句并留出学生作答。</w:t>
-            </w:r>
-          </w:p>
-        </w:tc>
-      </w:tr>
-    </w:tbl>
+    <w:p>
+      <w:pPr>
+        <w:pStyle w:val="LectureBullet"/>
+      </w:pPr>
+      <w:r/>
+      <w:r>
+        <w:rPr>
+          <w:sz w:val="19"/>
+        </w:rPr>
+        <w:t>【教师动作｜不发言】 每组念完两种解法后，都要念“轮到你”一句并留出学生作答。</w:t>
+      </w:r>
+    </w:p>
     <w:p>
       <w:pPr/>
       <w:r>
@@ -2695,36 +2015,18 @@
         <w:t>• 三个“轮到你”各点一名学生回答，回答后写在自己的编辑板边上。</w:t>
       </w:r>
     </w:p>
-    <w:tbl>
-      <w:tblPr>
-        <w:tblStyle w:val="TableGrid"/>
-        <w:tblW w:type="auto" w:w="0"/>
-        <w:tblLook w:firstColumn="1" w:firstRow="1" w:lastColumn="0" w:lastRow="0" w:noHBand="0" w:noVBand="1" w:val="04A0"/>
-      </w:tblPr>
-      <w:tblGrid>
-        <w:gridCol w:w="9524"/>
-      </w:tblGrid>
-      <w:tr>
-        <w:tc>
-          <w:tcPr>
-            <w:tcW w:type="dxa" w:w="9524"/>
-            <w:shd w:val="clear" w:fill="F2F2F2"/>
-          </w:tcPr>
-          <w:p>
-            <w:pPr>
-              <w:pStyle w:val="LectureBullet"/>
-            </w:pPr>
-            <w:r/>
-            <w:r>
-              <w:rPr>
-                <w:sz w:val="19"/>
-              </w:rPr>
-              <w:t>【转场语】 先看开合这一组的完整系列。</w:t>
-            </w:r>
-          </w:p>
-        </w:tc>
-      </w:tr>
-    </w:tbl>
+    <w:p>
+      <w:pPr>
+        <w:pStyle w:val="LectureBullet"/>
+      </w:pPr>
+      <w:r/>
+      <w:r>
+        <w:rPr>
+          <w:sz w:val="19"/>
+        </w:rPr>
+        <w:t>【转场语】 先看开合这一组的完整系列。</w:t>
+      </w:r>
+    </w:p>
     <w:p>
       <w:pPr>
         <w:pStyle w:val="SlideTitle"/>
@@ -2741,36 +2043,18 @@
         <w:t>建议时间：2分钟　｜　课堂功能：以“开合”为常量的系列读法</w:t>
       </w:r>
     </w:p>
-    <w:tbl>
-      <w:tblPr>
-        <w:tblStyle w:val="TableGrid"/>
-        <w:tblW w:type="auto" w:w="0"/>
-        <w:tblLook w:firstColumn="1" w:firstRow="1" w:lastColumn="0" w:lastRow="0" w:noHBand="0" w:noVBand="1" w:val="04A0"/>
-      </w:tblPr>
-      <w:tblGrid>
-        <w:gridCol w:w="9524"/>
-      </w:tblGrid>
-      <w:tr>
-        <w:tc>
-          <w:tcPr>
-            <w:tcW w:type="dxa" w:w="9524"/>
-            <w:shd w:val="clear" w:fill="F2F2F2"/>
-          </w:tcPr>
-          <w:p>
-            <w:pPr>
-              <w:pStyle w:val="LectureBullet"/>
-            </w:pPr>
-            <w:r/>
-            <w:r>
-              <w:rPr>
-                <w:sz w:val="19"/>
-              </w:rPr>
-              <w:t>【教师动作｜不发言】 先找五套共用的开合方式，再看它如何改变品类、厚度与穿脱路径。</w:t>
-            </w:r>
-          </w:p>
-        </w:tc>
-      </w:tr>
-    </w:tbl>
+    <w:p>
+      <w:pPr>
+        <w:pStyle w:val="LectureBullet"/>
+      </w:pPr>
+      <w:r/>
+      <w:r>
+        <w:rPr>
+          <w:sz w:val="19"/>
+        </w:rPr>
+        <w:t>【教师动作｜不发言】 先找五套共用的开合方式，再看它如何改变品类、厚度与穿脱路径。</w:t>
+      </w:r>
+    </w:p>
     <w:p>
       <w:pPr/>
       <w:r>
@@ -2853,36 +2137,18 @@
         <w:t>• 请学生回答“换成拉链还认得出吗”，引出“常量必须是结构，不是装饰”。</w:t>
       </w:r>
     </w:p>
-    <w:tbl>
-      <w:tblPr>
-        <w:tblStyle w:val="TableGrid"/>
-        <w:tblW w:type="auto" w:w="0"/>
-        <w:tblLook w:firstColumn="1" w:firstRow="1" w:lastColumn="0" w:lastRow="0" w:noHBand="0" w:noVBand="1" w:val="04A0"/>
-      </w:tblPr>
-      <w:tblGrid>
-        <w:gridCol w:w="9524"/>
-      </w:tblGrid>
-      <w:tr>
-        <w:tc>
-          <w:tcPr>
-            <w:tcW w:type="dxa" w:w="9524"/>
-            <w:shd w:val="clear" w:fill="F2F2F2"/>
-          </w:tcPr>
-          <w:p>
-            <w:pPr>
-              <w:pStyle w:val="LectureBullet"/>
-            </w:pPr>
-            <w:r/>
-            <w:r>
-              <w:rPr>
-                <w:sz w:val="19"/>
-              </w:rPr>
-              <w:t>【转场语】 再看强度下降那一组。</w:t>
-            </w:r>
-          </w:p>
-        </w:tc>
-      </w:tr>
-    </w:tbl>
+    <w:p>
+      <w:pPr>
+        <w:pStyle w:val="LectureBullet"/>
+      </w:pPr>
+      <w:r/>
+      <w:r>
+        <w:rPr>
+          <w:sz w:val="19"/>
+        </w:rPr>
+        <w:t>【转场语】 再看强度下降那一组。</w:t>
+      </w:r>
+    </w:p>
     <w:p>
       <w:pPr>
         <w:pStyle w:val="SlideTitle"/>
@@ -2899,36 +2165,18 @@
         <w:t>建议时间：2分钟　｜　课堂功能：强度轴与“被拿掉的三样东西”</w:t>
       </w:r>
     </w:p>
-    <w:tbl>
-      <w:tblPr>
-        <w:tblStyle w:val="TableGrid"/>
-        <w:tblW w:type="auto" w:w="0"/>
-        <w:tblLook w:firstColumn="1" w:firstRow="1" w:lastColumn="0" w:lastRow="0" w:noHBand="0" w:noVBand="1" w:val="04A0"/>
-      </w:tblPr>
-      <w:tblGrid>
-        <w:gridCol w:w="9524"/>
-      </w:tblGrid>
-      <w:tr>
-        <w:tc>
-          <w:tcPr>
-            <w:tcW w:type="dxa" w:w="9524"/>
-            <w:shd w:val="clear" w:fill="F2F2F2"/>
-          </w:tcPr>
-          <w:p>
-            <w:pPr>
-              <w:pStyle w:val="LectureBullet"/>
-            </w:pPr>
-            <w:r/>
-            <w:r>
-              <w:rPr>
-                <w:sz w:val="19"/>
-              </w:rPr>
-              <w:t>【教师动作｜不发言】 按强度重排五套；最后念两个课堂问题并留出思考。</w:t>
-            </w:r>
-          </w:p>
-        </w:tc>
-      </w:tr>
-    </w:tbl>
+    <w:p>
+      <w:pPr>
+        <w:pStyle w:val="LectureBullet"/>
+      </w:pPr>
+      <w:r/>
+      <w:r>
+        <w:rPr>
+          <w:sz w:val="19"/>
+        </w:rPr>
+        <w:t>【教师动作｜不发言】 按强度重排五套；最后念两个课堂问题并留出思考。</w:t>
+      </w:r>
+    </w:p>
     <w:p>
       <w:pPr/>
       <w:r>
@@ -3011,42 +2259,24 @@
         <w:t>• 请学生说出自己从形象款到引流款要拿掉的三样，并写在编辑板上。</w:t>
       </w:r>
     </w:p>
-    <w:tbl>
-      <w:tblPr>
-        <w:tblStyle w:val="TableGrid"/>
-        <w:tblW w:type="auto" w:w="0"/>
-        <w:tblLook w:firstColumn="1" w:firstRow="1" w:lastColumn="0" w:lastRow="0" w:noHBand="0" w:noVBand="1" w:val="04A0"/>
-      </w:tblPr>
-      <w:tblGrid>
-        <w:gridCol w:w="9524"/>
-      </w:tblGrid>
-      <w:tr>
-        <w:tc>
-          <w:tcPr>
-            <w:tcW w:type="dxa" w:w="9524"/>
-            <w:shd w:val="clear" w:fill="F2F2F2"/>
-          </w:tcPr>
-          <w:p>
-            <w:pPr>
-              <w:pStyle w:val="LectureBullet"/>
-            </w:pPr>
-            <w:r/>
-            <w:r>
-              <w:rPr>
-                <w:sz w:val="19"/>
-              </w:rPr>
-              <w:t>【转场语】 现在用二十八分钟做第一版可见输出。</w:t>
-            </w:r>
-          </w:p>
-        </w:tc>
-      </w:tr>
-    </w:tbl>
+    <w:p>
+      <w:pPr>
+        <w:pStyle w:val="LectureBullet"/>
+      </w:pPr>
+      <w:r/>
+      <w:r>
+        <w:rPr>
+          <w:sz w:val="19"/>
+        </w:rPr>
+        <w:t>【转场语】 现在用二十八分钟做第一版可见输出。</w:t>
+      </w:r>
+    </w:p>
     <w:p>
       <w:pPr>
         <w:pStyle w:val="SlideTitle"/>
       </w:pPr>
       <w:r>
-        <w:t>幻灯片 14｜第1课时实操：28分钟，把概念判断转成第一版可见输出</w:t>
+        <w:t xml:space="preserve">幻灯片 14｜五套之间必须是结构不同，不能只是花色不同</w:t>
       </w:r>
     </w:p>
     <w:p>
@@ -3054,39 +2284,323 @@
         <w:pStyle w:val="SlideMeta"/>
       </w:pPr>
       <w:r>
+        <w:t xml:space="preserve">建议时间：2.5分钟　｜　课堂功能：本周唯一的硬判定，先立标准再动手编辑</w:t>
+      </w:r>
+    </w:p>
+    <w:p>
+      <w:pPr>
+        <w:pStyle w:val="LectureBullet"/>
+      </w:pPr>
+      <w:r>
+        <w:t xml:space="preserve">【教师动作｜不发言】 依次指三栏；在“转成黑白剪影”一句停顿，让学生当场想自己的五款</w:t>
+      </w:r>
+    </w:p>
+    <w:p>
+      <w:pPr/>
+      <w:r>
+        <w:rPr>
+          <w:b/>
+        </w:rPr>
+        <w:t xml:space="preserve">【教师讲稿｜可直接发言】</w:t>
+      </w:r>
+    </w:p>
+    <w:p>
+      <w:pPr>
+        <w:pStyle w:val="SpokenText"/>
+      </w:pPr>
+      <w:r>
+        <w:t xml:space="preserve">这一页是这周唯一的硬判定。过不了这一条，后面的编排、色彩和材料都不用谈。</w:t>
+      </w:r>
+    </w:p>
+    <w:p>
+      <w:pPr>
+        <w:pStyle w:val="SpokenText"/>
+      </w:pPr>
+      <w:r>
+        <w:t xml:space="preserve">左边是不合格的样子：同一个原型，只改颜色、印花、长度或者配饰。五套看起来很热闹，但纸样几乎没变。检验方法很简单——把五张图转成黑白剪影，还分得出来吗？分不出来，那就是一款卖了五次。</w:t>
+      </w:r>
+    </w:p>
+    <w:p>
+      <w:pPr>
+        <w:pStyle w:val="SpokenText"/>
+      </w:pPr>
+      <w:r>
+        <w:t xml:space="preserve">中间是合格的样子：每一套在分割位置、体量所在、闭合方式、支撑手段这四项里，至少改动一项，而共同代码仍然读得出来。检验方法是抽掉那条共同代码，看五套会不会散。散了，说明代码是真的。</w:t>
+      </w:r>
+    </w:p>
+    <w:p>
+      <w:pPr>
+        <w:pStyle w:val="SpokenText"/>
+      </w:pPr>
+      <w:r>
+        <w:t xml:space="preserve">右边最重要：两条都要过。只过第一条，五套太像；只过第二条，就是五件不相干的衣服。系列要求这两条同时成立。</w:t>
+      </w:r>
+    </w:p>
+    <w:p>
+      <w:pPr>
+        <w:pStyle w:val="SpokenText"/>
+      </w:pPr>
+      <w:r>
+        <w:t xml:space="preserve">页面下方列了四个可改的结构位：分割线走向、体量堆在哪、闭合方式、支撑手段。这周提交时，请在五款并排图上标出每一款改了其中哪一项。</w:t>
+      </w:r>
+    </w:p>
+    <w:p>
+      <w:pPr/>
+      <w:r>
+        <w:rPr>
+          <w:b/>
+        </w:rPr>
+        <w:t xml:space="preserve">【互动与应答预案】</w:t>
+      </w:r>
+    </w:p>
+    <w:p>
+      <w:pPr>
+        <w:pStyle w:val="LectureBullet"/>
+      </w:pPr>
+      <w:r>
+        <w:t xml:space="preserve">• 请两名学生说出自己五款里改动最小的一套，当场判断它属于左边还是中间。</w:t>
+      </w:r>
+    </w:p>
+    <w:p>
+      <w:pPr>
+        <w:pStyle w:val="LectureBullet"/>
+      </w:pPr>
+      <w:r>
+        <w:t xml:space="preserve">• 若学生说“我改了材料”，追问：材料变了，结构跟着变了吗？只换材料不改结构，仍然算图像变体。</w:t>
+      </w:r>
+    </w:p>
+    <w:p>
+      <w:pPr>
+        <w:pStyle w:val="LectureBullet"/>
+      </w:pPr>
+      <w:r>
+        <w:t xml:space="preserve">【转场语】 标准立好了，接下来看怎么把五套排出来。</w:t>
+      </w:r>
+    </w:p>
+    <w:p>
+      <w:pPr>
+        <w:pStyle w:val="SlideTitle"/>
+      </w:pPr>
+      <w:r>
+        <w:t xml:space="preserve">幻灯片 15｜Line-up 板：把五套排成一行，看的是品类和节奏</w:t>
+      </w:r>
+    </w:p>
+    <w:p>
+      <w:pPr>
+        <w:pStyle w:val="SlideMeta"/>
+      </w:pPr>
+      <w:r>
+        <w:t xml:space="preserve">建议时间：2分钟　｜　课堂功能：引入 Line-up 板四项检查</w:t>
+      </w:r>
+    </w:p>
+    <w:p>
+      <w:pPr>
+        <w:pStyle w:val="LectureBullet"/>
+      </w:pPr>
+      <w:r>
+        <w:t xml:space="preserve">【教师动作｜不发言】 逐条指四张卡；在“重复率”一栏停顿</w:t>
+      </w:r>
+    </w:p>
+    <w:p>
+      <w:pPr/>
+      <w:r>
+        <w:rPr>
+          <w:b/>
+        </w:rPr>
+        <w:t xml:space="preserve">【教师讲稿｜可直接发言】</w:t>
+      </w:r>
+    </w:p>
+    <w:p>
+      <w:pPr>
+        <w:pStyle w:val="SpokenText"/>
+      </w:pPr>
+      <w:r>
+        <w:t xml:space="preserve">效果图各画各的，看不出系列。排成一行以后，重复和空缺才会自己显出来。</w:t>
+      </w:r>
+    </w:p>
+    <w:p>
+      <w:pPr>
+        <w:pStyle w:val="SpokenText"/>
+      </w:pPr>
+      <w:r>
+        <w:t xml:space="preserve">第一，按角色排序：形象款、核心产品款、比例变化款、过渡款、引流款。先定顺序，再看画面。顺序本身就是论证——为什么第一套是它？你要答得出来。</w:t>
+      </w:r>
+    </w:p>
+    <w:p>
+      <w:pPr>
+        <w:pStyle w:val="SpokenText"/>
+      </w:pPr>
+      <w:r>
+        <w:t xml:space="preserve">第二，品类行矩阵：外套、上装、下装、裙装、内层、配件横着拉一行，看每套由什么组成。空掉一整列，说明系列缺一个品类。</w:t>
+      </w:r>
+    </w:p>
+    <w:p>
+      <w:pPr>
+        <w:pStyle w:val="SpokenText"/>
+      </w:pPr>
+      <w:r>
+        <w:t xml:space="preserve">第三，重复率检查：同一个单品在几套里出现？出现三套以上，它就是常量，不是变量。重复率过高等于五套太像，过低等于五件不相干。</w:t>
+      </w:r>
+    </w:p>
+    <w:p>
+      <w:pPr>
+        <w:pStyle w:val="SpokenText"/>
+      </w:pPr>
+      <w:r>
+        <w:t xml:space="preserve">第四，节奏：强度不能一路平推。至少要有一次明显的起落，否则观看者一套都记不住。把五套的强度画成折线，看它是不是一条直线。</w:t>
+      </w:r>
+    </w:p>
+    <w:p>
+      <w:pPr/>
+      <w:r>
+        <w:rPr>
+          <w:b/>
+        </w:rPr>
+        <w:t xml:space="preserve">【互动与应答预案】</w:t>
+      </w:r>
+    </w:p>
+    <w:p>
+      <w:pPr>
+        <w:pStyle w:val="LectureBullet"/>
+      </w:pPr>
+      <w:r>
+        <w:t xml:space="preserve">• 巡视时问：“你的哪一个单品出现了三次以上？它是你想要的常量吗？”</w:t>
+      </w:r>
+    </w:p>
+    <w:p>
+      <w:pPr>
+        <w:pStyle w:val="LectureBullet"/>
+      </w:pPr>
+      <w:r>
+        <w:t xml:space="preserve">【转场语】 这块板下周整体搬到秋冬，先看一个院校的例子。</w:t>
+      </w:r>
+    </w:p>
+    <w:p>
+      <w:pPr>
+        <w:pStyle w:val="SlideTitle"/>
+      </w:pPr>
+      <w:r>
+        <w:t xml:space="preserve">幻灯片 16｜院校实例｜《1961》：六套之间差的是结构，不是花色</w:t>
+      </w:r>
+    </w:p>
+    <w:p>
+      <w:pPr>
+        <w:pStyle w:val="SlideMeta"/>
+      </w:pPr>
+      <w:r>
+        <w:t xml:space="preserve">建议时间：2.5分钟　｜　课堂功能：用院校毕业作品验证刚才的结构判定</w:t>
+      </w:r>
+    </w:p>
+    <w:p>
+      <w:pPr>
+        <w:pStyle w:val="LectureBullet"/>
+      </w:pPr>
+      <w:r>
+        <w:t xml:space="preserve">【教师动作｜不发言】 先只显示中间那张六套并排；分析完再指左右两张</w:t>
+      </w:r>
+    </w:p>
+    <w:p>
+      <w:pPr/>
+      <w:r>
+        <w:rPr>
+          <w:b/>
+        </w:rPr>
+        <w:t xml:space="preserve">【教师讲稿｜可直接发言】</w:t>
+      </w:r>
+    </w:p>
+    <w:p>
+      <w:pPr>
+        <w:pStyle w:val="SpokenText"/>
+      </w:pPr>
+      <w:r>
+        <w:t xml:space="preserve">这是东华大学郭曼宜的作品。先看中间那张六套并排——这就是刚才“结构变化判定”要你做的事。</w:t>
+      </w:r>
+    </w:p>
+    <w:p>
+      <w:pPr>
+        <w:pStyle w:val="SpokenText"/>
+      </w:pPr>
+      <w:r>
+        <w:t xml:space="preserve">常量是一条包裹到悬垂的身体关系：六套都在处理“布怎样从肩上落下来”。这一条抽掉，六套就散了。</w:t>
+      </w:r>
+    </w:p>
+    <w:p>
+      <w:pPr>
+        <w:pStyle w:val="SpokenText"/>
+      </w:pPr>
+      <w:r>
+        <w:t xml:space="preserve">变量是体积位置和开口方式：肩、袖、下摆的膨胀位置在换，开口从前中移到侧缝。换的是结构，不是印花。</w:t>
+      </w:r>
+    </w:p>
+    <w:p>
+      <w:pPr>
+        <w:pStyle w:val="SpokenText"/>
+      </w:pPr>
+      <w:r>
+        <w:t xml:space="preserve">再看左右两张。左边研究板给的是时代图像，中间把它变成六种结构，右边成衣证明它做得出来。三张缺一环，链条就断了。</w:t>
+      </w:r>
+    </w:p>
+    <w:p>
+      <w:pPr>
+        <w:pStyle w:val="SpokenText"/>
+      </w:pPr>
+      <w:r>
+        <w:t xml:space="preserve">轮到你：把你的五款并排，遮住颜色只看轮廓——还分得出五套吗？分不出，就是一款卖了五次。</w:t>
+      </w:r>
+    </w:p>
+    <w:p>
+      <w:pPr/>
+      <w:r>
+        <w:rPr>
+          <w:b/>
+        </w:rPr>
+        <w:t xml:space="preserve">【互动与应答预案】</w:t>
+      </w:r>
+    </w:p>
+    <w:p>
+      <w:pPr>
+        <w:pStyle w:val="LectureBullet"/>
+      </w:pPr>
+      <w:r>
+        <w:t xml:space="preserve">• 请学生指出这六套里哪一套是形象款、哪一套最接近引流款，并说明依据。</w:t>
+      </w:r>
+    </w:p>
+    <w:p>
+      <w:pPr>
+        <w:pStyle w:val="LectureBullet"/>
+      </w:pPr>
+      <w:r>
+        <w:t xml:space="preserve">【转场语】 标准和例子都有了，现在用二十八分钟做第一版。</w:t>
+      </w:r>
+    </w:p>
+    <w:p>
+      <w:pPr>
+        <w:pStyle w:val="SlideTitle"/>
+      </w:pPr>
+      <w:r>
+        <w:t>幻灯片 17｜第1课时实操：28分钟，把概念判断转成第一版可见输出</w:t>
+      </w:r>
+    </w:p>
+    <w:p>
+      <w:pPr>
+        <w:pStyle w:val="SlideMeta"/>
+      </w:pPr>
+      <w:r>
         <w:t>建议时间：28分钟　｜　课堂功能：四阶段实操（缩略·角色·架构·编辑）</w:t>
       </w:r>
     </w:p>
-    <w:tbl>
-      <w:tblPr>
-        <w:tblStyle w:val="TableGrid"/>
-        <w:tblW w:type="auto" w:w="0"/>
-        <w:tblLook w:firstColumn="1" w:firstRow="1" w:lastColumn="0" w:lastRow="0" w:noHBand="0" w:noVBand="1" w:val="04A0"/>
-      </w:tblPr>
-      <w:tblGrid>
-        <w:gridCol w:w="9524"/>
-      </w:tblGrid>
-      <w:tr>
-        <w:tc>
-          <w:tcPr>
-            <w:tcW w:type="dxa" w:w="9524"/>
-            <w:shd w:val="clear" w:fill="F2F2F2"/>
-          </w:tcPr>
-          <w:p>
-            <w:pPr>
-              <w:pStyle w:val="LectureBullet"/>
-            </w:pPr>
-            <w:r/>
-            <w:r>
-              <w:rPr>
-                <w:sz w:val="19"/>
-              </w:rPr>
-              <w:t>【教师动作｜不发言】 按页面上的分钟区间报时：17—23、23—31、31—39、39—45；每阶段结束检查是否留下图像、标注或修改记录。</w:t>
-            </w:r>
-          </w:p>
-        </w:tc>
-      </w:tr>
-    </w:tbl>
+    <w:p>
+      <w:pPr>
+        <w:pStyle w:val="LectureBullet"/>
+      </w:pPr>
+      <w:r/>
+      <w:r>
+        <w:rPr>
+          <w:sz w:val="19"/>
+        </w:rPr>
+        <w:t>【教师动作｜不发言】 按页面上的分钟区间报时：17—23、23—31、31—39、39—45；每阶段结束检查是否留下图像、标注或修改记录。</w:t>
+      </w:r>
+    </w:p>
     <w:p>
       <w:pPr/>
       <w:r>
@@ -3169,36 +2683,18 @@
         <w:t>• 若学生舍不得删，回应：“已验证的两套不能删，其余三套里必须删两套。先说理由，再动手。”</w:t>
       </w:r>
     </w:p>
-    <w:tbl>
-      <w:tblPr>
-        <w:tblStyle w:val="TableGrid"/>
-        <w:tblW w:type="auto" w:w="0"/>
-        <w:tblLook w:firstColumn="1" w:firstRow="1" w:lastColumn="0" w:lastRow="0" w:noHBand="0" w:noVBand="1" w:val="04A0"/>
-      </w:tblPr>
-      <w:tblGrid>
-        <w:gridCol w:w="9524"/>
-      </w:tblGrid>
-      <w:tr>
-        <w:tc>
-          <w:tcPr>
-            <w:tcW w:type="dxa" w:w="9524"/>
-            <w:shd w:val="clear" w:fill="F2F2F2"/>
-          </w:tcPr>
-          <w:p>
-            <w:pPr>
-              <w:pStyle w:val="LectureBullet"/>
-            </w:pPr>
-            <w:r/>
-            <w:r>
-              <w:rPr>
-                <w:sz w:val="19"/>
-              </w:rPr>
-              <w:t>【转场语】 第1课时到此结束。休息以后，我们决定顺序和搭配。</w:t>
-            </w:r>
-          </w:p>
-        </w:tc>
-      </w:tr>
-    </w:tbl>
+    <w:p>
+      <w:pPr>
+        <w:pStyle w:val="LectureBullet"/>
+      </w:pPr>
+      <w:r/>
+      <w:r>
+        <w:rPr>
+          <w:sz w:val="19"/>
+        </w:rPr>
+        <w:t>【转场语】 第1课时到此结束。休息以后，我们决定顺序和搭配。</w:t>
+      </w:r>
+    </w:p>
     <w:p>
       <w:pPr>
         <w:jc w:val="center"/>
@@ -3239,7 +2735,7 @@
         <w:pStyle w:val="SlideTitle"/>
       </w:pPr>
       <w:r>
-        <w:t>幻灯片 15｜从判断进入制作、编辑与锁定</w:t>
+        <w:t>幻灯片 18｜从判断进入制作、编辑与锁定</w:t>
       </w:r>
     </w:p>
     <w:p>
@@ -3250,36 +2746,18 @@
         <w:t>建议时间：0.5分钟　｜　课堂功能：第2课时开场分隔</w:t>
       </w:r>
     </w:p>
-    <w:tbl>
-      <w:tblPr>
-        <w:tblStyle w:val="TableGrid"/>
-        <w:tblW w:type="auto" w:w="0"/>
-        <w:tblLook w:firstColumn="1" w:firstRow="1" w:lastColumn="0" w:lastRow="0" w:noHBand="0" w:noVBand="1" w:val="04A0"/>
-      </w:tblPr>
-      <w:tblGrid>
-        <w:gridCol w:w="9524"/>
-      </w:tblGrid>
-      <w:tr>
-        <w:tc>
-          <w:tcPr>
-            <w:tcW w:type="dxa" w:w="9524"/>
-            <w:shd w:val="clear" w:fill="F2F2F2"/>
-          </w:tcPr>
-          <w:p>
-            <w:pPr>
-              <w:pStyle w:val="LectureBullet"/>
-            </w:pPr>
-            <w:r/>
-            <w:r>
-              <w:rPr>
-                <w:sz w:val="19"/>
-              </w:rPr>
-              <w:t>【教师动作｜不发言】 宣布节奏：方法与实验9分钟、实操28分钟、讲评与评价5分钟、预告与收尾3分钟。</w:t>
-            </w:r>
-          </w:p>
-        </w:tc>
-      </w:tr>
-    </w:tbl>
+    <w:p>
+      <w:pPr>
+        <w:pStyle w:val="LectureBullet"/>
+      </w:pPr>
+      <w:r/>
+      <w:r>
+        <w:rPr>
+          <w:sz w:val="19"/>
+        </w:rPr>
+        <w:t>【教师动作｜不发言】 宣布节奏：方法与实验9分钟、实操28分钟、讲评与评价5分钟、预告与收尾3分钟。</w:t>
+      </w:r>
+    </w:p>
     <w:p>
       <w:pPr/>
       <w:r>
@@ -3305,42 +2783,24 @@
         <w:t>节奏是：方法与实验九分钟、实操二十八分钟、讲评与评价五分钟、预告与收尾三分钟。讲授只有九分钟，请集中。</w:t>
       </w:r>
     </w:p>
-    <w:tbl>
-      <w:tblPr>
-        <w:tblStyle w:val="TableGrid"/>
-        <w:tblW w:type="auto" w:w="0"/>
-        <w:tblLook w:firstColumn="1" w:firstRow="1" w:lastColumn="0" w:lastRow="0" w:noHBand="0" w:noVBand="1" w:val="04A0"/>
-      </w:tblPr>
-      <w:tblGrid>
-        <w:gridCol w:w="9524"/>
-      </w:tblGrid>
-      <w:tr>
-        <w:tc>
-          <w:tcPr>
-            <w:tcW w:type="dxa" w:w="9524"/>
-            <w:shd w:val="clear" w:fill="F2F2F2"/>
-          </w:tcPr>
-          <w:p>
-            <w:pPr>
-              <w:pStyle w:val="LectureBullet"/>
-            </w:pPr>
-            <w:r/>
-            <w:r>
-              <w:rPr>
-                <w:sz w:val="19"/>
-              </w:rPr>
-              <w:t>【转场语】 先给你们八个动作。</w:t>
-            </w:r>
-          </w:p>
-        </w:tc>
-      </w:tr>
-    </w:tbl>
+    <w:p>
+      <w:pPr>
+        <w:pStyle w:val="LectureBullet"/>
+      </w:pPr>
+      <w:r/>
+      <w:r>
+        <w:rPr>
+          <w:sz w:val="19"/>
+        </w:rPr>
+        <w:t>【转场语】 先给你们八个动作。</w:t>
+      </w:r>
+    </w:p>
     <w:p>
       <w:pPr>
         <w:pStyle w:val="SlideTitle"/>
       </w:pPr>
       <w:r>
-        <w:t>幻灯片 16｜用八个动作推进设计，不用空泛形容词</w:t>
+        <w:t>幻灯片 19｜用八个动作推进设计，不用空泛形容词</w:t>
       </w:r>
     </w:p>
     <w:p>
@@ -3351,36 +2811,18 @@
         <w:t>建议时间：2.5分钟　｜　课堂功能：八个操作动词</w:t>
       </w:r>
     </w:p>
-    <w:tbl>
-      <w:tblPr>
-        <w:tblStyle w:val="TableGrid"/>
-        <w:tblW w:type="auto" w:w="0"/>
-        <w:tblLook w:firstColumn="1" w:firstRow="1" w:lastColumn="0" w:lastRow="0" w:noHBand="0" w:noVBand="1" w:val="04A0"/>
-      </w:tblPr>
-      <w:tblGrid>
-        <w:gridCol w:w="9524"/>
-      </w:tblGrid>
-      <w:tr>
-        <w:tc>
-          <w:tcPr>
-            <w:tcW w:type="dxa" w:w="9524"/>
-            <w:shd w:val="clear" w:fill="F2F2F2"/>
-          </w:tcPr>
-          <w:p>
-            <w:pPr>
-              <w:pStyle w:val="LectureBullet"/>
-            </w:pPr>
-            <w:r/>
-            <w:r>
-              <w:rPr>
-                <w:sz w:val="19"/>
-              </w:rPr>
-              <w:t>【教师动作｜不发言】 快速念八个动词；在“缩略至4—5厘米”一句停顿说明原因。</w:t>
-            </w:r>
-          </w:p>
-        </w:tc>
-      </w:tr>
-    </w:tbl>
+    <w:p>
+      <w:pPr>
+        <w:pStyle w:val="LectureBullet"/>
+      </w:pPr>
+      <w:r/>
+      <w:r>
+        <w:rPr>
+          <w:sz w:val="19"/>
+        </w:rPr>
+        <w:t>【教师动作｜不发言】 快速念八个动词；在“缩略至4—5厘米”一句停顿说明原因。</w:t>
+      </w:r>
+    </w:p>
     <w:p>
       <w:pPr/>
       <w:r>
@@ -3438,42 +2880,24 @@
         <w:t>八，标注：在系列编排下方标出角色、品类、主材料和一条设计规则。</w:t>
       </w:r>
     </w:p>
-    <w:tbl>
-      <w:tblPr>
-        <w:tblStyle w:val="TableGrid"/>
-        <w:tblW w:type="auto" w:w="0"/>
-        <w:tblLook w:firstColumn="1" w:firstRow="1" w:lastColumn="0" w:lastRow="0" w:noHBand="0" w:noVBand="1" w:val="04A0"/>
-      </w:tblPr>
-      <w:tblGrid>
-        <w:gridCol w:w="9524"/>
-      </w:tblGrid>
-      <w:tr>
-        <w:tc>
-          <w:tcPr>
-            <w:tcW w:type="dxa" w:w="9524"/>
-            <w:shd w:val="clear" w:fill="F2F2F2"/>
-          </w:tcPr>
-          <w:p>
-            <w:pPr>
-              <w:pStyle w:val="LectureBullet"/>
-            </w:pPr>
-            <w:r/>
-            <w:r>
-              <w:rPr>
-                <w:sz w:val="19"/>
-              </w:rPr>
-              <w:t>【转场语】 变化要有矩阵，不能凭感觉。</w:t>
-            </w:r>
-          </w:p>
-        </w:tc>
-      </w:tr>
-    </w:tbl>
+    <w:p>
+      <w:pPr>
+        <w:pStyle w:val="LectureBullet"/>
+      </w:pPr>
+      <w:r/>
+      <w:r>
+        <w:rPr>
+          <w:sz w:val="19"/>
+        </w:rPr>
+        <w:t>【转场语】 变化要有矩阵，不能凭感觉。</w:t>
+      </w:r>
+    </w:p>
     <w:p>
       <w:pPr>
         <w:pStyle w:val="SlideTitle"/>
       </w:pPr>
       <w:r>
-        <w:t>幻灯片 17｜先控制变量，再判断哪一种变化真正有效</w:t>
+        <w:t>幻灯片 20｜先控制变量，再判断哪一种变化真正有效</w:t>
       </w:r>
     </w:p>
     <w:p>
@@ -3484,36 +2908,18 @@
         <w:t>建议时间：2.5分钟　｜　课堂功能：五行四列变量矩阵与使用规则</w:t>
       </w:r>
     </w:p>
-    <w:tbl>
-      <w:tblPr>
-        <w:tblStyle w:val="TableGrid"/>
-        <w:tblW w:type="auto" w:w="0"/>
-        <w:tblLook w:firstColumn="1" w:firstRow="1" w:lastColumn="0" w:lastRow="0" w:noHBand="0" w:noVBand="1" w:val="04A0"/>
-      </w:tblPr>
-      <w:tblGrid>
-        <w:gridCol w:w="9524"/>
-      </w:tblGrid>
-      <w:tr>
-        <w:tc>
-          <w:tcPr>
-            <w:tcW w:type="dxa" w:w="9524"/>
-            <w:shd w:val="clear" w:fill="F2F2F2"/>
-          </w:tcPr>
-          <w:p>
-            <w:pPr>
-              <w:pStyle w:val="LectureBullet"/>
-            </w:pPr>
-            <w:r/>
-            <w:r>
-              <w:rPr>
-                <w:sz w:val="19"/>
-              </w:rPr>
-              <w:t>【教师动作｜不发言】 逐行念矩阵五行；重点念“怎么用”“五套的分配”“无效组合”三条。</w:t>
-            </w:r>
-          </w:p>
-        </w:tc>
-      </w:tr>
-    </w:tbl>
+    <w:p>
+      <w:pPr>
+        <w:pStyle w:val="LectureBullet"/>
+      </w:pPr>
+      <w:r/>
+      <w:r>
+        <w:rPr>
+          <w:sz w:val="19"/>
+        </w:rPr>
+        <w:t>【教师动作｜不发言】 逐行念矩阵五行；重点念“怎么用”“五套的分配”“无效组合”三条。</w:t>
+      </w:r>
+    </w:p>
     <w:p>
       <w:pPr/>
       <w:r>
@@ -3580,42 +2986,24 @@
         <w:t>• 若学生一次移动了三格，回应：“退回去。一次一格，否则你不知道是哪一格起作用。”</w:t>
       </w:r>
     </w:p>
-    <w:tbl>
-      <w:tblPr>
-        <w:tblStyle w:val="TableGrid"/>
-        <w:tblW w:type="auto" w:w="0"/>
-        <w:tblLook w:firstColumn="1" w:firstRow="1" w:lastColumn="0" w:lastRow="0" w:noHBand="0" w:noVBand="1" w:val="04A0"/>
-      </w:tblPr>
-      <w:tblGrid>
-        <w:gridCol w:w="9524"/>
-      </w:tblGrid>
-      <w:tr>
-        <w:tc>
-          <w:tcPr>
-            <w:tcW w:type="dxa" w:w="9524"/>
-            <w:shd w:val="clear" w:fill="F2F2F2"/>
-          </w:tcPr>
-          <w:p>
-            <w:pPr>
-              <w:pStyle w:val="LectureBullet"/>
-            </w:pPr>
-            <w:r/>
-            <w:r>
-              <w:rPr>
-                <w:sz w:val="19"/>
-              </w:rPr>
-              <w:t>【转场语】 矩阵之外，还要留下受控实验的记录。</w:t>
-            </w:r>
-          </w:p>
-        </w:tc>
-      </w:tr>
-    </w:tbl>
+    <w:p>
+      <w:pPr>
+        <w:pStyle w:val="LectureBullet"/>
+      </w:pPr>
+      <w:r/>
+      <w:r>
+        <w:rPr>
+          <w:sz w:val="19"/>
+        </w:rPr>
+        <w:t>【转场语】 矩阵之外，还要留下受控实验的记录。</w:t>
+      </w:r>
+    </w:p>
     <w:p>
       <w:pPr>
         <w:pStyle w:val="SlideTitle"/>
       </w:pPr>
       <w:r>
-        <w:t>幻灯片 18｜一次只改变一个主变量，保留可追踪依据</w:t>
+        <w:t>幻灯片 21｜一次只改变一个主变量，保留可追踪依据</w:t>
       </w:r>
     </w:p>
     <w:p>
@@ -3626,36 +3014,18 @@
         <w:t>建议时间：2分钟　｜　课堂功能：基准型与V1—V3三个变量实验</w:t>
       </w:r>
     </w:p>
-    <w:tbl>
-      <w:tblPr>
-        <w:tblStyle w:val="TableGrid"/>
-        <w:tblW w:type="auto" w:w="0"/>
-        <w:tblLook w:firstColumn="1" w:firstRow="1" w:lastColumn="0" w:lastRow="0" w:noHBand="0" w:noVBand="1" w:val="04A0"/>
-      </w:tblPr>
-      <w:tblGrid>
-        <w:gridCol w:w="9524"/>
-      </w:tblGrid>
-      <w:tr>
-        <w:tc>
-          <w:tcPr>
-            <w:tcW w:type="dxa" w:w="9524"/>
-            <w:shd w:val="clear" w:fill="F2F2F2"/>
-          </w:tcPr>
-          <w:p>
-            <w:pPr>
-              <w:pStyle w:val="LectureBullet"/>
-            </w:pPr>
-            <w:r/>
-            <w:r>
-              <w:rPr>
-                <w:sz w:val="19"/>
-              </w:rPr>
-              <w:t>【教师动作｜不发言】 强调三个“同一”：同一视角、同一比例、同一标注；逐版念“记录”一行。</w:t>
-            </w:r>
-          </w:p>
-        </w:tc>
-      </w:tr>
-    </w:tbl>
+    <w:p>
+      <w:pPr>
+        <w:pStyle w:val="LectureBullet"/>
+      </w:pPr>
+      <w:r/>
+      <w:r>
+        <w:rPr>
+          <w:sz w:val="19"/>
+        </w:rPr>
+        <w:t>【教师动作｜不发言】 强调三个“同一”：同一视角、同一比例、同一标注；逐版念“记录”一行。</w:t>
+      </w:r>
+    </w:p>
     <w:p>
       <w:pPr/>
       <w:r>
@@ -3713,42 +3083,24 @@
         <w:t>V3这一版最有用——它就是你的引流款怎么来的证据。</w:t>
       </w:r>
     </w:p>
-    <w:tbl>
-      <w:tblPr>
-        <w:tblStyle w:val="TableGrid"/>
-        <w:tblW w:type="auto" w:w="0"/>
-        <w:tblLook w:firstColumn="1" w:firstRow="1" w:lastColumn="0" w:lastRow="0" w:noHBand="0" w:noVBand="1" w:val="04A0"/>
-      </w:tblPr>
-      <w:tblGrid>
-        <w:gridCol w:w="9524"/>
-      </w:tblGrid>
-      <w:tr>
-        <w:tc>
-          <w:tcPr>
-            <w:tcW w:type="dxa" w:w="9524"/>
-            <w:shd w:val="clear" w:fill="F2F2F2"/>
-          </w:tcPr>
-          <w:p>
-            <w:pPr>
-              <w:pStyle w:val="LectureBullet"/>
-            </w:pPr>
-            <w:r/>
-            <w:r>
-              <w:rPr>
-                <w:sz w:val="19"/>
-              </w:rPr>
-              <w:t>【转场语】 单个实验要放回系列里才有意义。</w:t>
-            </w:r>
-          </w:p>
-        </w:tc>
-      </w:tr>
-    </w:tbl>
+    <w:p>
+      <w:pPr>
+        <w:pStyle w:val="LectureBullet"/>
+      </w:pPr>
+      <w:r/>
+      <w:r>
+        <w:rPr>
+          <w:sz w:val="19"/>
+        </w:rPr>
+        <w:t>【转场语】 单个实验要放回系列里才有意义。</w:t>
+      </w:r>
+    </w:p>
     <w:p>
       <w:pPr>
         <w:pStyle w:val="SlideTitle"/>
       </w:pPr>
       <w:r>
-        <w:t>幻灯片 19｜单个实验只有进入系列角色，才产生产品意义</w:t>
+        <w:t>幻灯片 22｜单个实验只有进入系列角色，才产生产品意义</w:t>
       </w:r>
     </w:p>
     <w:p>
@@ -3759,36 +3111,18 @@
         <w:t>建议时间：2分钟　｜　课堂功能：五套各自不可替代的任务</w:t>
       </w:r>
     </w:p>
-    <w:tbl>
-      <w:tblPr>
-        <w:tblStyle w:val="TableGrid"/>
-        <w:tblW w:type="auto" w:w="0"/>
-        <w:tblLook w:firstColumn="1" w:firstRow="1" w:lastColumn="0" w:lastRow="0" w:noHBand="0" w:noVBand="1" w:val="04A0"/>
-      </w:tblPr>
-      <w:tblGrid>
-        <w:gridCol w:w="9524"/>
-      </w:tblGrid>
-      <w:tr>
-        <w:tc>
-          <w:tcPr>
-            <w:tcW w:type="dxa" w:w="9524"/>
-            <w:shd w:val="clear" w:fill="F2F2F2"/>
-          </w:tcPr>
-          <w:p>
-            <w:pPr>
-              <w:pStyle w:val="LectureBullet"/>
-            </w:pPr>
-            <w:r/>
-            <w:r>
-              <w:rPr>
-                <w:sz w:val="19"/>
-              </w:rPr>
-              <w:t>【教师动作｜不发言】 逐套念任务；最后念抽走法检查。</w:t>
-            </w:r>
-          </w:p>
-        </w:tc>
-      </w:tr>
-    </w:tbl>
+    <w:p>
+      <w:pPr>
+        <w:pStyle w:val="LectureBullet"/>
+      </w:pPr>
+      <w:r/>
+      <w:r>
+        <w:rPr>
+          <w:sz w:val="19"/>
+        </w:rPr>
+        <w:t>【教师动作｜不发言】 逐套念任务；最后念抽走法检查。</w:t>
+      </w:r>
+    </w:p>
     <w:p>
       <w:pPr/>
       <w:r>
@@ -3871,42 +3205,24 @@
         <w:t>• 随机抽走一名学生的一套，问全班：“缺了什么？”答不出，说明那一套要重做。</w:t>
       </w:r>
     </w:p>
-    <w:tbl>
-      <w:tblPr>
-        <w:tblStyle w:val="TableGrid"/>
-        <w:tblW w:type="auto" w:w="0"/>
-        <w:tblLook w:firstColumn="1" w:firstRow="1" w:lastColumn="0" w:lastRow="0" w:noHBand="0" w:noVBand="1" w:val="04A0"/>
-      </w:tblPr>
-      <w:tblGrid>
-        <w:gridCol w:w="9524"/>
-      </w:tblGrid>
-      <w:tr>
-        <w:tc>
-          <w:tcPr>
-            <w:tcW w:type="dxa" w:w="9524"/>
-            <w:shd w:val="clear" w:fill="F2F2F2"/>
-          </w:tcPr>
-          <w:p>
-            <w:pPr>
-              <w:pStyle w:val="LectureBullet"/>
-            </w:pPr>
-            <w:r/>
-            <w:r>
-              <w:rPr>
-                <w:sz w:val="19"/>
-              </w:rPr>
-              <w:t>【转场语】 现在用二十八分钟完成排序、搭配、评图和锁定。</w:t>
-            </w:r>
-          </w:p>
-        </w:tc>
-      </w:tr>
-    </w:tbl>
+    <w:p>
+      <w:pPr>
+        <w:pStyle w:val="LectureBullet"/>
+      </w:pPr>
+      <w:r/>
+      <w:r>
+        <w:rPr>
+          <w:sz w:val="19"/>
+        </w:rPr>
+        <w:t>【转场语】 现在用二十八分钟完成排序、搭配、评图和锁定。</w:t>
+      </w:r>
+    </w:p>
     <w:p>
       <w:pPr>
         <w:pStyle w:val="SlideTitle"/>
       </w:pPr>
       <w:r>
-        <w:t>幻灯片 20｜第2课时实操：28分钟，完成实验、编辑、同伴反馈与锁定</w:t>
+        <w:t>幻灯片 23｜第2课时实操：28分钟，完成实验、编辑、同伴反馈与锁定</w:t>
       </w:r>
     </w:p>
     <w:p>
@@ -3917,36 +3233,18 @@
         <w:t>建议时间：28分钟　｜　课堂功能：四阶段实操（排序·搭配·评图·锁定）</w:t>
       </w:r>
     </w:p>
-    <w:tbl>
-      <w:tblPr>
-        <w:tblStyle w:val="TableGrid"/>
-        <w:tblW w:type="auto" w:w="0"/>
-        <w:tblLook w:firstColumn="1" w:firstRow="1" w:lastColumn="0" w:lastRow="0" w:noHBand="0" w:noVBand="1" w:val="04A0"/>
-      </w:tblPr>
-      <w:tblGrid>
-        <w:gridCol w:w="9524"/>
-      </w:tblGrid>
-      <w:tr>
-        <w:tc>
-          <w:tcPr>
-            <w:tcW w:type="dxa" w:w="9524"/>
-            <w:shd w:val="clear" w:fill="F2F2F2"/>
-          </w:tcPr>
-          <w:p>
-            <w:pPr>
-              <w:pStyle w:val="LectureBullet"/>
-            </w:pPr>
-            <w:r/>
-            <w:r>
-              <w:rPr>
-                <w:sz w:val="19"/>
-              </w:rPr>
-              <w:t>【教师动作｜不发言】 按页面分钟区间报时：14—20、20—28、28—36、36—42；最后5分钟强制写下一步动作。</w:t>
-            </w:r>
-          </w:p>
-        </w:tc>
-      </w:tr>
-    </w:tbl>
+    <w:p>
+      <w:pPr>
+        <w:pStyle w:val="LectureBullet"/>
+      </w:pPr>
+      <w:r/>
+      <w:r>
+        <w:rPr>
+          <w:sz w:val="19"/>
+        </w:rPr>
+        <w:t>【教师动作｜不发言】 按页面分钟区间报时：14—20、20—28、28—36、36—42；最后5分钟强制写下一步动作。</w:t>
+      </w:r>
+    </w:p>
     <w:p>
       <w:pPr/>
       <w:r>
@@ -4029,42 +3327,24 @@
         <w:t>• 搭配验证阶段问：“这件上装能配几件下装？”只能配一件的，标为孤岛单品。</w:t>
       </w:r>
     </w:p>
-    <w:tbl>
-      <w:tblPr>
-        <w:tblStyle w:val="TableGrid"/>
-        <w:tblW w:type="auto" w:w="0"/>
-        <w:tblLook w:firstColumn="1" w:firstRow="1" w:lastColumn="0" w:lastRow="0" w:noHBand="0" w:noVBand="1" w:val="04A0"/>
-      </w:tblPr>
-      <w:tblGrid>
-        <w:gridCol w:w="9524"/>
-      </w:tblGrid>
-      <w:tr>
-        <w:tc>
-          <w:tcPr>
-            <w:tcW w:type="dxa" w:w="9524"/>
-            <w:shd w:val="clear" w:fill="F2F2F2"/>
-          </w:tcPr>
-          <w:p>
-            <w:pPr>
-              <w:pStyle w:val="LectureBullet"/>
-            </w:pPr>
-            <w:r/>
-            <w:r>
-              <w:rPr>
-                <w:sz w:val="19"/>
-              </w:rPr>
-              <w:t>【转场语】 交之前，先按四类证据自查一遍板面。</w:t>
-            </w:r>
-          </w:p>
-        </w:tc>
-      </w:tr>
-    </w:tbl>
+    <w:p>
+      <w:pPr>
+        <w:pStyle w:val="LectureBullet"/>
+      </w:pPr>
+      <w:r/>
+      <w:r>
+        <w:rPr>
+          <w:sz w:val="19"/>
+        </w:rPr>
+        <w:t>【转场语】 交之前，先按四类证据自查一遍板面。</w:t>
+      </w:r>
+    </w:p>
     <w:p>
       <w:pPr>
         <w:pStyle w:val="SlideTitle"/>
       </w:pPr>
       <w:r>
-        <w:t>幻灯片 21｜提交板面必须让评审者快速找到四类证据</w:t>
+        <w:t>幻灯片 24｜提交板面必须让评审者快速找到四类证据</w:t>
       </w:r>
     </w:p>
     <w:p>
@@ -4075,36 +3355,18 @@
         <w:t>建议时间：2分钟　｜　课堂功能：四类提交证据与各自的不合格样态</w:t>
       </w:r>
     </w:p>
-    <w:tbl>
-      <w:tblPr>
-        <w:tblStyle w:val="TableGrid"/>
-        <w:tblW w:type="auto" w:w="0"/>
-        <w:tblLook w:firstColumn="1" w:firstRow="1" w:lastColumn="0" w:lastRow="0" w:noHBand="0" w:noVBand="1" w:val="04A0"/>
-      </w:tblPr>
-      <w:tblGrid>
-        <w:gridCol w:w="9524"/>
-      </w:tblGrid>
-      <w:tr>
-        <w:tc>
-          <w:tcPr>
-            <w:tcW w:type="dxa" w:w="9524"/>
-            <w:shd w:val="clear" w:fill="F2F2F2"/>
-          </w:tcPr>
-          <w:p>
-            <w:pPr>
-              <w:pStyle w:val="LectureBullet"/>
-            </w:pPr>
-            <w:r/>
-            <w:r>
-              <w:rPr>
-                <w:sz w:val="19"/>
-              </w:rPr>
-              <w:t>【教师动作｜不发言】 念四类与四条不合格；提醒“评审者只有60秒”。</w:t>
-            </w:r>
-          </w:p>
-        </w:tc>
-      </w:tr>
-    </w:tbl>
+    <w:p>
+      <w:pPr>
+        <w:pStyle w:val="LectureBullet"/>
+      </w:pPr>
+      <w:r/>
+      <w:r>
+        <w:rPr>
+          <w:sz w:val="19"/>
+        </w:rPr>
+        <w:t>【教师动作｜不发言】 念四类与四条不合格；提醒“评审者只有60秒”。</w:t>
+      </w:r>
+    </w:p>
     <w:p>
       <w:pPr/>
       <w:r>
@@ -4171,42 +3433,24 @@
         <w:t>• 快速抽查两份板面，当场按四条判断合格与否，作为全班示范。</w:t>
       </w:r>
     </w:p>
-    <w:tbl>
-      <w:tblPr>
-        <w:tblStyle w:val="TableGrid"/>
-        <w:tblW w:type="auto" w:w="0"/>
-        <w:tblLook w:firstColumn="1" w:firstRow="1" w:lastColumn="0" w:lastRow="0" w:noHBand="0" w:noVBand="1" w:val="04A0"/>
-      </w:tblPr>
-      <w:tblGrid>
-        <w:gridCol w:w="9524"/>
-      </w:tblGrid>
-      <w:tr>
-        <w:tc>
-          <w:tcPr>
-            <w:tcW w:type="dxa" w:w="9524"/>
-            <w:shd w:val="clear" w:fill="F2F2F2"/>
-          </w:tcPr>
-          <w:p>
-            <w:pPr>
-              <w:pStyle w:val="LectureBullet"/>
-            </w:pPr>
-            <w:r/>
-            <w:r>
-              <w:rPr>
-                <w:sz w:val="19"/>
-              </w:rPr>
-              <w:t>【转场语】 讲评时只用一种语言格式。</w:t>
-            </w:r>
-          </w:p>
-        </w:tc>
-      </w:tr>
-    </w:tbl>
+    <w:p>
+      <w:pPr>
+        <w:pStyle w:val="LectureBullet"/>
+      </w:pPr>
+      <w:r/>
+      <w:r>
+        <w:rPr>
+          <w:sz w:val="19"/>
+        </w:rPr>
+        <w:t>【转场语】 讲评时只用一种语言格式。</w:t>
+      </w:r>
+    </w:p>
     <w:p>
       <w:pPr>
         <w:pStyle w:val="SlideTitle"/>
       </w:pPr>
       <w:r>
-        <w:t>幻灯片 22｜反馈只使用“证据—判断—动作”</w:t>
+        <w:t>幻灯片 25｜反馈只使用“证据—判断—动作”</w:t>
       </w:r>
     </w:p>
     <w:p>
@@ -4217,36 +3461,18 @@
         <w:t>建议时间：1.5分钟　｜　课堂功能：同伴讲评四段格式与本周指向</w:t>
       </w:r>
     </w:p>
-    <w:tbl>
-      <w:tblPr>
-        <w:tblStyle w:val="TableGrid"/>
-        <w:tblW w:type="auto" w:w="0"/>
-        <w:tblLook w:firstColumn="1" w:firstRow="1" w:lastColumn="0" w:lastRow="0" w:noHBand="0" w:noVBand="1" w:val="04A0"/>
-      </w:tblPr>
-      <w:tblGrid>
-        <w:gridCol w:w="9524"/>
-      </w:tblGrid>
-      <w:tr>
-        <w:tc>
-          <w:tcPr>
-            <w:tcW w:type="dxa" w:w="9524"/>
-            <w:shd w:val="clear" w:fill="F2F2F2"/>
-          </w:tcPr>
-          <w:p>
-            <w:pPr>
-              <w:pStyle w:val="LectureBullet"/>
-            </w:pPr>
-            <w:r/>
-            <w:r>
-              <w:rPr>
-                <w:sz w:val="19"/>
-              </w:rPr>
-              <w:t>【教师动作｜不发言】 四段各念一句“本周指向”；开始前重申禁止语。</w:t>
-            </w:r>
-          </w:p>
-        </w:tc>
-      </w:tr>
-    </w:tbl>
+    <w:p>
+      <w:pPr>
+        <w:pStyle w:val="LectureBullet"/>
+      </w:pPr>
+      <w:r/>
+      <w:r>
+        <w:rPr>
+          <w:sz w:val="19"/>
+        </w:rPr>
+        <w:t>【教师动作｜不发言】 四段各念一句“本周指向”；开始前重申禁止语。</w:t>
+      </w:r>
+    </w:p>
     <w:p>
       <w:pPr/>
       <w:r>
@@ -4313,42 +3539,24 @@
         <w:t>• 听到“再丰富一点”时立即介入：“请指定矩阵里的哪一行。”</w:t>
       </w:r>
     </w:p>
-    <w:tbl>
-      <w:tblPr>
-        <w:tblStyle w:val="TableGrid"/>
-        <w:tblW w:type="auto" w:w="0"/>
-        <w:tblLook w:firstColumn="1" w:firstRow="1" w:lastColumn="0" w:lastRow="0" w:noHBand="0" w:noVBand="1" w:val="04A0"/>
-      </w:tblPr>
-      <w:tblGrid>
-        <w:gridCol w:w="9524"/>
-      </w:tblGrid>
-      <w:tr>
-        <w:tc>
-          <w:tcPr>
-            <w:tcW w:type="dxa" w:w="9524"/>
-            <w:shd w:val="clear" w:fill="F2F2F2"/>
-          </w:tcPr>
-          <w:p>
-            <w:pPr>
-              <w:pStyle w:val="LectureBullet"/>
-            </w:pPr>
-            <w:r/>
-            <w:r>
-              <w:rPr>
-                <w:sz w:val="19"/>
-              </w:rPr>
-              <w:t>【转场语】 这周怎么判定合格？</w:t>
-            </w:r>
-          </w:p>
-        </w:tc>
-      </w:tr>
-    </w:tbl>
+    <w:p>
+      <w:pPr>
+        <w:pStyle w:val="LectureBullet"/>
+      </w:pPr>
+      <w:r/>
+      <w:r>
+        <w:rPr>
+          <w:sz w:val="19"/>
+        </w:rPr>
+        <w:t>【转场语】 这周怎么判定合格？</w:t>
+      </w:r>
+    </w:p>
     <w:p>
       <w:pPr>
         <w:pStyle w:val="SlideTitle"/>
       </w:pPr>
       <w:r>
-        <w:t>幻灯片 23｜第09周检查：本周成果是否允许进入下一阶段</w:t>
+        <w:t>幻灯片 26｜第09周检查：本周成果是否允许进入下一阶段</w:t>
       </w:r>
     </w:p>
     <w:p>
@@ -4359,36 +3567,18 @@
         <w:t>建议时间：1.5分钟　｜　课堂功能：五项形成性评价与权重</w:t>
       </w:r>
     </w:p>
-    <w:tbl>
-      <w:tblPr>
-        <w:tblStyle w:val="TableGrid"/>
-        <w:tblW w:type="auto" w:w="0"/>
-        <w:tblLook w:firstColumn="1" w:firstRow="1" w:lastColumn="0" w:lastRow="0" w:noHBand="0" w:noVBand="1" w:val="04A0"/>
-      </w:tblPr>
-      <w:tblGrid>
-        <w:gridCol w:w="9524"/>
-      </w:tblGrid>
-      <w:tr>
-        <w:tc>
-          <w:tcPr>
-            <w:tcW w:type="dxa" w:w="9524"/>
-            <w:shd w:val="clear" w:fill="F2F2F2"/>
-          </w:tcPr>
-          <w:p>
-            <w:pPr>
-              <w:pStyle w:val="LectureBullet"/>
-            </w:pPr>
-            <w:r/>
-            <w:r>
-              <w:rPr>
-                <w:sz w:val="19"/>
-              </w:rPr>
-              <w:t>【教师动作｜不发言】 念五项与权重；提醒三档标记都要写证据位置。</w:t>
-            </w:r>
-          </w:p>
-        </w:tc>
-      </w:tr>
-    </w:tbl>
+    <w:p>
+      <w:pPr>
+        <w:pStyle w:val="LectureBullet"/>
+      </w:pPr>
+      <w:r/>
+      <w:r>
+        <w:rPr>
+          <w:sz w:val="19"/>
+        </w:rPr>
+        <w:t>【教师动作｜不发言】 念五项与权重；提醒三档标记都要写证据位置。</w:t>
+      </w:r>
+    </w:p>
     <w:p>
       <w:pPr/>
       <w:r>
@@ -4446,42 +3636,24 @@
         <w:t>编辑证据和表达占百分之十五：删减、补位和排序均有图像证据和文字说明。</w:t>
       </w:r>
     </w:p>
-    <w:tbl>
-      <w:tblPr>
-        <w:tblStyle w:val="TableGrid"/>
-        <w:tblW w:type="auto" w:w="0"/>
-        <w:tblLook w:firstColumn="1" w:firstRow="1" w:lastColumn="0" w:lastRow="0" w:noHBand="0" w:noVBand="1" w:val="04A0"/>
-      </w:tblPr>
-      <w:tblGrid>
-        <w:gridCol w:w="9524"/>
-      </w:tblGrid>
-      <w:tr>
-        <w:tc>
-          <w:tcPr>
-            <w:tcW w:type="dxa" w:w="9524"/>
-            <w:shd w:val="clear" w:fill="F2F2F2"/>
-          </w:tcPr>
-          <w:p>
-            <w:pPr>
-              <w:pStyle w:val="LectureBullet"/>
-            </w:pPr>
-            <w:r/>
-            <w:r>
-              <w:rPr>
-                <w:sz w:val="19"/>
-              </w:rPr>
-              <w:t>【转场语】 下周转秋冬，我说清楚要带什么。</w:t>
-            </w:r>
-          </w:p>
-        </w:tc>
-      </w:tr>
-    </w:tbl>
+    <w:p>
+      <w:pPr>
+        <w:pStyle w:val="LectureBullet"/>
+      </w:pPr>
+      <w:r/>
+      <w:r>
+        <w:rPr>
+          <w:sz w:val="19"/>
+        </w:rPr>
+        <w:t>【转场语】 下周转秋冬，我说清楚要带什么。</w:t>
+      </w:r>
+    </w:p>
     <w:p>
       <w:pPr>
         <w:pStyle w:val="SlideTitle"/>
       </w:pPr>
       <w:r>
-        <w:t>幻灯片 24｜第10周把同一套编辑方法转到秋冬：从外套主线出发</w:t>
+        <w:t>幻灯片 27｜第10周把同一套编辑方法转到秋冬：从外套主线出发</w:t>
       </w:r>
     </w:p>
     <w:p>
@@ -4492,36 +3664,18 @@
         <w:t>建议时间：1.5分钟　｜　课堂功能：下周四项准备</w:t>
       </w:r>
     </w:p>
-    <w:tbl>
-      <w:tblPr>
-        <w:tblStyle w:val="TableGrid"/>
-        <w:tblW w:type="auto" w:w="0"/>
-        <w:tblLook w:firstColumn="1" w:firstRow="1" w:lastColumn="0" w:lastRow="0" w:noHBand="0" w:noVBand="1" w:val="04A0"/>
-      </w:tblPr>
-      <w:tblGrid>
-        <w:gridCol w:w="9524"/>
-      </w:tblGrid>
-      <w:tr>
-        <w:tc>
-          <w:tcPr>
-            <w:tcW w:type="dxa" w:w="9524"/>
-            <w:shd w:val="clear" w:fill="F2F2F2"/>
-          </w:tcPr>
-          <w:p>
-            <w:pPr>
-              <w:pStyle w:val="LectureBullet"/>
-            </w:pPr>
-            <w:r/>
-            <w:r>
-              <w:rPr>
-                <w:sz w:val="19"/>
-              </w:rPr>
-              <w:t>【教师动作｜不发言】 逐项念带什么、准备什么、写什么；强调材料必须从本周提交物中取用。</w:t>
-            </w:r>
-          </w:p>
-        </w:tc>
-      </w:tr>
-    </w:tbl>
+    <w:p>
+      <w:pPr>
+        <w:pStyle w:val="LectureBullet"/>
+      </w:pPr>
+      <w:r/>
+      <w:r>
+        <w:rPr>
+          <w:sz w:val="19"/>
+        </w:rPr>
+        <w:t>【教师动作｜不发言】 逐项念带什么、准备什么、写什么；强调材料必须从本周提交物中取用。</w:t>
+      </w:r>
+    </w:p>
     <w:p>
       <w:pPr/>
       <w:r>
@@ -4571,42 +3725,24 @@
         <w:t>写下一个问题：用一句话写出“我的系列转到秋冬时，最不确定的是什么”。下周第一件事就是回答它。</w:t>
       </w:r>
     </w:p>
-    <w:tbl>
-      <w:tblPr>
-        <w:tblStyle w:val="TableGrid"/>
-        <w:tblW w:type="auto" w:w="0"/>
-        <w:tblLook w:firstColumn="1" w:firstRow="1" w:lastColumn="0" w:lastRow="0" w:noHBand="0" w:noVBand="1" w:val="04A0"/>
-      </w:tblPr>
-      <w:tblGrid>
-        <w:gridCol w:w="9524"/>
-      </w:tblGrid>
-      <w:tr>
-        <w:tc>
-          <w:tcPr>
-            <w:tcW w:type="dxa" w:w="9524"/>
-            <w:shd w:val="clear" w:fill="F2F2F2"/>
-          </w:tcPr>
-          <w:p>
-            <w:pPr>
-              <w:pStyle w:val="LectureBullet"/>
-            </w:pPr>
-            <w:r/>
-            <w:r>
-              <w:rPr>
-                <w:sz w:val="19"/>
-              </w:rPr>
-              <w:t>【转场语】 最后请每人写一句一句话小结。</w:t>
-            </w:r>
-          </w:p>
-        </w:tc>
-      </w:tr>
-    </w:tbl>
+    <w:p>
+      <w:pPr>
+        <w:pStyle w:val="LectureBullet"/>
+      </w:pPr>
+      <w:r/>
+      <w:r>
+        <w:rPr>
+          <w:sz w:val="19"/>
+        </w:rPr>
+        <w:t>【转场语】 最后请每人写一句一句话小结。</w:t>
+      </w:r>
+    </w:p>
     <w:p>
       <w:pPr>
         <w:pStyle w:val="SlideTitle"/>
       </w:pPr>
       <w:r>
-        <w:t>幻灯片 25｜写一句：把本周判断写成下一步动作</w:t>
+        <w:t>幻灯片 28｜写一句：把本周判断写成下一步动作</w:t>
       </w:r>
     </w:p>
     <w:p>
@@ -4617,36 +3753,18 @@
         <w:t>建议时间：1.5分钟　｜　课堂功能：本周收束与四条结论</w:t>
       </w:r>
     </w:p>
-    <w:tbl>
-      <w:tblPr>
-        <w:tblStyle w:val="TableGrid"/>
-        <w:tblW w:type="auto" w:w="0"/>
-        <w:tblLook w:firstColumn="1" w:firstRow="1" w:lastColumn="0" w:lastRow="0" w:noHBand="0" w:noVBand="1" w:val="04A0"/>
-      </w:tblPr>
-      <w:tblGrid>
-        <w:gridCol w:w="9524"/>
-      </w:tblGrid>
-      <w:tr>
-        <w:tc>
-          <w:tcPr>
-            <w:tcW w:type="dxa" w:w="9524"/>
-            <w:shd w:val="clear" w:fill="F2F2F2"/>
-          </w:tcPr>
-          <w:p>
-            <w:pPr>
-              <w:pStyle w:val="LectureBullet"/>
-            </w:pPr>
-            <w:r/>
-            <w:r>
-              <w:rPr>
-                <w:sz w:val="19"/>
-              </w:rPr>
-              <w:t>【教师动作｜不发言】 投影句式，等待全班写完再下课；念四条结论。</w:t>
-            </w:r>
-          </w:p>
-        </w:tc>
-      </w:tr>
-    </w:tbl>
+    <w:p>
+      <w:pPr>
+        <w:pStyle w:val="LectureBullet"/>
+      </w:pPr>
+      <w:r/>
+      <w:r>
+        <w:rPr>
+          <w:sz w:val="19"/>
+        </w:rPr>
+        <w:t>【教师动作｜不发言】 投影句式，等待全班写完再下课；念四条结论。</w:t>
+      </w:r>
+    </w:p>
     <w:p>
       <w:pPr/>
       <w:r>

--- a/docs/jiangao/《女装设计III》第09周_中国大陆课堂完整讲稿_中文.docx
+++ b/docs/jiangao/《女装设计III》第09周_中国大陆课堂完整讲稿_中文.docx
@@ -2570,7 +2570,7 @@
         <w:pStyle w:val="LectureBullet"/>
       </w:pPr>
       <w:r>
-        <w:t xml:space="preserve">【转场语】 标准和例子都有了，现在用二十八分钟做第一版。</w:t>
+        <w:t>【转场语】 在进入下一周之前，先把自定主题阶段要走的路给你们看一眼。</w:t>
       </w:r>
     </w:p>
     <w:p>
@@ -2578,7 +2578,99 @@
         <w:pStyle w:val="SlideTitle"/>
       </w:pPr>
       <w:r>
-        <w:t>幻灯片 17｜第1课时实操：28分钟，把概念判断转成第一版可见输出</w:t>
+        <w:t>幻灯片 17｜纵向案例预告：从第13周起，我们跟着同一件作品走完五步</w:t>
+      </w:r>
+    </w:p>
+    <w:p>
+      <w:pPr>
+        <w:pStyle w:val="SlideMeta"/>
+      </w:pPr>
+      <w:r>
+        <w:t>建议时间：2分钟　｜　课堂功能：为自定主题阶段预告一条完整的作品链</w:t>
+      </w:r>
+    </w:p>
+    <w:p>
+      <w:pPr>
+        <w:pStyle w:val="LectureBullet"/>
+      </w:pPr>
+      <w:r>
+        <w:t>【教师动作｜不发言】 先只投左边主题板，让学生猜这是什么；再投右边四套。两张之间停三秒，让「中间是空的」这句话落地。本页2分钟从本时段的案例讲解里压缩得出，不另加时。</w:t>
+      </w:r>
+    </w:p>
+    <w:p>
+      <w:pPr/>
+      <w:r>
+        <w:t>【教师讲稿｜可直接发言】</w:t>
+      </w:r>
+    </w:p>
+    <w:p>
+      <w:pPr>
+        <w:pStyle w:val="SpokenText"/>
+      </w:pPr>
+      <w:r>
+        <w:t>刚才《1961》我们看的是结果——六套之间差的是结构，不是花色。但有件事我一直没给你们看：一个人到底怎么从一张照片，走到那样一组。</w:t>
+      </w:r>
+    </w:p>
+    <w:p>
+      <w:pPr>
+        <w:pStyle w:val="SpokenText"/>
+      </w:pPr>
+      <w:r>
+        <w:t>左边这张，是清华大学美术学院周玉清《一隐一现》的主题板。苏州园林的隔扇窗，和落在地上的影。就是这一个来源，不是一堆好看的图。</w:t>
+      </w:r>
+    </w:p>
+    <w:p>
+      <w:pPr>
+        <w:pStyle w:val="SpokenText"/>
+      </w:pPr>
+      <w:r>
+        <w:t>右边是她最后的四套。你先只看轮廓：花色几乎一样，结构完全不同。这正是期末第六项「风格鲜明并统一、造型搭配丰富」那二十分的样子。</w:t>
+      </w:r>
+    </w:p>
+    <w:p>
+      <w:pPr>
+        <w:pStyle w:val="SpokenText"/>
+      </w:pPr>
+      <w:r>
+        <w:t>现在看中间。中间是空的。从这张照片到那四套，中间发生了什么，你们还不知道。</w:t>
+      </w:r>
+    </w:p>
+    <w:p>
+      <w:pPr>
+        <w:pStyle w:val="SpokenText"/>
+      </w:pPr>
+      <w:r>
+        <w:t>第13周到第16周，我们每周补一格：调研、抽象、展开、表现、系列。五格。不是看她一个人，是你自己的作业也要长出这五格。</w:t>
+      </w:r>
+    </w:p>
+    <w:p>
+      <w:pPr/>
+      <w:r>
+        <w:t>【互动与应答预案】</w:t>
+      </w:r>
+    </w:p>
+    <w:p>
+      <w:pPr>
+        <w:pStyle w:val="LectureBullet"/>
+      </w:pPr>
+      <w:r>
+        <w:t>• 问一句「你觉得中间应该有几步」。答不出来很正常——这就是接下来四周要教的东西。</w:t>
+      </w:r>
+    </w:p>
+    <w:p>
+      <w:pPr>
+        <w:pStyle w:val="LectureBullet"/>
+      </w:pPr>
+      <w:r>
+        <w:t>【转场语】 标准和例子都有了，现在用二十八分钟做第一版。</w:t>
+      </w:r>
+    </w:p>
+    <w:p>
+      <w:pPr>
+        <w:pStyle w:val="SlideTitle"/>
+      </w:pPr>
+      <w:r>
+        <w:t>幻灯片 18｜第1课时实操：28分钟，把概念判断转成第一版可见输出</w:t>
       </w:r>
     </w:p>
     <w:p>
@@ -2735,7 +2827,7 @@
         <w:pStyle w:val="SlideTitle"/>
       </w:pPr>
       <w:r>
-        <w:t>幻灯片 18｜从判断进入制作、编辑与锁定</w:t>
+        <w:t>幻灯片 19｜从判断进入制作、编辑与锁定</w:t>
       </w:r>
     </w:p>
     <w:p>
@@ -2800,7 +2892,7 @@
         <w:pStyle w:val="SlideTitle"/>
       </w:pPr>
       <w:r>
-        <w:t>幻灯片 19｜用八个动作推进设计，不用空泛形容词</w:t>
+        <w:t>幻灯片 20｜用八个动作推进设计，不用空泛形容词</w:t>
       </w:r>
     </w:p>
     <w:p>
@@ -2897,7 +2989,7 @@
         <w:pStyle w:val="SlideTitle"/>
       </w:pPr>
       <w:r>
-        <w:t>幻灯片 20｜先控制变量，再判断哪一种变化真正有效</w:t>
+        <w:t>幻灯片 21｜先控制变量，再判断哪一种变化真正有效</w:t>
       </w:r>
     </w:p>
     <w:p>
@@ -3003,7 +3095,7 @@
         <w:pStyle w:val="SlideTitle"/>
       </w:pPr>
       <w:r>
-        <w:t>幻灯片 21｜一次只改变一个主变量，保留可追踪依据</w:t>
+        <w:t>幻灯片 22｜一次只改变一个主变量，保留可追踪依据</w:t>
       </w:r>
     </w:p>
     <w:p>
@@ -3100,7 +3192,7 @@
         <w:pStyle w:val="SlideTitle"/>
       </w:pPr>
       <w:r>
-        <w:t>幻灯片 22｜单个实验只有进入系列角色，才产生产品意义</w:t>
+        <w:t>幻灯片 23｜单个实验只有进入系列角色，才产生产品意义</w:t>
       </w:r>
     </w:p>
     <w:p>
@@ -3222,7 +3314,7 @@
         <w:pStyle w:val="SlideTitle"/>
       </w:pPr>
       <w:r>
-        <w:t>幻灯片 23｜第2课时实操：28分钟，完成实验、编辑、同伴反馈与锁定</w:t>
+        <w:t>幻灯片 24｜第2课时实操：28分钟，完成实验、编辑、同伴反馈与锁定</w:t>
       </w:r>
     </w:p>
     <w:p>
@@ -3344,7 +3436,7 @@
         <w:pStyle w:val="SlideTitle"/>
       </w:pPr>
       <w:r>
-        <w:t>幻灯片 24｜提交板面必须让评审者快速找到四类证据</w:t>
+        <w:t>幻灯片 25｜提交板面必须让评审者快速找到四类证据</w:t>
       </w:r>
     </w:p>
     <w:p>
@@ -3450,7 +3542,7 @@
         <w:pStyle w:val="SlideTitle"/>
       </w:pPr>
       <w:r>
-        <w:t>幻灯片 25｜反馈只使用“证据—判断—动作”</w:t>
+        <w:t>幻灯片 26｜反馈只使用“证据—判断—动作”</w:t>
       </w:r>
     </w:p>
     <w:p>
@@ -3556,7 +3648,7 @@
         <w:pStyle w:val="SlideTitle"/>
       </w:pPr>
       <w:r>
-        <w:t>幻灯片 26｜第09周检查：本周成果是否允许进入下一阶段</w:t>
+        <w:t>幻灯片 27｜第09周检查：本周成果是否允许进入下一阶段</w:t>
       </w:r>
     </w:p>
     <w:p>
@@ -3653,7 +3745,7 @@
         <w:pStyle w:val="SlideTitle"/>
       </w:pPr>
       <w:r>
-        <w:t>幻灯片 27｜第10周把同一套编辑方法转到秋冬：从外套主线出发</w:t>
+        <w:t>幻灯片 28｜第10周把同一套编辑方法转到秋冬：从外套主线出发</w:t>
       </w:r>
     </w:p>
     <w:p>
@@ -3742,7 +3834,7 @@
         <w:pStyle w:val="SlideTitle"/>
       </w:pPr>
       <w:r>
-        <w:t>幻灯片 28｜写一句：把本周判断写成下一步动作</w:t>
+        <w:t>幻灯片 29｜写一句：把本周判断写成下一步动作</w:t>
       </w:r>
     </w:p>
     <w:p>

--- a/docs/jiangao/《女装设计III》第09周_中国大陆课堂完整讲稿_中文.docx
+++ b/docs/jiangao/《女装设计III》第09周_中国大陆课堂完整讲稿_中文.docx
@@ -2263,12 +2263,8 @@
       <w:pPr>
         <w:pStyle w:val="LectureBullet"/>
       </w:pPr>
-      <w:r/>
-      <w:r>
-        <w:rPr>
-          <w:sz w:val="19"/>
-        </w:rPr>
-        <w:t>【转场语】 现在用二十八分钟做第一版可见输出。</w:t>
+      <w:r>
+        <w:t>【转场语】 两个例子看完了。那「不同」到底怎么算？</w:t>
       </w:r>
     </w:p>
     <w:p>

--- a/docs/jiangao/《女装设计III》第09周_中国大陆课堂完整讲稿_中文.docx
+++ b/docs/jiangao/《女装设计III》第09周_中国大陆课堂完整讲稿_中文.docx
@@ -23,7 +23,7 @@
           <w:b/>
           <w:sz w:val="40"/>
         </w:rPr>
-        <w:t>第09周完整课堂讲稿</w:t>
+        <w:t>第09周完整课堂讲稿（学生版）</w:t>
       </w:r>
     </w:p>
     <w:p>
@@ -848,18 +848,6 @@
       </w:r>
     </w:p>
     <w:p>
-      <w:pPr>
-        <w:pStyle w:val="LectureBullet"/>
-      </w:pPr>
-      <w:r/>
-      <w:r>
-        <w:rPr>
-          <w:sz w:val="19"/>
-        </w:rPr>
-        <w:t>【教师动作｜不发言】 显示封面五套；先讲两个常量，再讲变量，最后讲使用场景。</w:t>
-      </w:r>
-    </w:p>
-    <w:p>
       <w:pPr/>
       <w:r>
         <w:rPr>
@@ -917,23 +905,6 @@
       </w:r>
     </w:p>
     <w:p>
-      <w:pPr/>
-      <w:r>
-        <w:rPr>
-          <w:b/>
-        </w:rPr>
-        <w:t>【互动与应答预案】</w:t>
-      </w:r>
-    </w:p>
-    <w:p>
-      <w:pPr>
-        <w:pStyle w:val="LectureBullet"/>
-      </w:pPr>
-      <w:r>
-        <w:t>• 提问：“你的五套里，两个常量分别是什么？”当场答不出的，记为第一课时重点巡视对象。</w:t>
-      </w:r>
-    </w:p>
-    <w:p>
       <w:pPr>
         <w:pStyle w:val="LectureBullet"/>
       </w:pPr>
@@ -962,18 +933,6 @@
       </w:r>
     </w:p>
     <w:p>
-      <w:pPr>
-        <w:pStyle w:val="LectureBullet"/>
-      </w:pPr>
-      <w:r/>
-      <w:r>
-        <w:rPr>
-          <w:sz w:val="19"/>
-        </w:rPr>
-        <w:t>【教师动作｜不发言】 只指向09–12段。</w:t>
-      </w:r>
-    </w:p>
-    <w:p>
       <w:pPr/>
       <w:r>
         <w:rPr>
@@ -1027,18 +986,6 @@
       </w:r>
     </w:p>
     <w:p>
-      <w:pPr>
-        <w:pStyle w:val="LectureBullet"/>
-      </w:pPr>
-      <w:r/>
-      <w:r>
-        <w:rPr>
-          <w:sz w:val="19"/>
-        </w:rPr>
-        <w:t>【教师动作｜不发言】 先念“四件事要一起决定”，再念难点、成果、提交要求；最后说明体例对照（关键判断＝教学重点等）。</w:t>
-      </w:r>
-    </w:p>
-    <w:p>
       <w:pPr/>
       <w:r>
         <w:rPr>
@@ -1104,23 +1051,6 @@
       </w:r>
     </w:p>
     <w:p>
-      <w:pPr/>
-      <w:r>
-        <w:rPr>
-          <w:b/>
-        </w:rPr>
-        <w:t>【互动与应答预案】</w:t>
-      </w:r>
-    </w:p>
-    <w:p>
-      <w:pPr>
-        <w:pStyle w:val="LectureBullet"/>
-      </w:pPr>
-      <w:r>
-        <w:t>• 若学生问“可以课后补交吗”，回应：“下课前交。今天的判断要在课堂上做完，课后补的是完善，不是判断。”</w:t>
-      </w:r>
-    </w:p>
-    <w:p>
       <w:pPr>
         <w:pStyle w:val="LectureBullet"/>
       </w:pPr>
@@ -1149,18 +1079,6 @@
       </w:r>
     </w:p>
     <w:p>
-      <w:pPr>
-        <w:pStyle w:val="LectureBullet"/>
-      </w:pPr>
-      <w:r/>
-      <w:r>
-        <w:rPr>
-          <w:sz w:val="19"/>
-        </w:rPr>
-        <w:t>【教师动作｜不发言】 先做2分钟开场：摊开评审结果与白坯照片、抄写“条件通过”项。再讲对照表。</w:t>
-      </w:r>
-    </w:p>
-    <w:p>
       <w:pPr/>
       <w:r>
         <w:rPr>
@@ -1226,23 +1144,6 @@
       </w:r>
     </w:p>
     <w:p>
-      <w:pPr/>
-      <w:r>
-        <w:rPr>
-          <w:b/>
-        </w:rPr>
-        <w:t>【互动与应答预案】</w:t>
-      </w:r>
-    </w:p>
-    <w:p>
-      <w:pPr>
-        <w:pStyle w:val="LectureBullet"/>
-      </w:pPr>
-      <w:r>
-        <w:t>• 请两名学生念出自己的“条件通过”项；若是“暂缓”，提醒：“那两套今天先做白坯第二版的计划，再进入编辑。”</w:t>
-      </w:r>
-    </w:p>
-    <w:p>
       <w:pPr>
         <w:pStyle w:val="LectureBullet"/>
       </w:pPr>
@@ -1271,18 +1172,6 @@
       </w:r>
     </w:p>
     <w:p>
-      <w:pPr>
-        <w:pStyle w:val="LectureBullet"/>
-      </w:pPr>
-      <w:r/>
-      <w:r>
-        <w:rPr>
-          <w:sz w:val="19"/>
-        </w:rPr>
-        <w:t>【教师动作｜不发言】 逐条念五项；在“考核内容占40%”和“期末不会重来”两处停顿。</w:t>
-      </w:r>
-    </w:p>
-    <w:p>
       <w:pPr/>
       <w:r>
         <w:rPr>
@@ -1368,18 +1257,6 @@
       </w:r>
     </w:p>
     <w:p>
-      <w:pPr>
-        <w:pStyle w:val="LectureBullet"/>
-      </w:pPr>
-      <w:r/>
-      <w:r>
-        <w:rPr>
-          <w:sz w:val="19"/>
-        </w:rPr>
-        <w:t>【教师动作｜不发言】 投影教材图；先横向读一行，再纵向读四行；最后布置数数任务。</w:t>
-      </w:r>
-    </w:p>
-    <w:p>
       <w:pPr/>
       <w:r>
         <w:rPr>
@@ -1437,23 +1314,6 @@
       </w:r>
     </w:p>
     <w:p>
-      <w:pPr/>
-      <w:r>
-        <w:rPr>
-          <w:b/>
-        </w:rPr>
-        <w:t>【互动与应答预案】</w:t>
-      </w:r>
-    </w:p>
-    <w:p>
-      <w:pPr>
-        <w:pStyle w:val="LectureBullet"/>
-      </w:pPr>
-      <w:r>
-        <w:t>• 请三名学生报出自己的比例；全是连衣裙的，当场指出缺失的穿着场景。</w:t>
-      </w:r>
-    </w:p>
-    <w:p>
       <w:pPr>
         <w:pStyle w:val="LectureBullet"/>
       </w:pPr>
@@ -1482,18 +1342,6 @@
       </w:r>
     </w:p>
     <w:p>
-      <w:pPr>
-        <w:pStyle w:val="LectureBullet"/>
-      </w:pPr>
-      <w:r/>
-      <w:r>
-        <w:rPr>
-          <w:sz w:val="19"/>
-        </w:rPr>
-        <w:t>【教师动作｜不发言】 左右对照投影；最后把问题转回学生自己的母题。</w:t>
-      </w:r>
-    </w:p>
-    <w:p>
       <w:pPr/>
       <w:r>
         <w:rPr>
@@ -1559,23 +1407,6 @@
       </w:r>
     </w:p>
     <w:p>
-      <w:pPr/>
-      <w:r>
-        <w:rPr>
-          <w:b/>
-        </w:rPr>
-        <w:t>【互动与应答预案】</w:t>
-      </w:r>
-    </w:p>
-    <w:p>
-      <w:pPr>
-        <w:pStyle w:val="LectureBullet"/>
-      </w:pPr>
-      <w:r>
-        <w:t>• 若学生只改变了大小，提醒：“只改大小是同一个操作重复五次。请试着改位置。”</w:t>
-      </w:r>
-    </w:p>
-    <w:p>
       <w:pPr>
         <w:pStyle w:val="LectureBullet"/>
       </w:pPr>
@@ -1604,18 +1435,6 @@
       </w:r>
     </w:p>
     <w:p>
-      <w:pPr>
-        <w:pStyle w:val="LectureBullet"/>
-      </w:pPr>
-      <w:r/>
-      <w:r>
-        <w:rPr>
-          <w:sz w:val="19"/>
-        </w:rPr>
-        <w:t>【教师动作｜不发言】 投影七套学生作品；讲两步与两条依据后，启动3分钟，学生圈选并写理由、同桌互查。</w:t>
-      </w:r>
-    </w:p>
-    <w:p>
       <w:pPr/>
       <w:r>
         <w:rPr>
@@ -1681,23 +1500,6 @@
       </w:r>
     </w:p>
     <w:p>
-      <w:pPr/>
-      <w:r>
-        <w:rPr>
-          <w:b/>
-        </w:rPr>
-        <w:t>【互动与应答预案】</w:t>
-      </w:r>
-    </w:p>
-    <w:p>
-      <w:pPr>
-        <w:pStyle w:val="LectureBullet"/>
-      </w:pPr>
-      <w:r>
-        <w:t>• 请一对同桌当众交换理由；若理由是“这套最普通”，回应：“普通可能正是引流款。请用依据A或依据B重写。”</w:t>
-      </w:r>
-    </w:p>
-    <w:p>
       <w:pPr>
         <w:pStyle w:val="LectureBullet"/>
       </w:pPr>
@@ -1726,18 +1528,6 @@
       </w:r>
     </w:p>
     <w:p>
-      <w:pPr>
-        <w:pStyle w:val="LectureBullet"/>
-      </w:pPr>
-      <w:r/>
-      <w:r>
-        <w:rPr>
-          <w:sz w:val="19"/>
-        </w:rPr>
-        <w:t>【教师动作｜不发言】 每个词只念定义一句，重点念“怎么检验”一句。</w:t>
-      </w:r>
-    </w:p>
-    <w:p>
       <w:pPr/>
       <w:r>
         <w:rPr>
@@ -1787,23 +1577,6 @@
       </w:r>
     </w:p>
     <w:p>
-      <w:pPr/>
-      <w:r>
-        <w:rPr>
-          <w:b/>
-        </w:rPr>
-        <w:t>【互动与应答预案】</w:t>
-      </w:r>
-    </w:p>
-    <w:p>
-      <w:pPr>
-        <w:pStyle w:val="LectureBullet"/>
-      </w:pPr>
-      <w:r>
-        <w:t>• 当场做一次“遮住四套”的测试，用一名学生的作业。</w:t>
-      </w:r>
-    </w:p>
-    <w:p>
       <w:pPr>
         <w:pStyle w:val="LectureBullet"/>
       </w:pPr>
@@ -1832,18 +1605,6 @@
       </w:r>
     </w:p>
     <w:p>
-      <w:pPr>
-        <w:pStyle w:val="LectureBullet"/>
-      </w:pPr>
-      <w:r/>
-      <w:r>
-        <w:rPr>
-          <w:sz w:val="19"/>
-        </w:rPr>
-        <w:t>【教师动作｜不发言】 逐组念冲突与失败信号；最后停在“四项×五套”一组。</w:t>
-      </w:r>
-    </w:p>
-    <w:p>
       <w:pPr/>
       <w:r>
         <w:rPr>
@@ -1901,23 +1662,6 @@
       </w:r>
     </w:p>
     <w:p>
-      <w:pPr/>
-      <w:r>
-        <w:rPr>
-          <w:b/>
-        </w:rPr>
-        <w:t>【互动与应答预案】</w:t>
-      </w:r>
-    </w:p>
-    <w:p>
-      <w:pPr>
-        <w:pStyle w:val="LectureBullet"/>
-      </w:pPr>
-      <w:r>
-        <w:t>• 请学生说出自己打算牺牲哪一项；答“都不牺牲”的，指出那正是最后一条失败信号。</w:t>
-      </w:r>
-    </w:p>
-    <w:p>
       <w:pPr>
         <w:pStyle w:val="LectureBullet"/>
       </w:pPr>
@@ -1946,18 +1690,6 @@
       </w:r>
     </w:p>
     <w:p>
-      <w:pPr>
-        <w:pStyle w:val="LectureBullet"/>
-      </w:pPr>
-      <w:r/>
-      <w:r>
-        <w:rPr>
-          <w:sz w:val="19"/>
-        </w:rPr>
-        <w:t>【教师动作｜不发言】 每组念完两种解法后，都要念“轮到你”一句并留出学生作答。</w:t>
-      </w:r>
-    </w:p>
-    <w:p>
       <w:pPr/>
       <w:r>
         <w:rPr>
@@ -1999,23 +1731,6 @@
       </w:r>
     </w:p>
     <w:p>
-      <w:pPr/>
-      <w:r>
-        <w:rPr>
-          <w:b/>
-        </w:rPr>
-        <w:t>【互动与应答预案】</w:t>
-      </w:r>
-    </w:p>
-    <w:p>
-      <w:pPr>
-        <w:pStyle w:val="LectureBullet"/>
-      </w:pPr>
-      <w:r>
-        <w:t>• 三个“轮到你”各点一名学生回答，回答后写在自己的编辑板边上。</w:t>
-      </w:r>
-    </w:p>
-    <w:p>
       <w:pPr>
         <w:pStyle w:val="LectureBullet"/>
       </w:pPr>
@@ -2044,18 +1759,6 @@
       </w:r>
     </w:p>
     <w:p>
-      <w:pPr>
-        <w:pStyle w:val="LectureBullet"/>
-      </w:pPr>
-      <w:r/>
-      <w:r>
-        <w:rPr>
-          <w:sz w:val="19"/>
-        </w:rPr>
-        <w:t>【教师动作｜不发言】 先找五套共用的开合方式，再看它如何改变品类、厚度与穿脱路径。</w:t>
-      </w:r>
-    </w:p>
-    <w:p>
       <w:pPr/>
       <w:r>
         <w:rPr>
@@ -2121,23 +1824,6 @@
       </w:r>
     </w:p>
     <w:p>
-      <w:pPr/>
-      <w:r>
-        <w:rPr>
-          <w:b/>
-        </w:rPr>
-        <w:t>【互动与应答预案】</w:t>
-      </w:r>
-    </w:p>
-    <w:p>
-      <w:pPr>
-        <w:pStyle w:val="LectureBullet"/>
-      </w:pPr>
-      <w:r>
-        <w:t>• 请学生回答“换成拉链还认得出吗”，引出“常量必须是结构，不是装饰”。</w:t>
-      </w:r>
-    </w:p>
-    <w:p>
       <w:pPr>
         <w:pStyle w:val="LectureBullet"/>
       </w:pPr>
@@ -2166,18 +1852,6 @@
       </w:r>
     </w:p>
     <w:p>
-      <w:pPr>
-        <w:pStyle w:val="LectureBullet"/>
-      </w:pPr>
-      <w:r/>
-      <w:r>
-        <w:rPr>
-          <w:sz w:val="19"/>
-        </w:rPr>
-        <w:t>【教师动作｜不发言】 按强度重排五套；最后念两个课堂问题并留出思考。</w:t>
-      </w:r>
-    </w:p>
-    <w:p>
       <w:pPr/>
       <w:r>
         <w:rPr>
@@ -2243,27 +1917,10 @@
       </w:r>
     </w:p>
     <w:p>
-      <w:pPr/>
-      <w:r>
-        <w:rPr>
-          <w:b/>
-        </w:rPr>
-        <w:t>【互动与应答预案】</w:t>
-      </w:r>
-    </w:p>
-    <w:p>
       <w:pPr>
         <w:pStyle w:val="LectureBullet"/>
       </w:pPr>
       <w:r>
-        <w:t>• 请学生说出自己从形象款到引流款要拿掉的三样，并写在编辑板上。</w:t>
-      </w:r>
-    </w:p>
-    <w:p>
-      <w:pPr>
-        <w:pStyle w:val="LectureBullet"/>
-      </w:pPr>
-      <w:r>
         <w:t>【转场语】 两个例子看完了。那「不同」到底怎么算？</w:t>
       </w:r>
     </w:p>
@@ -2281,14 +1938,6 @@
       </w:pPr>
       <w:r>
         <w:t xml:space="preserve">建议时间：2.5分钟　｜　课堂功能：本周唯一的硬判定，先立标准再动手编辑</w:t>
-      </w:r>
-    </w:p>
-    <w:p>
-      <w:pPr>
-        <w:pStyle w:val="LectureBullet"/>
-      </w:pPr>
-      <w:r>
-        <w:t xml:space="preserve">【教师动作｜不发言】 依次指三栏；在“转成黑白剪影”一句停顿，让学生当场想自己的五款</w:t>
       </w:r>
     </w:p>
     <w:p>
@@ -2341,35 +1990,10 @@
       </w:r>
     </w:p>
     <w:p>
-      <w:pPr/>
-      <w:r>
-        <w:rPr>
-          <w:b/>
-        </w:rPr>
-        <w:t xml:space="preserve">【互动与应答预案】</w:t>
-      </w:r>
-    </w:p>
-    <w:p>
       <w:pPr>
         <w:pStyle w:val="LectureBullet"/>
       </w:pPr>
       <w:r>
-        <w:t xml:space="preserve">• 请两名学生说出自己五款里改动最小的一套，当场判断它属于左边还是中间。</w:t>
-      </w:r>
-    </w:p>
-    <w:p>
-      <w:pPr>
-        <w:pStyle w:val="LectureBullet"/>
-      </w:pPr>
-      <w:r>
-        <w:t xml:space="preserve">• 若学生说“我改了材料”，追问：材料变了，结构跟着变了吗？只换材料不改结构，仍然算图像变体。</w:t>
-      </w:r>
-    </w:p>
-    <w:p>
-      <w:pPr>
-        <w:pStyle w:val="LectureBullet"/>
-      </w:pPr>
-      <w:r>
         <w:t xml:space="preserve">【转场语】 标准立好了，接下来看怎么把五套排出来。</w:t>
       </w:r>
     </w:p>
@@ -2387,14 +2011,6 @@
       </w:pPr>
       <w:r>
         <w:t xml:space="preserve">建议时间：2分钟　｜　课堂功能：引入 Line-up 板四项检查</w:t>
-      </w:r>
-    </w:p>
-    <w:p>
-      <w:pPr>
-        <w:pStyle w:val="LectureBullet"/>
-      </w:pPr>
-      <w:r>
-        <w:t xml:space="preserve">【教师动作｜不发言】 逐条指四张卡；在“重复率”一栏停顿</w:t>
       </w:r>
     </w:p>
     <w:p>
@@ -2447,27 +2063,10 @@
       </w:r>
     </w:p>
     <w:p>
-      <w:pPr/>
-      <w:r>
-        <w:rPr>
-          <w:b/>
-        </w:rPr>
-        <w:t xml:space="preserve">【互动与应答预案】</w:t>
-      </w:r>
-    </w:p>
-    <w:p>
       <w:pPr>
         <w:pStyle w:val="LectureBullet"/>
       </w:pPr>
       <w:r>
-        <w:t xml:space="preserve">• 巡视时问：“你的哪一个单品出现了三次以上？它是你想要的常量吗？”</w:t>
-      </w:r>
-    </w:p>
-    <w:p>
-      <w:pPr>
-        <w:pStyle w:val="LectureBullet"/>
-      </w:pPr>
-      <w:r>
         <w:t xml:space="preserve">【转场语】 这块板下周整体搬到秋冬，先看一个院校的例子。</w:t>
       </w:r>
     </w:p>
@@ -2485,14 +2084,6 @@
       </w:pPr>
       <w:r>
         <w:t xml:space="preserve">建议时间：2.5分钟　｜　课堂功能：用院校毕业作品验证刚才的结构判定</w:t>
-      </w:r>
-    </w:p>
-    <w:p>
-      <w:pPr>
-        <w:pStyle w:val="LectureBullet"/>
-      </w:pPr>
-      <w:r>
-        <w:t xml:space="preserve">【教师动作｜不发言】 先只显示中间那张六套并排；分析完再指左右两张</w:t>
       </w:r>
     </w:p>
     <w:p>
@@ -2545,12 +2136,73 @@
       </w:r>
     </w:p>
     <w:p>
+      <w:pPr>
+        <w:pStyle w:val="LectureBullet"/>
+      </w:pPr>
+      <w:r>
+        <w:t>【转场语】 在进入下一周之前，先把自定主题阶段要走的路给你们看一眼。</w:t>
+      </w:r>
+    </w:p>
+    <w:p>
+      <w:pPr>
+        <w:pStyle w:val="SlideTitle"/>
+      </w:pPr>
+      <w:r>
+        <w:t>幻灯片 17｜纵向案例预告：从第13周起，我们跟着同一件作品走完五步</w:t>
+      </w:r>
+    </w:p>
+    <w:p>
+      <w:pPr>
+        <w:pStyle w:val="SlideMeta"/>
+      </w:pPr>
+      <w:r>
+        <w:t>建议时间：2分钟　｜　课堂功能：为自定主题阶段预告一条完整的作品链</w:t>
+      </w:r>
+    </w:p>
+    <w:p>
       <w:pPr/>
       <w:r>
-        <w:rPr>
-          <w:b/>
-        </w:rPr>
-        <w:t xml:space="preserve">【互动与应答预案】</w:t>
+        <w:t>【教师讲稿｜可直接发言】</w:t>
+      </w:r>
+    </w:p>
+    <w:p>
+      <w:pPr>
+        <w:pStyle w:val="SpokenText"/>
+      </w:pPr>
+      <w:r>
+        <w:t>刚才《1961》我们看的是结果——六套之间差的是结构，不是花色。但有件事我一直没给你们看：一个人到底怎么从一张照片，走到那样一组。</w:t>
+      </w:r>
+    </w:p>
+    <w:p>
+      <w:pPr>
+        <w:pStyle w:val="SpokenText"/>
+      </w:pPr>
+      <w:r>
+        <w:t>左边这张，是清华大学美术学院周玉清《一隐一现》的主题板。苏州园林的隔扇窗，和落在地上的影。就是这一个来源，不是一堆好看的图。</w:t>
+      </w:r>
+    </w:p>
+    <w:p>
+      <w:pPr>
+        <w:pStyle w:val="SpokenText"/>
+      </w:pPr>
+      <w:r>
+        <w:t>右边是她最后的四套。你先只看轮廓：花色几乎一样，结构完全不同。这正是期末第六项「风格鲜明并统一、造型搭配丰富」那二十分的样子。</w:t>
+      </w:r>
+    </w:p>
+    <w:p>
+      <w:pPr>
+        <w:pStyle w:val="SpokenText"/>
+      </w:pPr>
+      <w:r>
+        <w:t>现在看中间。中间是空的。从这张照片到那四套，中间发生了什么，你们还不知道。</w:t>
+      </w:r>
+    </w:p>
+    <w:p>
+      <w:pPr>
+        <w:pStyle w:val="SpokenText"/>
+      </w:pPr>
+      <w:r>
+        <w:t>第13周到第16周，我们每周补一格：调研、抽象、展开、表现、系列。五格。不是看她一个人，是你自己的作业也要长出这五格。</w:t>
       </w:r>
     </w:p>
     <w:p>
@@ -2558,15 +2210,7 @@
         <w:pStyle w:val="LectureBullet"/>
       </w:pPr>
       <w:r>
-        <w:t xml:space="preserve">• 请学生指出这六套里哪一套是形象款、哪一套最接近引流款，并说明依据。</w:t>
-      </w:r>
-    </w:p>
-    <w:p>
-      <w:pPr>
-        <w:pStyle w:val="LectureBullet"/>
-      </w:pPr>
-      <w:r>
-        <w:t>【转场语】 在进入下一周之前，先把自定主题阶段要走的路给你们看一眼。</w:t>
+        <w:t>【转场语】 标准和例子都有了，现在用二十八分钟做第一版。</w:t>
       </w:r>
     </w:p>
     <w:p>
@@ -2574,7 +2218,7 @@
         <w:pStyle w:val="SlideTitle"/>
       </w:pPr>
       <w:r>
-        <w:t>幻灯片 17｜纵向案例预告：从第13周起，我们跟着同一件作品走完五步</w:t>
+        <w:t>幻灯片 18｜第1课时实操：28分钟，把概念判断转成第一版可见输出</w:t>
       </w:r>
     </w:p>
     <w:p>
@@ -2582,111 +2226,7 @@
         <w:pStyle w:val="SlideMeta"/>
       </w:pPr>
       <w:r>
-        <w:t>建议时间：2分钟　｜　课堂功能：为自定主题阶段预告一条完整的作品链</w:t>
-      </w:r>
-    </w:p>
-    <w:p>
-      <w:pPr>
-        <w:pStyle w:val="LectureBullet"/>
-      </w:pPr>
-      <w:r>
-        <w:t>【教师动作｜不发言】 先只投左边主题板，让学生猜这是什么；再投右边四套。两张之间停三秒，让「中间是空的」这句话落地。本页2分钟从本时段的案例讲解里压缩得出，不另加时。</w:t>
-      </w:r>
-    </w:p>
-    <w:p>
-      <w:pPr/>
-      <w:r>
-        <w:t>【教师讲稿｜可直接发言】</w:t>
-      </w:r>
-    </w:p>
-    <w:p>
-      <w:pPr>
-        <w:pStyle w:val="SpokenText"/>
-      </w:pPr>
-      <w:r>
-        <w:t>刚才《1961》我们看的是结果——六套之间差的是结构，不是花色。但有件事我一直没给你们看：一个人到底怎么从一张照片，走到那样一组。</w:t>
-      </w:r>
-    </w:p>
-    <w:p>
-      <w:pPr>
-        <w:pStyle w:val="SpokenText"/>
-      </w:pPr>
-      <w:r>
-        <w:t>左边这张，是清华大学美术学院周玉清《一隐一现》的主题板。苏州园林的隔扇窗，和落在地上的影。就是这一个来源，不是一堆好看的图。</w:t>
-      </w:r>
-    </w:p>
-    <w:p>
-      <w:pPr>
-        <w:pStyle w:val="SpokenText"/>
-      </w:pPr>
-      <w:r>
-        <w:t>右边是她最后的四套。你先只看轮廓：花色几乎一样，结构完全不同。这正是期末第六项「风格鲜明并统一、造型搭配丰富」那二十分的样子。</w:t>
-      </w:r>
-    </w:p>
-    <w:p>
-      <w:pPr>
-        <w:pStyle w:val="SpokenText"/>
-      </w:pPr>
-      <w:r>
-        <w:t>现在看中间。中间是空的。从这张照片到那四套，中间发生了什么，你们还不知道。</w:t>
-      </w:r>
-    </w:p>
-    <w:p>
-      <w:pPr>
-        <w:pStyle w:val="SpokenText"/>
-      </w:pPr>
-      <w:r>
-        <w:t>第13周到第16周，我们每周补一格：调研、抽象、展开、表现、系列。五格。不是看她一个人，是你自己的作业也要长出这五格。</w:t>
-      </w:r>
-    </w:p>
-    <w:p>
-      <w:pPr/>
-      <w:r>
-        <w:t>【互动与应答预案】</w:t>
-      </w:r>
-    </w:p>
-    <w:p>
-      <w:pPr>
-        <w:pStyle w:val="LectureBullet"/>
-      </w:pPr>
-      <w:r>
-        <w:t>• 问一句「你觉得中间应该有几步」。答不出来很正常——这就是接下来四周要教的东西。</w:t>
-      </w:r>
-    </w:p>
-    <w:p>
-      <w:pPr>
-        <w:pStyle w:val="LectureBullet"/>
-      </w:pPr>
-      <w:r>
-        <w:t>【转场语】 标准和例子都有了，现在用二十八分钟做第一版。</w:t>
-      </w:r>
-    </w:p>
-    <w:p>
-      <w:pPr>
-        <w:pStyle w:val="SlideTitle"/>
-      </w:pPr>
-      <w:r>
-        <w:t>幻灯片 18｜第1课时实操：28分钟，把概念判断转成第一版可见输出</w:t>
-      </w:r>
-    </w:p>
-    <w:p>
-      <w:pPr>
-        <w:pStyle w:val="SlideMeta"/>
-      </w:pPr>
-      <w:r>
         <w:t>建议时间：28分钟　｜　课堂功能：四阶段实操（缩略·角色·架构·编辑）</w:t>
-      </w:r>
-    </w:p>
-    <w:p>
-      <w:pPr>
-        <w:pStyle w:val="LectureBullet"/>
-      </w:pPr>
-      <w:r/>
-      <w:r>
-        <w:rPr>
-          <w:sz w:val="19"/>
-        </w:rPr>
-        <w:t>【教师动作｜不发言】 按页面上的分钟区间报时：17—23、23—31、31—39、39—45；每阶段结束检查是否留下图像、标注或修改记录。</w:t>
       </w:r>
     </w:p>
     <w:p>
@@ -2744,31 +2284,6 @@
       </w:pPr>
       <w:r>
         <w:t>交接第2课时：带着缩略图墙和产品角色图进入排序和搭配验证。没有贴上角色标签的造型，不进入下一节。</w:t>
-      </w:r>
-    </w:p>
-    <w:p>
-      <w:pPr/>
-      <w:r>
-        <w:rPr>
-          <w:b/>
-        </w:rPr>
-        <w:t>【互动与应答预案】</w:t>
-      </w:r>
-    </w:p>
-    <w:p>
-      <w:pPr>
-        <w:pStyle w:val="LectureBullet"/>
-      </w:pPr>
-      <w:r>
-        <w:t>• 巡视时问：“这一套的标签是什么？依据是哪一条？”标签一致重复的，当场要求改一个。</w:t>
-      </w:r>
-    </w:p>
-    <w:p>
-      <w:pPr>
-        <w:pStyle w:val="LectureBullet"/>
-      </w:pPr>
-      <w:r>
-        <w:t>• 若学生舍不得删，回应：“已验证的两套不能删，其余三套里必须删两套。先说理由，再动手。”</w:t>
       </w:r>
     </w:p>
     <w:p>
@@ -2835,18 +2350,6 @@
       </w:r>
     </w:p>
     <w:p>
-      <w:pPr>
-        <w:pStyle w:val="LectureBullet"/>
-      </w:pPr>
-      <w:r/>
-      <w:r>
-        <w:rPr>
-          <w:sz w:val="19"/>
-        </w:rPr>
-        <w:t>【教师动作｜不发言】 宣布节奏：方法与实验9分钟、实操28分钟、讲评与评价5分钟、预告与收尾3分钟。</w:t>
-      </w:r>
-    </w:p>
-    <w:p>
       <w:pPr/>
       <w:r>
         <w:rPr>
@@ -2900,18 +2403,6 @@
       </w:r>
     </w:p>
     <w:p>
-      <w:pPr>
-        <w:pStyle w:val="LectureBullet"/>
-      </w:pPr>
-      <w:r/>
-      <w:r>
-        <w:rPr>
-          <w:sz w:val="19"/>
-        </w:rPr>
-        <w:t>【教师动作｜不发言】 快速念八个动词；在“缩略至4—5厘米”一句停顿说明原因。</w:t>
-      </w:r>
-    </w:p>
-    <w:p>
       <w:pPr/>
       <w:r>
         <w:rPr>
@@ -2997,18 +2488,6 @@
       </w:r>
     </w:p>
     <w:p>
-      <w:pPr>
-        <w:pStyle w:val="LectureBullet"/>
-      </w:pPr>
-      <w:r/>
-      <w:r>
-        <w:rPr>
-          <w:sz w:val="19"/>
-        </w:rPr>
-        <w:t>【教师动作｜不发言】 逐行念矩阵五行；重点念“怎么用”“五套的分配”“无效组合”三条。</w:t>
-      </w:r>
-    </w:p>
-    <w:p>
       <w:pPr/>
       <w:r>
         <w:rPr>
@@ -3058,23 +2537,6 @@
       </w:r>
     </w:p>
     <w:p>
-      <w:pPr/>
-      <w:r>
-        <w:rPr>
-          <w:b/>
-        </w:rPr>
-        <w:t>【互动与应答预案】</w:t>
-      </w:r>
-    </w:p>
-    <w:p>
-      <w:pPr>
-        <w:pStyle w:val="LectureBullet"/>
-      </w:pPr>
-      <w:r>
-        <w:t>• 若学生一次移动了三格，回应：“退回去。一次一格，否则你不知道是哪一格起作用。”</w:t>
-      </w:r>
-    </w:p>
-    <w:p>
       <w:pPr>
         <w:pStyle w:val="LectureBullet"/>
       </w:pPr>
@@ -3103,18 +2565,6 @@
       </w:r>
     </w:p>
     <w:p>
-      <w:pPr>
-        <w:pStyle w:val="LectureBullet"/>
-      </w:pPr>
-      <w:r/>
-      <w:r>
-        <w:rPr>
-          <w:sz w:val="19"/>
-        </w:rPr>
-        <w:t>【教师动作｜不发言】 强调三个“同一”：同一视角、同一比例、同一标注；逐版念“记录”一行。</w:t>
-      </w:r>
-    </w:p>
-    <w:p>
       <w:pPr/>
       <w:r>
         <w:rPr>
@@ -3200,18 +2650,6 @@
       </w:r>
     </w:p>
     <w:p>
-      <w:pPr>
-        <w:pStyle w:val="LectureBullet"/>
-      </w:pPr>
-      <w:r/>
-      <w:r>
-        <w:rPr>
-          <w:sz w:val="19"/>
-        </w:rPr>
-        <w:t>【教师动作｜不发言】 逐套念任务；最后念抽走法检查。</w:t>
-      </w:r>
-    </w:p>
-    <w:p>
       <w:pPr/>
       <w:r>
         <w:rPr>
@@ -3277,23 +2715,6 @@
       </w:r>
     </w:p>
     <w:p>
-      <w:pPr/>
-      <w:r>
-        <w:rPr>
-          <w:b/>
-        </w:rPr>
-        <w:t>【互动与应答预案】</w:t>
-      </w:r>
-    </w:p>
-    <w:p>
-      <w:pPr>
-        <w:pStyle w:val="LectureBullet"/>
-      </w:pPr>
-      <w:r>
-        <w:t>• 随机抽走一名学生的一套，问全班：“缺了什么？”答不出，说明那一套要重做。</w:t>
-      </w:r>
-    </w:p>
-    <w:p>
       <w:pPr>
         <w:pStyle w:val="LectureBullet"/>
       </w:pPr>
@@ -3322,18 +2743,6 @@
       </w:r>
     </w:p>
     <w:p>
-      <w:pPr>
-        <w:pStyle w:val="LectureBullet"/>
-      </w:pPr>
-      <w:r/>
-      <w:r>
-        <w:rPr>
-          <w:sz w:val="19"/>
-        </w:rPr>
-        <w:t>【教师动作｜不发言】 按页面分钟区间报时：14—20、20—28、28—36、36—42；最后5分钟强制写下一步动作。</w:t>
-      </w:r>
-    </w:p>
-    <w:p>
       <w:pPr/>
       <w:r>
         <w:rPr>
@@ -3391,31 +2800,6 @@
       </w:r>
     </w:p>
     <w:p>
-      <w:pPr/>
-      <w:r>
-        <w:rPr>
-          <w:b/>
-        </w:rPr>
-        <w:t>【互动与应答预案】</w:t>
-      </w:r>
-    </w:p>
-    <w:p>
-      <w:pPr>
-        <w:pStyle w:val="LectureBullet"/>
-      </w:pPr>
-      <w:r>
-        <w:t>• 巡视时问：“两种顺序你选了哪一种？为什么？”只做一种的当场补第二种。</w:t>
-      </w:r>
-    </w:p>
-    <w:p>
-      <w:pPr>
-        <w:pStyle w:val="LectureBullet"/>
-      </w:pPr>
-      <w:r>
-        <w:t>• 搭配验证阶段问：“这件上装能配几件下装？”只能配一件的，标为孤岛单品。</w:t>
-      </w:r>
-    </w:p>
-    <w:p>
       <w:pPr>
         <w:pStyle w:val="LectureBullet"/>
       </w:pPr>
@@ -3444,18 +2828,6 @@
       </w:r>
     </w:p>
     <w:p>
-      <w:pPr>
-        <w:pStyle w:val="LectureBullet"/>
-      </w:pPr>
-      <w:r/>
-      <w:r>
-        <w:rPr>
-          <w:sz w:val="19"/>
-        </w:rPr>
-        <w:t>【教师动作｜不发言】 念四类与四条不合格；提醒“评审者只有60秒”。</w:t>
-      </w:r>
-    </w:p>
-    <w:p>
       <w:pPr/>
       <w:r>
         <w:rPr>
@@ -3505,23 +2877,6 @@
       </w:r>
     </w:p>
     <w:p>
-      <w:pPr/>
-      <w:r>
-        <w:rPr>
-          <w:b/>
-        </w:rPr>
-        <w:t>【互动与应答预案】</w:t>
-      </w:r>
-    </w:p>
-    <w:p>
-      <w:pPr>
-        <w:pStyle w:val="LectureBullet"/>
-      </w:pPr>
-      <w:r>
-        <w:t>• 快速抽查两份板面，当场按四条判断合格与否，作为全班示范。</w:t>
-      </w:r>
-    </w:p>
-    <w:p>
       <w:pPr>
         <w:pStyle w:val="LectureBullet"/>
       </w:pPr>
@@ -3550,18 +2905,6 @@
       </w:r>
     </w:p>
     <w:p>
-      <w:pPr>
-        <w:pStyle w:val="LectureBullet"/>
-      </w:pPr>
-      <w:r/>
-      <w:r>
-        <w:rPr>
-          <w:sz w:val="19"/>
-        </w:rPr>
-        <w:t>【教师动作｜不发言】 四段各念一句“本周指向”；开始前重申禁止语。</w:t>
-      </w:r>
-    </w:p>
-    <w:p>
       <w:pPr/>
       <w:r>
         <w:rPr>
@@ -3611,23 +2954,6 @@
       </w:r>
     </w:p>
     <w:p>
-      <w:pPr/>
-      <w:r>
-        <w:rPr>
-          <w:b/>
-        </w:rPr>
-        <w:t>【互动与应答预案】</w:t>
-      </w:r>
-    </w:p>
-    <w:p>
-      <w:pPr>
-        <w:pStyle w:val="LectureBullet"/>
-      </w:pPr>
-      <w:r>
-        <w:t>• 听到“再丰富一点”时立即介入：“请指定矩阵里的哪一行。”</w:t>
-      </w:r>
-    </w:p>
-    <w:p>
       <w:pPr>
         <w:pStyle w:val="LectureBullet"/>
       </w:pPr>
@@ -3656,18 +2982,6 @@
       </w:r>
     </w:p>
     <w:p>
-      <w:pPr>
-        <w:pStyle w:val="LectureBullet"/>
-      </w:pPr>
-      <w:r/>
-      <w:r>
-        <w:rPr>
-          <w:sz w:val="19"/>
-        </w:rPr>
-        <w:t>【教师动作｜不发言】 念五项与权重；提醒三档标记都要写证据位置。</w:t>
-      </w:r>
-    </w:p>
-    <w:p>
       <w:pPr/>
       <w:r>
         <w:rPr>
@@ -3753,18 +3067,6 @@
       </w:r>
     </w:p>
     <w:p>
-      <w:pPr>
-        <w:pStyle w:val="LectureBullet"/>
-      </w:pPr>
-      <w:r/>
-      <w:r>
-        <w:rPr>
-          <w:sz w:val="19"/>
-        </w:rPr>
-        <w:t>【教师动作｜不发言】 逐项念带什么、准备什么、写什么；强调材料必须从本周提交物中取用。</w:t>
-      </w:r>
-    </w:p>
-    <w:p>
       <w:pPr/>
       <w:r>
         <w:rPr>
@@ -3839,18 +3141,6 @@
       </w:pPr>
       <w:r>
         <w:t>建议时间：1.5分钟　｜　课堂功能：本周收束与四条结论</w:t>
-      </w:r>
-    </w:p>
-    <w:p>
-      <w:pPr>
-        <w:pStyle w:val="LectureBullet"/>
-      </w:pPr>
-      <w:r/>
-      <w:r>
-        <w:rPr>
-          <w:sz w:val="19"/>
-        </w:rPr>
-        <w:t>【教师动作｜不发言】 投影句式，等待全班写完再下课；念四条结论。</w:t>
       </w:r>
     </w:p>
     <w:p>

--- a/docs/jiangao/《女装设计III》第09周_中国大陆课堂完整讲稿_中文.docx
+++ b/docs/jiangao/《女装设计III》第09周_中国大陆课堂完整讲稿_中文.docx
@@ -777,14 +777,6 @@
         <w:pStyle w:val="LectureBullet"/>
       </w:pPr>
       <w:r>
-        <w:t>• 教师：28分钟计时器两次、缩略图墙用的墙面或长桌、产品角色标签（形象款／过渡款／引流款／搭配款四色）、变量矩阵空白表。</w:t>
-      </w:r>
-    </w:p>
-    <w:p>
-      <w:pPr>
-        <w:pStyle w:val="LectureBullet"/>
-      </w:pPr>
-      <w:r>
         <w:t>• 课堂资料：三组秀场并列图（度假系列、开合、强度）只作原理观察，不代表品牌官方版型说明；教材图像保持原始比例，仅做边界裁切。</w:t>
       </w:r>
     </w:p>
@@ -848,15 +840,6 @@
       </w:r>
     </w:p>
     <w:p>
-      <w:pPr/>
-      <w:r>
-        <w:rPr>
-          <w:b/>
-        </w:rPr>
-        <w:t>【教师讲稿｜可直接发言】</w:t>
-      </w:r>
-    </w:p>
-    <w:p>
       <w:pPr>
         <w:pStyle w:val="SpokenText"/>
       </w:pPr>
@@ -933,15 +916,6 @@
       </w:r>
     </w:p>
     <w:p>
-      <w:pPr/>
-      <w:r>
-        <w:rPr>
-          <w:b/>
-        </w:rPr>
-        <w:t>【教师讲稿｜可直接发言】</w:t>
-      </w:r>
-    </w:p>
-    <w:p>
       <w:pPr>
         <w:pStyle w:val="SpokenText"/>
       </w:pPr>
@@ -986,15 +960,6 @@
       </w:r>
     </w:p>
     <w:p>
-      <w:pPr/>
-      <w:r>
-        <w:rPr>
-          <w:b/>
-        </w:rPr>
-        <w:t>【教师讲稿｜可直接发言】</w:t>
-      </w:r>
-    </w:p>
-    <w:p>
       <w:pPr>
         <w:pStyle w:val="SpokenText"/>
       </w:pPr>
@@ -1079,15 +1044,6 @@
       </w:r>
     </w:p>
     <w:p>
-      <w:pPr/>
-      <w:r>
-        <w:rPr>
-          <w:b/>
-        </w:rPr>
-        <w:t>【教师讲稿｜可直接发言】</w:t>
-      </w:r>
-    </w:p>
-    <w:p>
       <w:pPr>
         <w:pStyle w:val="SpokenText"/>
       </w:pPr>
@@ -1172,15 +1128,6 @@
       </w:r>
     </w:p>
     <w:p>
-      <w:pPr/>
-      <w:r>
-        <w:rPr>
-          <w:b/>
-        </w:rPr>
-        <w:t>【教师讲稿｜可直接发言】</w:t>
-      </w:r>
-    </w:p>
-    <w:p>
       <w:pPr>
         <w:pStyle w:val="SpokenText"/>
       </w:pPr>
@@ -1257,15 +1204,6 @@
       </w:r>
     </w:p>
     <w:p>
-      <w:pPr/>
-      <w:r>
-        <w:rPr>
-          <w:b/>
-        </w:rPr>
-        <w:t>【教师讲稿｜可直接发言】</w:t>
-      </w:r>
-    </w:p>
-    <w:p>
       <w:pPr>
         <w:pStyle w:val="SpokenText"/>
       </w:pPr>
@@ -1342,15 +1280,6 @@
       </w:r>
     </w:p>
     <w:p>
-      <w:pPr/>
-      <w:r>
-        <w:rPr>
-          <w:b/>
-        </w:rPr>
-        <w:t>【教师讲稿｜可直接发言】</w:t>
-      </w:r>
-    </w:p>
-    <w:p>
       <w:pPr>
         <w:pStyle w:val="SpokenText"/>
       </w:pPr>
@@ -1435,15 +1364,6 @@
       </w:r>
     </w:p>
     <w:p>
-      <w:pPr/>
-      <w:r>
-        <w:rPr>
-          <w:b/>
-        </w:rPr>
-        <w:t>【教师讲稿｜可直接发言】</w:t>
-      </w:r>
-    </w:p>
-    <w:p>
       <w:pPr>
         <w:pStyle w:val="SpokenText"/>
       </w:pPr>
@@ -1528,15 +1448,6 @@
       </w:r>
     </w:p>
     <w:p>
-      <w:pPr/>
-      <w:r>
-        <w:rPr>
-          <w:b/>
-        </w:rPr>
-        <w:t>【教师讲稿｜可直接发言】</w:t>
-      </w:r>
-    </w:p>
-    <w:p>
       <w:pPr>
         <w:pStyle w:val="SpokenText"/>
       </w:pPr>
@@ -1605,15 +1516,6 @@
       </w:r>
     </w:p>
     <w:p>
-      <w:pPr/>
-      <w:r>
-        <w:rPr>
-          <w:b/>
-        </w:rPr>
-        <w:t>【教师讲稿｜可直接发言】</w:t>
-      </w:r>
-    </w:p>
-    <w:p>
       <w:pPr>
         <w:pStyle w:val="SpokenText"/>
       </w:pPr>
@@ -1690,15 +1592,6 @@
       </w:r>
     </w:p>
     <w:p>
-      <w:pPr/>
-      <w:r>
-        <w:rPr>
-          <w:b/>
-        </w:rPr>
-        <w:t>【教师讲稿｜可直接发言】</w:t>
-      </w:r>
-    </w:p>
-    <w:p>
       <w:pPr>
         <w:pStyle w:val="SpokenText"/>
       </w:pPr>
@@ -1759,15 +1652,6 @@
       </w:r>
     </w:p>
     <w:p>
-      <w:pPr/>
-      <w:r>
-        <w:rPr>
-          <w:b/>
-        </w:rPr>
-        <w:t>【教师讲稿｜可直接发言】</w:t>
-      </w:r>
-    </w:p>
-    <w:p>
       <w:pPr>
         <w:pStyle w:val="SpokenText"/>
       </w:pPr>
@@ -1852,15 +1736,6 @@
       </w:r>
     </w:p>
     <w:p>
-      <w:pPr/>
-      <w:r>
-        <w:rPr>
-          <w:b/>
-        </w:rPr>
-        <w:t>【教师讲稿｜可直接发言】</w:t>
-      </w:r>
-    </w:p>
-    <w:p>
       <w:pPr>
         <w:pStyle w:val="SpokenText"/>
       </w:pPr>
@@ -1941,15 +1816,6 @@
       </w:r>
     </w:p>
     <w:p>
-      <w:pPr/>
-      <w:r>
-        <w:rPr>
-          <w:b/>
-        </w:rPr>
-        <w:t xml:space="preserve">【教师讲稿｜可直接发言】</w:t>
-      </w:r>
-    </w:p>
-    <w:p>
       <w:pPr>
         <w:pStyle w:val="SpokenText"/>
       </w:pPr>
@@ -2014,15 +1880,6 @@
       </w:r>
     </w:p>
     <w:p>
-      <w:pPr/>
-      <w:r>
-        <w:rPr>
-          <w:b/>
-        </w:rPr>
-        <w:t xml:space="preserve">【教师讲稿｜可直接发言】</w:t>
-      </w:r>
-    </w:p>
-    <w:p>
       <w:pPr>
         <w:pStyle w:val="SpokenText"/>
       </w:pPr>
@@ -2087,15 +1944,6 @@
       </w:r>
     </w:p>
     <w:p>
-      <w:pPr/>
-      <w:r>
-        <w:rPr>
-          <w:b/>
-        </w:rPr>
-        <w:t xml:space="preserve">【教师讲稿｜可直接发言】</w:t>
-      </w:r>
-    </w:p>
-    <w:p>
       <w:pPr>
         <w:pStyle w:val="SpokenText"/>
       </w:pPr>
@@ -2160,12 +2008,6 @@
       </w:r>
     </w:p>
     <w:p>
-      <w:pPr/>
-      <w:r>
-        <w:t>【教师讲稿｜可直接发言】</w:t>
-      </w:r>
-    </w:p>
-    <w:p>
       <w:pPr>
         <w:pStyle w:val="SpokenText"/>
       </w:pPr>
@@ -2227,15 +2069,6 @@
       </w:pPr>
       <w:r>
         <w:t>建议时间：28分钟　｜　课堂功能：四阶段实操（缩略·角色·架构·编辑）</w:t>
-      </w:r>
-    </w:p>
-    <w:p>
-      <w:pPr/>
-      <w:r>
-        <w:rPr>
-          <w:b/>
-        </w:rPr>
-        <w:t>【教师讲稿｜可直接发言】</w:t>
       </w:r>
     </w:p>
     <w:p>
@@ -2350,15 +2183,6 @@
       </w:r>
     </w:p>
     <w:p>
-      <w:pPr/>
-      <w:r>
-        <w:rPr>
-          <w:b/>
-        </w:rPr>
-        <w:t>【教师讲稿｜可直接发言】</w:t>
-      </w:r>
-    </w:p>
-    <w:p>
       <w:pPr>
         <w:pStyle w:val="SpokenText"/>
       </w:pPr>
@@ -2403,15 +2227,6 @@
       </w:r>
     </w:p>
     <w:p>
-      <w:pPr/>
-      <w:r>
-        <w:rPr>
-          <w:b/>
-        </w:rPr>
-        <w:t>【教师讲稿｜可直接发言】</w:t>
-      </w:r>
-    </w:p>
-    <w:p>
       <w:pPr>
         <w:pStyle w:val="SpokenText"/>
       </w:pPr>
@@ -2488,15 +2303,6 @@
       </w:r>
     </w:p>
     <w:p>
-      <w:pPr/>
-      <w:r>
-        <w:rPr>
-          <w:b/>
-        </w:rPr>
-        <w:t>【教师讲稿｜可直接发言】</w:t>
-      </w:r>
-    </w:p>
-    <w:p>
       <w:pPr>
         <w:pStyle w:val="SpokenText"/>
       </w:pPr>
@@ -2565,15 +2371,6 @@
       </w:r>
     </w:p>
     <w:p>
-      <w:pPr/>
-      <w:r>
-        <w:rPr>
-          <w:b/>
-        </w:rPr>
-        <w:t>【教师讲稿｜可直接发言】</w:t>
-      </w:r>
-    </w:p>
-    <w:p>
       <w:pPr>
         <w:pStyle w:val="SpokenText"/>
       </w:pPr>
@@ -2650,15 +2447,6 @@
       </w:r>
     </w:p>
     <w:p>
-      <w:pPr/>
-      <w:r>
-        <w:rPr>
-          <w:b/>
-        </w:rPr>
-        <w:t>【教师讲稿｜可直接发言】</w:t>
-      </w:r>
-    </w:p>
-    <w:p>
       <w:pPr>
         <w:pStyle w:val="SpokenText"/>
       </w:pPr>
@@ -2743,15 +2531,6 @@
       </w:r>
     </w:p>
     <w:p>
-      <w:pPr/>
-      <w:r>
-        <w:rPr>
-          <w:b/>
-        </w:rPr>
-        <w:t>【教师讲稿｜可直接发言】</w:t>
-      </w:r>
-    </w:p>
-    <w:p>
       <w:pPr>
         <w:pStyle w:val="SpokenText"/>
       </w:pPr>
@@ -2828,15 +2607,6 @@
       </w:r>
     </w:p>
     <w:p>
-      <w:pPr/>
-      <w:r>
-        <w:rPr>
-          <w:b/>
-        </w:rPr>
-        <w:t>【教师讲稿｜可直接发言】</w:t>
-      </w:r>
-    </w:p>
-    <w:p>
       <w:pPr>
         <w:pStyle w:val="SpokenText"/>
       </w:pPr>
@@ -2905,15 +2675,6 @@
       </w:r>
     </w:p>
     <w:p>
-      <w:pPr/>
-      <w:r>
-        <w:rPr>
-          <w:b/>
-        </w:rPr>
-        <w:t>【教师讲稿｜可直接发言】</w:t>
-      </w:r>
-    </w:p>
-    <w:p>
       <w:pPr>
         <w:pStyle w:val="SpokenText"/>
       </w:pPr>
@@ -2982,15 +2743,6 @@
       </w:r>
     </w:p>
     <w:p>
-      <w:pPr/>
-      <w:r>
-        <w:rPr>
-          <w:b/>
-        </w:rPr>
-        <w:t>【教师讲稿｜可直接发言】</w:t>
-      </w:r>
-    </w:p>
-    <w:p>
       <w:pPr>
         <w:pStyle w:val="SpokenText"/>
       </w:pPr>
@@ -3067,15 +2819,6 @@
       </w:r>
     </w:p>
     <w:p>
-      <w:pPr/>
-      <w:r>
-        <w:rPr>
-          <w:b/>
-        </w:rPr>
-        <w:t>【教师讲稿｜可直接发言】</w:t>
-      </w:r>
-    </w:p>
-    <w:p>
       <w:pPr>
         <w:pStyle w:val="SpokenText"/>
       </w:pPr>
@@ -3144,15 +2887,6 @@
       </w:r>
     </w:p>
     <w:p>
-      <w:pPr/>
-      <w:r>
-        <w:rPr>
-          <w:b/>
-        </w:rPr>
-        <w:t>【教师讲稿｜可直接发言】</w:t>
-      </w:r>
-    </w:p>
-    <w:p>
       <w:pPr>
         <w:pStyle w:val="SpokenText"/>
       </w:pPr>
@@ -3231,145 +2965,6 @@
       </w:pPr>
       <w:r>
         <w:t>• 学生课后自查时，把本周的“产品角色与产品架构”对应到期末的“市场与定位”和“统一与丰富”两项。</w:t>
-      </w:r>
-    </w:p>
-    <w:p>
-      <w:pPr/>
-      <w:r>
-        <w:rPr>
-          <w:b/>
-        </w:rPr>
-        <w:t>【二｜计时口令（可直接照念）】</w:t>
-      </w:r>
-    </w:p>
-    <w:p>
-      <w:pPr>
-        <w:pStyle w:val="LectureBullet"/>
-      </w:pPr>
-      <w:r>
-        <w:t>• 编辑练习：“三分钟。圈出要删的两套，各写一句理由，然后和同桌换着看。”</w:t>
-      </w:r>
-    </w:p>
-    <w:p>
-      <w:pPr>
-        <w:pStyle w:val="LectureBullet"/>
-      </w:pPr>
-      <w:r>
-        <w:t>• 第1课时实操：“二十八分钟。前六分钟只做缩略图墙，不要修改任何一张画。”／“还剩六分钟，删两套、补两套，每一套都要有角色标签。”</w:t>
-      </w:r>
-    </w:p>
-    <w:p>
-      <w:pPr>
-        <w:pStyle w:val="LectureBullet"/>
-      </w:pPr>
-      <w:r>
-        <w:t>• 第2课时实操：“二十八分钟。前六分钟做两种顺序，不是一种。”／“还剩六分钟，写出每一套存在的必要性。写不出的，视为未锁定。”</w:t>
-      </w:r>
-    </w:p>
-    <w:p>
-      <w:pPr>
-        <w:pStyle w:val="LectureBullet"/>
-      </w:pPr>
-      <w:r>
-        <w:t>• 讲评：“证据、判断、动作。三段缺一段就重说。”</w:t>
-      </w:r>
-    </w:p>
-    <w:p>
-      <w:pPr/>
-      <w:r>
-        <w:rPr>
-          <w:b/>
-        </w:rPr>
-        <w:t>【三｜常见误解与标准回应】</w:t>
-      </w:r>
-    </w:p>
-    <w:p>
-      <w:pPr>
-        <w:pStyle w:val="LectureBullet"/>
-      </w:pPr>
-      <w:r>
-        <w:t>• “我舍不得删” → “已验证的两套不能删，其余三套里必须删两套。先说理由，再动手。”</w:t>
-      </w:r>
-    </w:p>
-    <w:p>
-      <w:pPr>
-        <w:pStyle w:val="LectureBullet"/>
-      </w:pPr>
-      <w:r>
-        <w:t>• “五套都是连衣裙可以吗” → “那就缺一整类穿着场景。教材那一行五套里有两套是上下装。”</w:t>
-      </w:r>
-    </w:p>
-    <w:p>
-      <w:pPr>
-        <w:pStyle w:val="LectureBullet"/>
-      </w:pPr>
-      <w:r>
-        <w:t>• “我加一套不就行了” → “本周交五套。难在删，不在加。加到七套，四项任务反而更混。”</w:t>
-      </w:r>
-    </w:p>
-    <w:p>
-      <w:pPr>
-        <w:pStyle w:val="LectureBullet"/>
-      </w:pPr>
-      <w:r>
-        <w:t>• “顺序我觉得这样好看” → “把顺序倒过来看。阅读感没变化，说明还没有节奏。”</w:t>
-      </w:r>
-    </w:p>
-    <w:p>
-      <w:pPr>
-        <w:pStyle w:val="LectureBullet"/>
-      </w:pPr>
-      <w:r>
-        <w:t>• “删掉的两套还要留着吗” → “要。下周检查这些删除理由在秋冬是否仍然成立。”</w:t>
-      </w:r>
-    </w:p>
-    <w:p>
-      <w:pPr>
-        <w:pStyle w:val="LectureBullet"/>
-      </w:pPr>
-      <w:r>
-        <w:t>• “缩略图画得太小看不清细节” → “这正是目的。缩略图让节奏问题先于绘画技巧显现。”</w:t>
-      </w:r>
-    </w:p>
-    <w:p>
-      <w:pPr/>
-      <w:r>
-        <w:rPr>
-          <w:b/>
-        </w:rPr>
-        <w:t>【四｜中国大陆课堂中的跨文化表达提醒】</w:t>
-      </w:r>
-    </w:p>
-    <w:p>
-      <w:pPr>
-        <w:pStyle w:val="LectureBullet"/>
-      </w:pPr>
-      <w:r>
-        <w:t>• 比较中西设计师时，只问“这个做法解决了什么、代价是什么”，不问“哪一种更东方”。外籍教师尤其要避免代替学生做文化归属判断。</w:t>
-      </w:r>
-    </w:p>
-    <w:p>
-      <w:pPr>
-        <w:pStyle w:val="LectureBullet"/>
-      </w:pPr>
-      <w:r>
-        <w:t>• 称赞中式触点时使用“把触点做在结构上，不靠纹样”这类具体表述，避免“很有中国味”这类模糊评价。</w:t>
-      </w:r>
-    </w:p>
-    <w:p>
-      <w:pPr>
-        <w:pStyle w:val="LectureBullet"/>
-      </w:pPr>
-      <w:r>
-        <w:t>• 教材与院校案例须完整报出学生作者姓名与页码：于芳《服装设计基础与创意实践》（中国纺织出版社，2023）第115页、第112页图7-8与图7-7。</w:t>
-      </w:r>
-    </w:p>
-    <w:p>
-      <w:pPr>
-        <w:pStyle w:val="LectureBullet"/>
-      </w:pPr>
-      <w:r>
-        <w:t>• 大纲条文引用时使用“原文：……”的格式，与课程改写的说明文字区分开。</w:t>
       </w:r>
     </w:p>
     <w:p>

--- a/docs/jiangao/《女装设计III》第09周_中国大陆课堂完整讲稿_中文.docx
+++ b/docs/jiangao/《女装设计III》第09周_中国大陆课堂完整讲稿_中文.docx
@@ -165,6 +165,14 @@
       </w:pPr>
       <w:r>
         <w:t>还有一句要先说清楚：这周的取舍直接进入期末系列，期末不会再重来一次。所以今天做的判断，请认真做。</w:t>
+      </w:r>
+    </w:p>
+    <w:p>
+      <w:pPr>
+        <w:pStyle w:val="SpokenText"/>
+      </w:pPr>
+      <w:r>
+        <w:t xml:space="preserve">今天会反复出现三个词：“母题、编辑练习、强度转换”。母题是全系列反复出现的那一个图形或形状，它不能有第二套。强度转换是同一条规则从最强的一套减到最日常的一套。</w:t>
       </w:r>
     </w:p>
     <w:p>

--- a/docs/jiangao/《女装设计III》第09周_中国大陆课堂完整讲稿_中文.docx
+++ b/docs/jiangao/《女装设计III》第09周_中国大陆课堂完整讲稿_中文.docx
@@ -124,7 +124,7 @@
         <w:pStyle w:val="SpokenText"/>
       </w:pPr>
       <w:r>
-        <w:t>同学们好。上周Gate 2结束了，你们手上有两样东西：五套编排第二版，和两套已经验证过的白坯样衣。今天要编辑的就是这两样。</w:t>
+        <w:t>同学们好。上周Gate 2结束了，你们手上有两样东西：五套编排第二版，和两套已经验证过的款式图。今天要编辑的就是这两样。</w:t>
       </w:r>
     </w:p>
     <w:p>
@@ -148,7 +148,7 @@
         <w:pStyle w:val="SpokenText"/>
       </w:pPr>
       <w:r>
-        <w:t>请摊开第08周Gate 2的评审结果和两套白坯样衣照片，把评审当天写下的“条件通过”项抄到今天第一页。今天全程用这五套，不新起主题。</w:t>
+        <w:t>请摊开第08周Gate 2的评审结果和两套款式图照片，把评审当天写下的“条件通过”项抄到今天第一页。今天全程用这五套，不新起主题。</w:t>
       </w:r>
     </w:p>
     <w:p>
@@ -256,7 +256,7 @@
         <w:rPr>
           <w:sz w:val="18"/>
         </w:rPr>
-        <w:t>摊开Gate 2评审结果与白坯照片</w:t>
+        <w:t>摊开Gate 2评审结果与款式图照片</w:t>
       </w:r>
     </w:p>
     <w:p>
@@ -777,7 +777,7 @@
         <w:pStyle w:val="LectureBullet"/>
       </w:pPr>
       <w:r>
-        <w:t>• 学生：Gate 2评审结果与两套白坯样衣照片、五套编排第二版与角色说明、全部春夏草图、4—5厘米高的缩略图打印或复印件、服装卡片（可剪贴交换的上下装图块）。</w:t>
+        <w:t>• 学生：Gate 2评审结果与两套款式图照片、五套编排第二版与角色说明、全部春夏草图、4—5厘米高的缩略图打印或复印件、服装卡片（可剪贴交换的上下装图块）。</w:t>
       </w:r>
     </w:p>
     <w:p>
@@ -1056,7 +1056,7 @@
         <w:pStyle w:val="SpokenText"/>
       </w:pPr>
       <w:r>
-        <w:t>先花两分钟。请摊开第08周Gate 2的评审结果和两套白坯样衣照片，把评审当天写下的“条件通过”项抄到今天第一页。</w:t>
+        <w:t>先花两分钟。请摊开第08周Gate 2的评审结果和两套款式图照片，把评审当天写下的“条件通过”项抄到今天第一页。</w:t>
       </w:r>
     </w:p>
     <w:p>
@@ -1080,7 +1080,7 @@
         <w:pStyle w:val="SpokenText"/>
       </w:pPr>
       <w:r>
-        <w:t>第08周的两套候选白坯样衣，这周仍叫实物候选。请注意这一条：已验证的那两套，编辑时不能删。它们已经花了一周做实物，删掉等于把那一周扔掉。</w:t>
+        <w:t>第08周的两套候选款式图，这周仍叫深化候选。请注意这一条：已验证的那两套，编辑时不能删。它们已经花了一周做实物，删掉等于把那一周扔掉。</w:t>
       </w:r>
     </w:p>
     <w:p>
@@ -1104,7 +1104,7 @@
         <w:pStyle w:val="SpokenText"/>
       </w:pPr>
       <w:r>
-        <w:t>术语衔接：第08周的“实物候选”这周仍叫实物候选；“五套系列编排”这周进入三步——缩略图墙、产品架构、最终编排。</w:t>
+        <w:t>术语衔接：第08周的“深化候选”这周仍叫深化候选；“五套系列编排”这周进入三步——缩略图墙、产品架构、最终编排。</w:t>
       </w:r>
     </w:p>
     <w:p>
